--- a/public/templates/TEMPLATE_SEMI.docx
+++ b/public/templates/TEMPLATE_SEMI.docx
@@ -3,36 +3,168 @@
 <w:document xmlns:wpc="http://schemas.microsoft.com/office/word/2010/wordprocessingCanvas" xmlns:cx="http://schemas.microsoft.com/office/drawing/2014/chartex" xmlns:cx1="http://schemas.microsoft.com/office/drawing/2015/9/8/chartex" xmlns:cx2="http://schemas.microsoft.com/office/drawing/2015/10/21/chartex" xmlns:cx3="http://schemas.microsoft.com/office/drawing/2016/5/9/chartex" xmlns:cx4="http://schemas.microsoft.com/office/drawing/2016/5/10/chartex" xmlns:cx5="http://schemas.microsoft.com/office/drawing/2016/5/11/chartex" xmlns:cx6="http://schemas.microsoft.com/office/drawing/2016/5/12/chartex" xmlns:cx7="http://schemas.microsoft.com/office/drawing/2016/5/13/chartex" xmlns:cx8="http://schemas.microsoft.com/office/drawing/2016/5/14/chartex" xmlns:mc="http://schemas.openxmlformats.org/markup-compatibility/2006" xmlns:aink="http://schemas.microsoft.com/office/drawing/2016/ink" xmlns:am3d="http://schemas.microsoft.com/office/drawing/2017/model3d" xmlns:o="urn:schemas-microsoft-com:office:office" xmlns:oel="http://schemas.microsoft.com/office/2019/extlst" xmlns:r="http://schemas.openxmlformats.org/officeDocument/2006/relationships" xmlns:m="http://schemas.openxmlformats.org/officeDocument/2006/math" xmlns:v="urn:schemas-microsoft-com:vml" xmlns:wp14="http://schemas.microsoft.com/office/word/2010/wordprocessingDrawing" xmlns:wp="http://schemas.openxmlformats.org/drawingml/2006/wordprocessingDrawing" xmlns:w10="urn:schemas-microsoft-com:office:word" xmlns:w="http://schemas.openxmlformats.org/wordprocessingml/2006/main" xmlns:w14="http://schemas.microsoft.com/office/word/2010/wordml" xmlns:w15="http://schemas.microsoft.com/office/word/2012/wordml" xmlns:w16cex="http://schemas.microsoft.com/office/word/2018/wordml/cex" xmlns:w16cid="http://schemas.microsoft.com/office/word/2016/wordml/cid" xmlns:w16="http://schemas.microsoft.com/office/word/2018/wordml" xmlns:w16du="http://schemas.microsoft.com/office/word/2023/wordml/word16du" xmlns:w16sdtdh="http://schemas.microsoft.com/office/word/2020/wordml/sdtdatahash" xmlns:w16sdtfl="http://schemas.microsoft.com/office/word/2024/wordml/sdtformatlock" xmlns:w16se="http://schemas.microsoft.com/office/word/2015/wordml/symex" xmlns:wpg="http://schemas.microsoft.com/office/word/2010/wordprocessingGroup" xmlns:wpi="http://schemas.microsoft.com/office/word/2010/wordprocessingInk" xmlns:wne="http://schemas.microsoft.com/office/word/2006/wordml" xmlns:wps="http://schemas.microsoft.com/office/word/2010/wordprocessingShape" mc:Ignorable="w14 w15 w16se w16cid w16 w16cex w16sdtdh w16sdtfl w16du wp14">
   <w:body>
     <w:p>
+      <w:pPr>
+        <w:pStyle w:val="Titre"/>
+      </w:pPr>
       <w:r>
         <w:t>Template de Plan</w:t>
       </w:r>
       <w:r>
         <w:t xml:space="preserve"> </w:t>
       </w:r>
-      <w:r>
-        <w:t xml:space="preserve">Semi marathon </w:t>
-      </w:r>
-    </w:p>
-    <w:p/>
-    <w:p>
-      <w:r>
-        <w:t>On applique la méthode de périodisation inversée : on commence par la "Cylindrée" (VO2max) et on finit par la "Tenue de route" (Spécifique).</w:t>
-      </w:r>
-    </w:p>
-    <w:p>
-      <w:r>
-        <w:rPr>
-          <w:b/>
-          <w:bCs/>
-        </w:rPr>
-        <w:t>Lexique rapide pour la lecture :</w:t>
+      <w:proofErr w:type="spellStart"/>
+      <w:r>
+        <w:t>Semi marathon</w:t>
+      </w:r>
+      <w:proofErr w:type="spellEnd"/>
+      <w:r>
+        <w:t xml:space="preserve"> </w:t>
+      </w:r>
+    </w:p>
+    <w:p>
+      <w:r>
+        <w:t>Voici une remise en page claire, structurée et professionnelle de votre plan de semi-marathon, optimisée pour la lecture et l'impression.</w:t>
+      </w:r>
+    </w:p>
+    <w:p>
+      <w:r>
+        <w:t xml:space="preserve">Ce plan suit la méthode de </w:t>
+      </w:r>
+      <w:r>
+        <w:rPr>
+          <w:b/>
+          <w:bCs/>
+        </w:rPr>
+        <w:t>périodisation inversée</w:t>
+      </w:r>
+      <w:r>
+        <w:t xml:space="preserve"> : on développe d'abord la "Cylindrée" (VO2max) pour finir par la "Tenue de route" (Spécifique).</w:t>
+      </w:r>
+    </w:p>
+    <w:p>
+      <w:r>
+        <w:pict w14:anchorId="3B7D372D">
+          <v:rect id="_x0000_i1072" style="width:0;height:1.5pt" o:hralign="center" o:hrstd="t" o:hr="t" fillcolor="#a0a0a0" stroked="f"/>
+        </w:pict>
+      </w:r>
+    </w:p>
+    <w:p>
+      <w:pPr>
+        <w:rPr>
+          <w:b/>
+          <w:bCs/>
+        </w:rPr>
+      </w:pPr>
+      <w:r>
+        <w:rPr>
+          <w:rFonts w:ascii="Segoe UI Emoji" w:hAnsi="Segoe UI Emoji" w:cs="Segoe UI Emoji"/>
+          <w:b/>
+          <w:bCs/>
+        </w:rPr>
+        <w:t>🏃</w:t>
+      </w:r>
+      <w:r>
+        <w:rPr>
+          <w:b/>
+          <w:bCs/>
+        </w:rPr>
+        <w:t xml:space="preserve"> Plan Semi-Marathon : Objectif 1h24 (</w:t>
+      </w:r>
+      <w:proofErr w:type="gramStart"/>
+      <w:r>
+        <w:rPr>
+          <w:b/>
+          <w:bCs/>
+        </w:rPr>
+        <w:t>4:</w:t>
+      </w:r>
+      <w:proofErr w:type="gramEnd"/>
+      <w:r>
+        <w:rPr>
+          <w:b/>
+          <w:bCs/>
+        </w:rPr>
+        <w:t>00/min/km)</w:t>
+      </w:r>
+    </w:p>
+    <w:p>
+      <w:r>
+        <w:rPr>
+          <w:b/>
+          <w:bCs/>
+        </w:rPr>
+        <w:t>Méthode :</w:t>
+      </w:r>
+      <w:r>
+        <w:t xml:space="preserve"> Périodisation Inversée </w:t>
+      </w:r>
+      <w:r>
+        <w:rPr>
+          <w:b/>
+          <w:bCs/>
+        </w:rPr>
+        <w:t>Cible Spécifique (AS21) :</w:t>
+      </w:r>
+      <w:r>
+        <w:t xml:space="preserve"> </w:t>
+      </w:r>
+      <w:proofErr w:type="gramStart"/>
+      <w:r>
+        <w:t>4:</w:t>
+      </w:r>
+      <w:proofErr w:type="gramEnd"/>
+      <w:r>
+        <w:t xml:space="preserve">00 - </w:t>
+      </w:r>
+      <w:proofErr w:type="gramStart"/>
+      <w:r>
+        <w:t>4:</w:t>
+      </w:r>
+      <w:proofErr w:type="gramEnd"/>
+      <w:r>
+        <w:t xml:space="preserve">02 min/km (Zone Z4b) </w:t>
+      </w:r>
+    </w:p>
+    <w:p>
+      <w:r>
+        <w:t>+1</w:t>
+      </w:r>
+    </w:p>
+    <w:p>
+      <w:r>
+        <w:pict w14:anchorId="4DBA8420">
+          <v:rect id="_x0000_i1073" style="width:0;height:1.5pt" o:hralign="center" o:hrstd="t" o:hr="t" fillcolor="#a0a0a0" stroked="f"/>
+        </w:pict>
+      </w:r>
+    </w:p>
+    <w:p>
+      <w:pPr>
+        <w:rPr>
+          <w:b/>
+          <w:bCs/>
+        </w:rPr>
+      </w:pPr>
+      <w:r>
+        <w:rPr>
+          <w:rFonts w:ascii="Segoe UI Emoji" w:hAnsi="Segoe UI Emoji" w:cs="Segoe UI Emoji"/>
+          <w:b/>
+          <w:bCs/>
+        </w:rPr>
+        <w:t>📖</w:t>
+      </w:r>
+      <w:r>
+        <w:rPr>
+          <w:b/>
+          <w:bCs/>
+        </w:rPr>
+        <w:t xml:space="preserve"> Lexique &amp; Zones</w:t>
       </w:r>
     </w:p>
     <w:p>
       <w:pPr>
         <w:numPr>
           <w:ilvl w:val="0"/>
-          <w:numId w:val="8"/>
+          <w:numId w:val="21"/>
         </w:numPr>
       </w:pPr>
       <w:r>
@@ -40,17 +172,17 @@
           <w:b/>
           <w:bCs/>
         </w:rPr>
-        <w:t>WU :</w:t>
-      </w:r>
-      <w:r>
-        <w:t xml:space="preserve"> Warm Up (Échauffement, Z1/Z2 progressif)</w:t>
+        <w:t>WU (Warm Up) :</w:t>
+      </w:r>
+      <w:r>
+        <w:t xml:space="preserve"> Échauffement, Z1/Z2 progressif.</w:t>
       </w:r>
     </w:p>
     <w:p>
       <w:pPr>
         <w:numPr>
           <w:ilvl w:val="0"/>
-          <w:numId w:val="8"/>
+          <w:numId w:val="21"/>
         </w:numPr>
       </w:pPr>
       <w:r>
@@ -58,35 +190,44 @@
           <w:b/>
           <w:bCs/>
         </w:rPr>
-        <w:t>CD :</w:t>
-      </w:r>
-      <w:r>
-        <w:t xml:space="preserve"> Cool Down (Retour au calme, Z1 très souple)</w:t>
+        <w:t>CD (Cool Down) :</w:t>
+      </w:r>
+      <w:r>
+        <w:t xml:space="preserve"> Retour au calme, Z1 très souple.</w:t>
       </w:r>
     </w:p>
     <w:p>
       <w:pPr>
         <w:numPr>
           <w:ilvl w:val="0"/>
-          <w:numId w:val="8"/>
+          <w:numId w:val="21"/>
         </w:numPr>
       </w:pPr>
-      <w:r>
-        <w:rPr>
-          <w:b/>
-          <w:bCs/>
-        </w:rPr>
-        <w:t>r :</w:t>
-      </w:r>
-      <w:r>
-        <w:t xml:space="preserve"> Récupération active (trot ou marche) entre les répétitions</w:t>
+      <w:proofErr w:type="gramStart"/>
+      <w:r>
+        <w:rPr>
+          <w:b/>
+          <w:bCs/>
+        </w:rPr>
+        <w:t>r</w:t>
+      </w:r>
+      <w:proofErr w:type="gramEnd"/>
+      <w:r>
+        <w:rPr>
+          <w:b/>
+          <w:bCs/>
+        </w:rPr>
+        <w:t xml:space="preserve"> (minuscule) :</w:t>
+      </w:r>
+      <w:r>
+        <w:t xml:space="preserve"> Récupération active (trot/marche) entre les répétitions.</w:t>
       </w:r>
     </w:p>
     <w:p>
       <w:pPr>
         <w:numPr>
           <w:ilvl w:val="0"/>
-          <w:numId w:val="8"/>
+          <w:numId w:val="21"/>
         </w:numPr>
       </w:pPr>
       <w:r>
@@ -94,17 +235,17 @@
           <w:b/>
           <w:bCs/>
         </w:rPr>
-        <w:t>R :</w:t>
-      </w:r>
-      <w:r>
-        <w:t xml:space="preserve"> Récupération entre les séries</w:t>
+        <w:t>R (MAJUSCULE) :</w:t>
+      </w:r>
+      <w:r>
+        <w:t xml:space="preserve"> Récupération entre les séries.</w:t>
       </w:r>
     </w:p>
     <w:p>
       <w:pPr>
         <w:numPr>
           <w:ilvl w:val="0"/>
-          <w:numId w:val="8"/>
+          <w:numId w:val="21"/>
         </w:numPr>
       </w:pPr>
       <w:r>
@@ -115,23 +256,13 @@
         <w:t>AS21 :</w:t>
       </w:r>
       <w:r>
-        <w:t xml:space="preserve"> Allure Semi (Ta cible : 4:00 - 4:02 min/km -&gt; </w:t>
-      </w:r>
-      <w:r>
-        <w:rPr>
-          <w:b/>
-          <w:bCs/>
-        </w:rPr>
-        <w:t>Ta zone Z4b</w:t>
-      </w:r>
-      <w:r>
-        <w:t>)</w:t>
-      </w:r>
-    </w:p>
-    <w:p>
-      <w:r>
-        <w:pict w14:anchorId="540739A6">
-          <v:rect id="_x0000_i1030" style="width:0;height:1.5pt" o:hralign="center" o:hrstd="t" o:hr="t" fillcolor="#a0a0a0" stroked="f"/>
+        <w:t xml:space="preserve"> Allure Semi-Marathon.</w:t>
+      </w:r>
+    </w:p>
+    <w:p>
+      <w:r>
+        <w:pict w14:anchorId="076BA41C">
+          <v:rect id="_x0000_i1074" style="width:0;height:1.5pt" o:hralign="center" o:hrstd="t" o:hr="t" fillcolor="#a0a0a0" stroked="f"/>
         </w:pict>
       </w:r>
     </w:p>
@@ -144,10 +275,18 @@
       </w:pPr>
       <w:r>
         <w:rPr>
-          <w:b/>
-          <w:bCs/>
-        </w:rPr>
-        <w:t>PHASE 1 : DÉVELOPPEMENT MOTEUR (VO2max &amp; Force)</w:t>
+          <w:rFonts w:ascii="Segoe UI Emoji" w:hAnsi="Segoe UI Emoji" w:cs="Segoe UI Emoji"/>
+          <w:b/>
+          <w:bCs/>
+        </w:rPr>
+        <w:t>🟥</w:t>
+      </w:r>
+      <w:r>
+        <w:rPr>
+          <w:b/>
+          <w:bCs/>
+        </w:rPr>
+        <w:t xml:space="preserve"> PHASE 1 : DÉVELOPPEMENT MOTEUR (VO2max &amp; Force)</w:t>
       </w:r>
     </w:p>
     <w:p>
@@ -159,29 +298,27 @@
         <w:t>Objectif :</w:t>
       </w:r>
       <w:r>
-        <w:t xml:space="preserve"> Augmenter le plafond de verre. On veut que 4:00/km devienne "facile" au niveau cardio. On accepte une grosse fatigue musculaire.</w:t>
-      </w:r>
-    </w:p>
-    <w:p>
-      <w:pPr>
-        <w:rPr>
-          <w:b/>
-          <w:bCs/>
-        </w:rPr>
-      </w:pPr>
-      <w:r>
-        <w:rPr>
-          <w:b/>
-          <w:bCs/>
-        </w:rPr>
-        <w:t>Semaine 1 : Activation &amp; Vitesse</w:t>
+        <w:t xml:space="preserve"> Augmenter le plafond de verre (VO2max) et la force. On veut que </w:t>
+      </w:r>
+      <w:proofErr w:type="gramStart"/>
+      <w:r>
+        <w:t>4:</w:t>
+      </w:r>
+      <w:proofErr w:type="gramEnd"/>
+      <w:r>
+        <w:t>00/km devienne "facile" au cardio. On accepte une grosse fatigue musculaire.</w:t>
+      </w:r>
+    </w:p>
+    <w:p>
+      <w:r>
+        <w:t xml:space="preserve">Semaine 1 : Activation &amp; Vitesse </w:t>
       </w:r>
     </w:p>
     <w:p>
       <w:pPr>
         <w:numPr>
           <w:ilvl w:val="0"/>
-          <w:numId w:val="9"/>
+          <w:numId w:val="22"/>
         </w:numPr>
       </w:pPr>
       <w:r>
@@ -192,14 +329,33 @@
         <w:t>Lundi :</w:t>
       </w:r>
       <w:r>
-        <w:t xml:space="preserve"> Repos ou 45' Vélo Z1 (Mouliner pour vasculariser).</w:t>
+        <w:t xml:space="preserve"> </w:t>
+      </w:r>
+      <w:r>
+        <w:rPr>
+          <w:rFonts w:ascii="Segoe UI Emoji" w:hAnsi="Segoe UI Emoji" w:cs="Segoe UI Emoji"/>
+        </w:rPr>
+        <w:t>🚲</w:t>
+      </w:r>
+      <w:r>
+        <w:t xml:space="preserve"> </w:t>
+      </w:r>
+      <w:r>
+        <w:rPr>
+          <w:b/>
+          <w:bCs/>
+        </w:rPr>
+        <w:t>Repos ou Vélo</w:t>
+      </w:r>
+      <w:r>
+        <w:t xml:space="preserve"> (45' Z1, mouliner pour vasculariser).</w:t>
       </w:r>
     </w:p>
     <w:p>
       <w:pPr>
         <w:numPr>
           <w:ilvl w:val="0"/>
-          <w:numId w:val="9"/>
+          <w:numId w:val="22"/>
         </w:numPr>
       </w:pPr>
       <w:r>
@@ -220,21 +376,32 @@
         <w:t>2 séries de (10 x 30" Z6 / 30" Z1)</w:t>
       </w:r>
       <w:r>
-        <w:t xml:space="preserve"> R:3' + 10' CD. </w:t>
+        <w:t xml:space="preserve"> </w:t>
+      </w:r>
+      <w:proofErr w:type="gramStart"/>
+      <w:r>
+        <w:t>R:</w:t>
+      </w:r>
+      <w:proofErr w:type="gramEnd"/>
+      <w:r>
+        <w:t xml:space="preserve">3' + 10' CD. </w:t>
       </w:r>
       <w:r>
         <w:rPr>
           <w:i/>
           <w:iCs/>
         </w:rPr>
-        <w:t>Focus : Dynamisme, pied actif.</w:t>
+        <w:t>Focus : Dynamisme, pied actif</w:t>
+      </w:r>
+      <w:r>
+        <w:t>.</w:t>
       </w:r>
     </w:p>
     <w:p>
       <w:pPr>
         <w:numPr>
           <w:ilvl w:val="0"/>
-          <w:numId w:val="9"/>
+          <w:numId w:val="22"/>
         </w:numPr>
       </w:pPr>
       <w:r>
@@ -245,14 +412,33 @@
         <w:t>Mercredi :</w:t>
       </w:r>
       <w:r>
-        <w:t xml:space="preserve"> 50' Footing Z2 pure.</w:t>
+        <w:t xml:space="preserve"> </w:t>
+      </w:r>
+      <w:r>
+        <w:rPr>
+          <w:rFonts w:ascii="Segoe UI Emoji" w:hAnsi="Segoe UI Emoji" w:cs="Segoe UI Emoji"/>
+        </w:rPr>
+        <w:t>🏃</w:t>
+      </w:r>
+      <w:r>
+        <w:t xml:space="preserve"> </w:t>
+      </w:r>
+      <w:r>
+        <w:rPr>
+          <w:b/>
+          <w:bCs/>
+        </w:rPr>
+        <w:t>Footing</w:t>
+      </w:r>
+      <w:r>
+        <w:t xml:space="preserve"> 50' Z2 pure.</w:t>
       </w:r>
     </w:p>
     <w:p>
       <w:pPr>
         <w:numPr>
           <w:ilvl w:val="0"/>
-          <w:numId w:val="9"/>
+          <w:numId w:val="22"/>
         </w:numPr>
       </w:pPr>
       <w:r>
@@ -273,21 +459,32 @@
         <w:t>10 x 15" Sprint en côte raide (Z7)</w:t>
       </w:r>
       <w:r>
-        <w:t xml:space="preserve"> r:2' marche (redescente) + 10' CD. </w:t>
+        <w:t xml:space="preserve"> </w:t>
+      </w:r>
+      <w:proofErr w:type="gramStart"/>
+      <w:r>
+        <w:t>r:</w:t>
+      </w:r>
+      <w:proofErr w:type="gramEnd"/>
+      <w:r>
+        <w:t xml:space="preserve">2' marche + 10' CD. </w:t>
       </w:r>
       <w:r>
         <w:rPr>
           <w:i/>
           <w:iCs/>
         </w:rPr>
-        <w:t>Focus : Poussée maximale, recrutement fibres rapides.</w:t>
+        <w:t>Focus : Poussée maximale</w:t>
+      </w:r>
+      <w:r>
+        <w:t>.</w:t>
       </w:r>
     </w:p>
     <w:p>
       <w:pPr>
         <w:numPr>
           <w:ilvl w:val="0"/>
-          <w:numId w:val="9"/>
+          <w:numId w:val="22"/>
         </w:numPr>
       </w:pPr>
       <w:r>
@@ -296,6 +493,15 @@
           <w:bCs/>
         </w:rPr>
         <w:t>Vendredi :</w:t>
+      </w:r>
+      <w:r>
+        <w:t xml:space="preserve"> </w:t>
+      </w:r>
+      <w:r>
+        <w:rPr>
+          <w:rFonts w:ascii="Segoe UI Emoji" w:hAnsi="Segoe UI Emoji" w:cs="Segoe UI Emoji"/>
+        </w:rPr>
+        <w:t>🛑</w:t>
       </w:r>
       <w:r>
         <w:t xml:space="preserve"> Repos.</w:t>
@@ -305,7 +511,7 @@
       <w:pPr>
         <w:numPr>
           <w:ilvl w:val="0"/>
-          <w:numId w:val="9"/>
+          <w:numId w:val="22"/>
         </w:numPr>
       </w:pPr>
       <w:r>
@@ -316,14 +522,23 @@
         <w:t>Samedi :</w:t>
       </w:r>
       <w:r>
-        <w:t xml:space="preserve"> 45' Z2 + 5 lignes droites (accélérations progressives sur 100m).</w:t>
+        <w:t xml:space="preserve"> </w:t>
+      </w:r>
+      <w:r>
+        <w:rPr>
+          <w:rFonts w:ascii="Segoe UI Emoji" w:hAnsi="Segoe UI Emoji" w:cs="Segoe UI Emoji"/>
+        </w:rPr>
+        <w:t>🏃</w:t>
+      </w:r>
+      <w:r>
+        <w:t xml:space="preserve"> 45' Z2 + 5 lignes droites (accélérations sur 100m).</w:t>
       </w:r>
     </w:p>
     <w:p>
       <w:pPr>
         <w:numPr>
           <w:ilvl w:val="0"/>
-          <w:numId w:val="9"/>
+          <w:numId w:val="22"/>
         </w:numPr>
       </w:pPr>
       <w:r>
@@ -331,32 +546,23 @@
           <w:b/>
           <w:bCs/>
         </w:rPr>
-        <w:t>Dimanche :</w:t>
-      </w:r>
-      <w:r>
-        <w:t xml:space="preserve"> 1h15 Sortie Longue Z2. Terrain vallonné si possible.</w:t>
-      </w:r>
-    </w:p>
-    <w:p>
-      <w:pPr>
-        <w:rPr>
-          <w:b/>
-          <w:bCs/>
-        </w:rPr>
-      </w:pPr>
-      <w:r>
-        <w:rPr>
-          <w:b/>
-          <w:bCs/>
-        </w:rPr>
-        <w:t>Semaine 2 : Charge VO2max</w:t>
+        <w:lastRenderedPageBreak/>
+        <w:t>Dimanche (Sortie Longue) :</w:t>
+      </w:r>
+      <w:r>
+        <w:t xml:space="preserve"> 1h15 Z2 sur terrain vallonné.</w:t>
+      </w:r>
+    </w:p>
+    <w:p>
+      <w:r>
+        <w:t xml:space="preserve">Semaine 2 : Charge VO2max </w:t>
       </w:r>
     </w:p>
     <w:p>
       <w:pPr>
         <w:numPr>
           <w:ilvl w:val="0"/>
-          <w:numId w:val="10"/>
+          <w:numId w:val="23"/>
         </w:numPr>
       </w:pPr>
       <w:r>
@@ -367,14 +573,33 @@
         <w:t>Lundi :</w:t>
       </w:r>
       <w:r>
-        <w:t xml:space="preserve"> Repos ou 45' Natation cool.</w:t>
+        <w:t xml:space="preserve"> </w:t>
+      </w:r>
+      <w:r>
+        <w:rPr>
+          <w:rFonts w:ascii="Segoe UI Emoji" w:hAnsi="Segoe UI Emoji" w:cs="Segoe UI Emoji"/>
+        </w:rPr>
+        <w:t>🏊</w:t>
+      </w:r>
+      <w:r>
+        <w:t xml:space="preserve"> </w:t>
+      </w:r>
+      <w:r>
+        <w:rPr>
+          <w:b/>
+          <w:bCs/>
+        </w:rPr>
+        <w:t>Repos ou Natation</w:t>
+      </w:r>
+      <w:r>
+        <w:t xml:space="preserve"> cool (45').</w:t>
       </w:r>
     </w:p>
     <w:p>
       <w:pPr>
         <w:numPr>
           <w:ilvl w:val="0"/>
-          <w:numId w:val="10"/>
+          <w:numId w:val="23"/>
         </w:numPr>
       </w:pPr>
       <w:r>
@@ -395,21 +620,32 @@
         <w:t>15 x 1' Z6 (100-105% VMA)</w:t>
       </w:r>
       <w:r>
-        <w:t xml:space="preserve"> r:1' Z1 + 10' CD. </w:t>
+        <w:t xml:space="preserve"> </w:t>
+      </w:r>
+      <w:proofErr w:type="gramStart"/>
+      <w:r>
+        <w:t>r:</w:t>
+      </w:r>
+      <w:proofErr w:type="gramEnd"/>
+      <w:r>
+        <w:t xml:space="preserve">1' Z1 + 10' CD. </w:t>
       </w:r>
       <w:r>
         <w:rPr>
           <w:i/>
           <w:iCs/>
         </w:rPr>
-        <w:t>Focus : Tenir la même distance sur la 1ère et la 15ème.</w:t>
+        <w:t>Focus : Régularité</w:t>
+      </w:r>
+      <w:r>
+        <w:t>.</w:t>
       </w:r>
     </w:p>
     <w:p>
       <w:pPr>
         <w:numPr>
           <w:ilvl w:val="0"/>
-          <w:numId w:val="10"/>
+          <w:numId w:val="23"/>
         </w:numPr>
       </w:pPr>
       <w:r>
@@ -418,6 +654,15 @@
           <w:bCs/>
         </w:rPr>
         <w:t>Mercredi :</w:t>
+      </w:r>
+      <w:r>
+        <w:t xml:space="preserve"> </w:t>
+      </w:r>
+      <w:r>
+        <w:rPr>
+          <w:rFonts w:ascii="Segoe UI Emoji" w:hAnsi="Segoe UI Emoji" w:cs="Segoe UI Emoji"/>
+        </w:rPr>
+        <w:t>🚲</w:t>
       </w:r>
       <w:r>
         <w:t xml:space="preserve"> 1h Vélo Z2 ou 50' Footing Z2.</w:t>
@@ -427,7 +672,7 @@
       <w:pPr>
         <w:numPr>
           <w:ilvl w:val="0"/>
-          <w:numId w:val="10"/>
+          <w:numId w:val="23"/>
         </w:numPr>
       </w:pPr>
       <w:r>
@@ -435,8 +680,23 @@
           <w:b/>
           <w:bCs/>
         </w:rPr>
-        <w:lastRenderedPageBreak/>
-        <w:t>Jeudi (Renfo/Seuil) :</w:t>
+        <w:t>Jeudi (</w:t>
+      </w:r>
+      <w:proofErr w:type="spellStart"/>
+      <w:r>
+        <w:rPr>
+          <w:b/>
+          <w:bCs/>
+        </w:rPr>
+        <w:t>Renfo</w:t>
+      </w:r>
+      <w:proofErr w:type="spellEnd"/>
+      <w:r>
+        <w:rPr>
+          <w:b/>
+          <w:bCs/>
+        </w:rPr>
+        <w:t>/Seuil) :</w:t>
       </w:r>
       <w:r>
         <w:t xml:space="preserve"> 20' WU + </w:t>
@@ -449,21 +709,32 @@
         <w:t>3 x 8' Z3 haut/Z4a bas (Tempo)</w:t>
       </w:r>
       <w:r>
-        <w:t xml:space="preserve"> r:2' + 10' CD. </w:t>
+        <w:t xml:space="preserve"> </w:t>
+      </w:r>
+      <w:proofErr w:type="gramStart"/>
+      <w:r>
+        <w:t>r:</w:t>
+      </w:r>
+      <w:proofErr w:type="gramEnd"/>
+      <w:r>
+        <w:t xml:space="preserve">2' + 10' CD. </w:t>
       </w:r>
       <w:r>
         <w:rPr>
           <w:i/>
           <w:iCs/>
         </w:rPr>
-        <w:t>Focus : Force, foulée ample.</w:t>
+        <w:t>Focus : Foulée ample</w:t>
+      </w:r>
+      <w:r>
+        <w:t>.</w:t>
       </w:r>
     </w:p>
     <w:p>
       <w:pPr>
         <w:numPr>
           <w:ilvl w:val="0"/>
-          <w:numId w:val="10"/>
+          <w:numId w:val="23"/>
         </w:numPr>
       </w:pPr>
       <w:r>
@@ -472,6 +743,15 @@
           <w:bCs/>
         </w:rPr>
         <w:t>Vendredi :</w:t>
+      </w:r>
+      <w:r>
+        <w:t xml:space="preserve"> </w:t>
+      </w:r>
+      <w:r>
+        <w:rPr>
+          <w:rFonts w:ascii="Segoe UI Emoji" w:hAnsi="Segoe UI Emoji" w:cs="Segoe UI Emoji"/>
+        </w:rPr>
+        <w:t>🛑</w:t>
       </w:r>
       <w:r>
         <w:t xml:space="preserve"> Repos.</w:t>
@@ -481,7 +761,7 @@
       <w:pPr>
         <w:numPr>
           <w:ilvl w:val="0"/>
-          <w:numId w:val="10"/>
+          <w:numId w:val="23"/>
         </w:numPr>
       </w:pPr>
       <w:r>
@@ -490,6 +770,15 @@
           <w:bCs/>
         </w:rPr>
         <w:t>Samedi :</w:t>
+      </w:r>
+      <w:r>
+        <w:t xml:space="preserve"> </w:t>
+      </w:r>
+      <w:r>
+        <w:rPr>
+          <w:rFonts w:ascii="Segoe UI Emoji" w:hAnsi="Segoe UI Emoji" w:cs="Segoe UI Emoji"/>
+        </w:rPr>
+        <w:t>🏃</w:t>
       </w:r>
       <w:r>
         <w:t xml:space="preserve"> 45' Z2 tranquille.</w:t>
@@ -499,7 +788,7 @@
       <w:pPr>
         <w:numPr>
           <w:ilvl w:val="0"/>
-          <w:numId w:val="10"/>
+          <w:numId w:val="23"/>
         </w:numPr>
       </w:pPr>
       <w:r>
@@ -507,32 +796,32 @@
           <w:b/>
           <w:bCs/>
         </w:rPr>
-        <w:t>Dimanche :</w:t>
-      </w:r>
-      <w:r>
-        <w:t xml:space="preserve"> 1h20 Z2 dont 20' central en Z3.</w:t>
-      </w:r>
-    </w:p>
-    <w:p>
-      <w:pPr>
-        <w:rPr>
-          <w:b/>
-          <w:bCs/>
-        </w:rPr>
-      </w:pPr>
-      <w:r>
-        <w:rPr>
-          <w:b/>
-          <w:bCs/>
-        </w:rPr>
-        <w:t>Semaine 3 : Pic Intensité (Semaine la plus dure en intensité pure)</w:t>
+        <w:t>Dimanche (Sortie Longue) :</w:t>
+      </w:r>
+      <w:r>
+        <w:t xml:space="preserve"> 1h20 Z2 dont </w:t>
+      </w:r>
+      <w:r>
+        <w:rPr>
+          <w:b/>
+          <w:bCs/>
+        </w:rPr>
+        <w:t>20' central en Z3</w:t>
+      </w:r>
+      <w:r>
+        <w:t>.</w:t>
+      </w:r>
+    </w:p>
+    <w:p>
+      <w:r>
+        <w:t xml:space="preserve">Semaine 3 : Pic Intensité (Semaine la plus dure) </w:t>
       </w:r>
     </w:p>
     <w:p>
       <w:pPr>
         <w:numPr>
           <w:ilvl w:val="0"/>
-          <w:numId w:val="11"/>
+          <w:numId w:val="24"/>
         </w:numPr>
       </w:pPr>
       <w:r>
@@ -541,6 +830,15 @@
           <w:bCs/>
         </w:rPr>
         <w:t>Lundi :</w:t>
+      </w:r>
+      <w:r>
+        <w:t xml:space="preserve"> </w:t>
+      </w:r>
+      <w:r>
+        <w:rPr>
+          <w:rFonts w:ascii="Segoe UI Emoji" w:hAnsi="Segoe UI Emoji" w:cs="Segoe UI Emoji"/>
+        </w:rPr>
+        <w:t>🛑</w:t>
       </w:r>
       <w:r>
         <w:t xml:space="preserve"> Repos.</w:t>
@@ -550,7 +848,7 @@
       <w:pPr>
         <w:numPr>
           <w:ilvl w:val="0"/>
-          <w:numId w:val="11"/>
+          <w:numId w:val="24"/>
         </w:numPr>
       </w:pPr>
       <w:r>
@@ -571,21 +869,32 @@
         <w:t>5 x 3' à Z5 haute/Z6 basse (95-98% VMA)</w:t>
       </w:r>
       <w:r>
-        <w:t xml:space="preserve"> r:2' + 10' CD. </w:t>
+        <w:t xml:space="preserve"> </w:t>
+      </w:r>
+      <w:proofErr w:type="gramStart"/>
+      <w:r>
+        <w:t>r:</w:t>
+      </w:r>
+      <w:proofErr w:type="gramEnd"/>
+      <w:r>
+        <w:t xml:space="preserve">2' + 10' CD. </w:t>
       </w:r>
       <w:r>
         <w:rPr>
           <w:i/>
           <w:iCs/>
         </w:rPr>
-        <w:t>Focus : C'est très dur mentalement. Souffle court.</w:t>
+        <w:t>Note : Très dur mentalement</w:t>
+      </w:r>
+      <w:r>
+        <w:t>.</w:t>
       </w:r>
     </w:p>
     <w:p>
       <w:pPr>
         <w:numPr>
           <w:ilvl w:val="0"/>
-          <w:numId w:val="11"/>
+          <w:numId w:val="24"/>
         </w:numPr>
       </w:pPr>
       <w:r>
@@ -594,6 +903,15 @@
           <w:bCs/>
         </w:rPr>
         <w:t>Mercredi :</w:t>
+      </w:r>
+      <w:r>
+        <w:t xml:space="preserve"> </w:t>
+      </w:r>
+      <w:r>
+        <w:rPr>
+          <w:rFonts w:ascii="Segoe UI Emoji" w:hAnsi="Segoe UI Emoji" w:cs="Segoe UI Emoji"/>
+        </w:rPr>
+        <w:t>🏃</w:t>
       </w:r>
       <w:r>
         <w:t xml:space="preserve"> 1h Footing Z2.</w:t>
@@ -603,7 +921,7 @@
       <w:pPr>
         <w:numPr>
           <w:ilvl w:val="0"/>
-          <w:numId w:val="11"/>
+          <w:numId w:val="24"/>
         </w:numPr>
       </w:pPr>
       <w:r>
@@ -624,14 +942,30 @@
         <w:t>12 x 45" Côte (Z6)</w:t>
       </w:r>
       <w:r>
-        <w:t xml:space="preserve"> r:1'30 descente + 10' CD.</w:t>
+        <w:t xml:space="preserve"> </w:t>
+      </w:r>
+      <w:proofErr w:type="gramStart"/>
+      <w:r>
+        <w:t>r:</w:t>
+      </w:r>
+      <w:proofErr w:type="gramEnd"/>
+      <w:r>
+        <w:t xml:space="preserve">1'30 </w:t>
+      </w:r>
+      <w:proofErr w:type="gramStart"/>
+      <w:r>
+        <w:t>descente</w:t>
+      </w:r>
+      <w:proofErr w:type="gramEnd"/>
+      <w:r>
+        <w:t xml:space="preserve"> + 10' CD.</w:t>
       </w:r>
     </w:p>
     <w:p>
       <w:pPr>
         <w:numPr>
           <w:ilvl w:val="0"/>
-          <w:numId w:val="11"/>
+          <w:numId w:val="24"/>
         </w:numPr>
       </w:pPr>
       <w:r>
@@ -640,6 +974,15 @@
           <w:bCs/>
         </w:rPr>
         <w:t>Vendredi :</w:t>
+      </w:r>
+      <w:r>
+        <w:t xml:space="preserve"> </w:t>
+      </w:r>
+      <w:r>
+        <w:rPr>
+          <w:rFonts w:ascii="Segoe UI Emoji" w:hAnsi="Segoe UI Emoji" w:cs="Segoe UI Emoji"/>
+        </w:rPr>
+        <w:t>🛑</w:t>
       </w:r>
       <w:r>
         <w:t xml:space="preserve"> Repos.</w:t>
@@ -649,7 +992,7 @@
       <w:pPr>
         <w:numPr>
           <w:ilvl w:val="0"/>
-          <w:numId w:val="11"/>
+          <w:numId w:val="24"/>
         </w:numPr>
       </w:pPr>
       <w:r>
@@ -658,6 +1001,15 @@
           <w:bCs/>
         </w:rPr>
         <w:t>Samedi :</w:t>
+      </w:r>
+      <w:r>
+        <w:t xml:space="preserve"> </w:t>
+      </w:r>
+      <w:r>
+        <w:rPr>
+          <w:rFonts w:ascii="Segoe UI Emoji" w:hAnsi="Segoe UI Emoji" w:cs="Segoe UI Emoji"/>
+        </w:rPr>
+        <w:t>🏃</w:t>
       </w:r>
       <w:r>
         <w:t xml:space="preserve"> 40' Z2 + Gammes techniques.</w:t>
@@ -667,7 +1019,7 @@
       <w:pPr>
         <w:numPr>
           <w:ilvl w:val="0"/>
-          <w:numId w:val="11"/>
+          <w:numId w:val="24"/>
         </w:numPr>
       </w:pPr>
       <w:r>
@@ -675,10 +1027,10 @@
           <w:b/>
           <w:bCs/>
         </w:rPr>
-        <w:t>Dimanche :</w:t>
-      </w:r>
-      <w:r>
-        <w:t xml:space="preserve"> 1h30 Sortie Longue. Intégrer </w:t>
+        <w:t>Dimanche (Sortie Longue) :</w:t>
+      </w:r>
+      <w:r>
+        <w:t xml:space="preserve"> 1h30. Intégrer </w:t>
       </w:r>
       <w:r>
         <w:rPr>
@@ -692,25 +1044,15 @@
       </w:r>
     </w:p>
     <w:p>
-      <w:pPr>
-        <w:rPr>
-          <w:b/>
-          <w:bCs/>
-        </w:rPr>
-      </w:pPr>
-      <w:r>
-        <w:rPr>
-          <w:b/>
-          <w:bCs/>
-        </w:rPr>
-        <w:t>Semaine 4 : Assimilation (Semaine allégée)</w:t>
+      <w:r>
+        <w:t xml:space="preserve">Semaine 4 : Assimilation (Semaine allégée) </w:t>
       </w:r>
     </w:p>
     <w:p>
       <w:pPr>
         <w:numPr>
           <w:ilvl w:val="0"/>
-          <w:numId w:val="12"/>
+          <w:numId w:val="25"/>
         </w:numPr>
       </w:pPr>
       <w:r>
@@ -719,6 +1061,15 @@
           <w:bCs/>
         </w:rPr>
         <w:t>Lundi :</w:t>
+      </w:r>
+      <w:r>
+        <w:t xml:space="preserve"> </w:t>
+      </w:r>
+      <w:r>
+        <w:rPr>
+          <w:rFonts w:ascii="Segoe UI Emoji" w:hAnsi="Segoe UI Emoji" w:cs="Segoe UI Emoji"/>
+        </w:rPr>
+        <w:t>🛑</w:t>
       </w:r>
       <w:r>
         <w:t xml:space="preserve"> Repos.</w:t>
@@ -728,7 +1079,7 @@
       <w:pPr>
         <w:numPr>
           <w:ilvl w:val="0"/>
-          <w:numId w:val="12"/>
+          <w:numId w:val="25"/>
         </w:numPr>
       </w:pPr>
       <w:r>
@@ -749,14 +1100,22 @@
         <w:t>10 x 45" Z5/Z6</w:t>
       </w:r>
       <w:r>
-        <w:t xml:space="preserve"> r:45" + 10' CD. (Volume réduit de moitié par rapport à S2/S3).</w:t>
+        <w:t xml:space="preserve"> </w:t>
+      </w:r>
+      <w:proofErr w:type="gramStart"/>
+      <w:r>
+        <w:t>r:</w:t>
+      </w:r>
+      <w:proofErr w:type="gramEnd"/>
+      <w:r>
+        <w:t>45" + 10' CD.</w:t>
       </w:r>
     </w:p>
     <w:p>
       <w:pPr>
         <w:numPr>
           <w:ilvl w:val="0"/>
-          <w:numId w:val="12"/>
+          <w:numId w:val="25"/>
         </w:numPr>
       </w:pPr>
       <w:r>
@@ -765,6 +1124,15 @@
           <w:bCs/>
         </w:rPr>
         <w:t>Mercredi :</w:t>
+      </w:r>
+      <w:r>
+        <w:t xml:space="preserve"> </w:t>
+      </w:r>
+      <w:r>
+        <w:rPr>
+          <w:rFonts w:ascii="Segoe UI Emoji" w:hAnsi="Segoe UI Emoji" w:cs="Segoe UI Emoji"/>
+        </w:rPr>
+        <w:t>🏃</w:t>
       </w:r>
       <w:r>
         <w:t xml:space="preserve"> 45' Z2.</w:t>
@@ -774,7 +1142,7 @@
       <w:pPr>
         <w:numPr>
           <w:ilvl w:val="0"/>
-          <w:numId w:val="12"/>
+          <w:numId w:val="25"/>
         </w:numPr>
       </w:pPr>
       <w:r>
@@ -783,6 +1151,15 @@
           <w:bCs/>
         </w:rPr>
         <w:t>Jeudi :</w:t>
+      </w:r>
+      <w:r>
+        <w:t xml:space="preserve"> </w:t>
+      </w:r>
+      <w:r>
+        <w:rPr>
+          <w:rFonts w:ascii="Segoe UI Emoji" w:hAnsi="Segoe UI Emoji" w:cs="Segoe UI Emoji"/>
+        </w:rPr>
+        <w:t>🧘</w:t>
       </w:r>
       <w:r>
         <w:t xml:space="preserve"> Repos ou Stretching actif.</w:t>
@@ -792,7 +1169,7 @@
       <w:pPr>
         <w:numPr>
           <w:ilvl w:val="0"/>
-          <w:numId w:val="12"/>
+          <w:numId w:val="25"/>
         </w:numPr>
       </w:pPr>
       <w:r>
@@ -801,6 +1178,15 @@
           <w:bCs/>
         </w:rPr>
         <w:t>Vendredi :</w:t>
+      </w:r>
+      <w:r>
+        <w:t xml:space="preserve"> </w:t>
+      </w:r>
+      <w:r>
+        <w:rPr>
+          <w:rFonts w:ascii="Segoe UI Emoji" w:hAnsi="Segoe UI Emoji" w:cs="Segoe UI Emoji"/>
+        </w:rPr>
+        <w:t>🏃</w:t>
       </w:r>
       <w:r>
         <w:t xml:space="preserve"> 30' Z1/Z2 + 4 accélérations.</w:t>
@@ -810,7 +1196,7 @@
       <w:pPr>
         <w:numPr>
           <w:ilvl w:val="0"/>
-          <w:numId w:val="12"/>
+          <w:numId w:val="25"/>
         </w:numPr>
       </w:pPr>
       <w:r>
@@ -819,6 +1205,15 @@
           <w:bCs/>
         </w:rPr>
         <w:t>Samedi :</w:t>
+      </w:r>
+      <w:r>
+        <w:t xml:space="preserve"> </w:t>
+      </w:r>
+      <w:r>
+        <w:rPr>
+          <w:rFonts w:ascii="Segoe UI Emoji" w:hAnsi="Segoe UI Emoji" w:cs="Segoe UI Emoji"/>
+        </w:rPr>
+        <w:t>🛑</w:t>
       </w:r>
       <w:r>
         <w:t xml:space="preserve"> Repos.</w:t>
@@ -828,7 +1223,7 @@
       <w:pPr>
         <w:numPr>
           <w:ilvl w:val="0"/>
-          <w:numId w:val="12"/>
+          <w:numId w:val="25"/>
         </w:numPr>
       </w:pPr>
       <w:r>
@@ -836,16 +1231,17 @@
           <w:b/>
           <w:bCs/>
         </w:rPr>
+        <w:lastRenderedPageBreak/>
         <w:t>Dimanche :</w:t>
       </w:r>
       <w:r>
-        <w:t xml:space="preserve"> 1h10 Z2 strict. On recharge les batteries.</w:t>
-      </w:r>
-    </w:p>
-    <w:p>
-      <w:r>
-        <w:pict w14:anchorId="343B7AAF">
-          <v:rect id="_x0000_i1031" style="width:0;height:1.5pt" o:hralign="center" o:hrstd="t" o:hr="t" fillcolor="#a0a0a0" stroked="f"/>
+        <w:t xml:space="preserve"> 1h10 Z2 strict (Recharge des batteries).</w:t>
+      </w:r>
+    </w:p>
+    <w:p>
+      <w:r>
+        <w:pict w14:anchorId="4783698A">
+          <v:rect id="_x0000_i1075" style="width:0;height:1.5pt" o:hralign="center" o:hrstd="t" o:hr="t" fillcolor="#a0a0a0" stroked="f"/>
         </w:pict>
       </w:r>
     </w:p>
@@ -858,10 +1254,18 @@
       </w:pPr>
       <w:r>
         <w:rPr>
-          <w:b/>
-          <w:bCs/>
-        </w:rPr>
-        <w:t>PHASE 2 : SEUIL &amp; ENDURANCE DE FORCE</w:t>
+          <w:rFonts w:ascii="Segoe UI Emoji" w:hAnsi="Segoe UI Emoji" w:cs="Segoe UI Emoji"/>
+          <w:b/>
+          <w:bCs/>
+        </w:rPr>
+        <w:t>🟧</w:t>
+      </w:r>
+      <w:r>
+        <w:rPr>
+          <w:b/>
+          <w:bCs/>
+        </w:rPr>
+        <w:t xml:space="preserve"> PHASE 2 : SEUIL &amp; ENDURANCE DE FORCE</w:t>
       </w:r>
     </w:p>
     <w:p>
@@ -873,29 +1277,19 @@
         <w:t>Objectif :</w:t>
       </w:r>
       <w:r>
-        <w:t xml:space="preserve"> On baisse la VLaMax. On transforme la vitesse en endurance. On vise le "Sweet Spot" (Z4 Seuil).</w:t>
-      </w:r>
-    </w:p>
-    <w:p>
-      <w:pPr>
-        <w:rPr>
-          <w:b/>
-          <w:bCs/>
-        </w:rPr>
-      </w:pPr>
-      <w:r>
-        <w:rPr>
-          <w:b/>
-          <w:bCs/>
-        </w:rPr>
-        <w:t>Semaine 5 : Entrée dans le Seuil</w:t>
+        <w:t xml:space="preserve"> Transformer la vitesse en endurance. On vise le "Sweet Spot" (Z4 Seuil).</w:t>
+      </w:r>
+    </w:p>
+    <w:p>
+      <w:r>
+        <w:t xml:space="preserve">Semaine 5 : Entrée dans le Seuil </w:t>
       </w:r>
     </w:p>
     <w:p>
       <w:pPr>
         <w:numPr>
           <w:ilvl w:val="0"/>
-          <w:numId w:val="13"/>
+          <w:numId w:val="26"/>
         </w:numPr>
       </w:pPr>
       <w:r>
@@ -904,6 +1298,15 @@
           <w:bCs/>
         </w:rPr>
         <w:t>Lundi :</w:t>
+      </w:r>
+      <w:r>
+        <w:t xml:space="preserve"> </w:t>
+      </w:r>
+      <w:r>
+        <w:rPr>
+          <w:rFonts w:ascii="Segoe UI Emoji" w:hAnsi="Segoe UI Emoji" w:cs="Segoe UI Emoji"/>
+        </w:rPr>
+        <w:t>🏊</w:t>
       </w:r>
       <w:r>
         <w:t xml:space="preserve"> Repos ou Natation.</w:t>
@@ -913,7 +1316,7 @@
       <w:pPr>
         <w:numPr>
           <w:ilvl w:val="0"/>
-          <w:numId w:val="13"/>
+          <w:numId w:val="26"/>
         </w:numPr>
       </w:pPr>
       <w:r>
@@ -921,7 +1324,6 @@
           <w:b/>
           <w:bCs/>
         </w:rPr>
-        <w:lastRenderedPageBreak/>
         <w:t>Mardi (Seuil Anaérobie) :</w:t>
       </w:r>
       <w:r>
@@ -932,24 +1334,248 @@
           <w:b/>
           <w:bCs/>
         </w:rPr>
-        <w:t>4 x 6' Z5 bas (Seuil)</w:t>
-      </w:r>
-      <w:r>
-        <w:t xml:space="preserve"> r:2' trot + 10' CD. </w:t>
+        <w:t>4 x 6' Z5 bas</w:t>
+      </w:r>
+      <w:r>
+        <w:t xml:space="preserve"> </w:t>
+      </w:r>
+      <w:proofErr w:type="gramStart"/>
+      <w:r>
+        <w:t>r:</w:t>
+      </w:r>
+      <w:proofErr w:type="gramEnd"/>
+      <w:r>
+        <w:t>2' trot + 10' CD.</w:t>
+      </w:r>
+    </w:p>
+    <w:p>
+      <w:pPr>
+        <w:numPr>
+          <w:ilvl w:val="0"/>
+          <w:numId w:val="26"/>
+        </w:numPr>
+      </w:pPr>
+      <w:r>
+        <w:rPr>
+          <w:b/>
+          <w:bCs/>
+        </w:rPr>
+        <w:t>Mercredi :</w:t>
+      </w:r>
+      <w:r>
+        <w:t xml:space="preserve"> </w:t>
+      </w:r>
+      <w:r>
+        <w:rPr>
+          <w:rFonts w:ascii="Segoe UI Emoji" w:hAnsi="Segoe UI Emoji" w:cs="Segoe UI Emoji"/>
+        </w:rPr>
+        <w:t>🏃</w:t>
+      </w:r>
+      <w:r>
+        <w:t xml:space="preserve"> 1h Footing Z2.</w:t>
+      </w:r>
+    </w:p>
+    <w:p>
+      <w:pPr>
+        <w:numPr>
+          <w:ilvl w:val="0"/>
+          <w:numId w:val="26"/>
+        </w:numPr>
+      </w:pPr>
+      <w:r>
+        <w:rPr>
+          <w:b/>
+          <w:bCs/>
+        </w:rPr>
+        <w:t>Jeudi (Tempo) :</w:t>
+      </w:r>
+      <w:r>
+        <w:t xml:space="preserve"> 15' WU + </w:t>
+      </w:r>
+      <w:r>
+        <w:rPr>
+          <w:b/>
+          <w:bCs/>
+        </w:rPr>
+        <w:t>30' continu en Z3 haut/Z4a (Allure Marathon)</w:t>
+      </w:r>
+      <w:r>
+        <w:t xml:space="preserve"> + 10' CD.</w:t>
+      </w:r>
+    </w:p>
+    <w:p>
+      <w:pPr>
+        <w:numPr>
+          <w:ilvl w:val="0"/>
+          <w:numId w:val="26"/>
+        </w:numPr>
+      </w:pPr>
+      <w:r>
+        <w:rPr>
+          <w:b/>
+          <w:bCs/>
+        </w:rPr>
+        <w:t>Vendredi :</w:t>
+      </w:r>
+      <w:r>
+        <w:t xml:space="preserve"> </w:t>
+      </w:r>
+      <w:r>
+        <w:rPr>
+          <w:rFonts w:ascii="Segoe UI Emoji" w:hAnsi="Segoe UI Emoji" w:cs="Segoe UI Emoji"/>
+        </w:rPr>
+        <w:t>🛑</w:t>
+      </w:r>
+      <w:r>
+        <w:t xml:space="preserve"> Repos.</w:t>
+      </w:r>
+    </w:p>
+    <w:p>
+      <w:pPr>
+        <w:numPr>
+          <w:ilvl w:val="0"/>
+          <w:numId w:val="26"/>
+        </w:numPr>
+      </w:pPr>
+      <w:r>
+        <w:rPr>
+          <w:b/>
+          <w:bCs/>
+        </w:rPr>
+        <w:t>Samedi :</w:t>
+      </w:r>
+      <w:r>
+        <w:t xml:space="preserve"> </w:t>
+      </w:r>
+      <w:r>
+        <w:rPr>
+          <w:rFonts w:ascii="Segoe UI Emoji" w:hAnsi="Segoe UI Emoji" w:cs="Segoe UI Emoji"/>
+        </w:rPr>
+        <w:t>🏃</w:t>
+      </w:r>
+      <w:r>
+        <w:t xml:space="preserve"> 50' Z2 terrain varié.</w:t>
+      </w:r>
+    </w:p>
+    <w:p>
+      <w:pPr>
+        <w:numPr>
+          <w:ilvl w:val="0"/>
+          <w:numId w:val="26"/>
+        </w:numPr>
+      </w:pPr>
+      <w:r>
+        <w:rPr>
+          <w:b/>
+          <w:bCs/>
+        </w:rPr>
+        <w:t>Dimanche (Sortie Longue) :</w:t>
+      </w:r>
+      <w:r>
+        <w:t xml:space="preserve"> 1h30. Finir les </w:t>
+      </w:r>
+      <w:r>
+        <w:rPr>
+          <w:b/>
+          <w:bCs/>
+        </w:rPr>
+        <w:t>15 dernières minutes en Z3</w:t>
+      </w:r>
+      <w:r>
+        <w:t>.</w:t>
+      </w:r>
+    </w:p>
+    <w:p>
+      <w:r>
+        <w:t xml:space="preserve">Semaine 6 : Augmentation du soutien </w:t>
+      </w:r>
+    </w:p>
+    <w:p>
+      <w:pPr>
+        <w:numPr>
+          <w:ilvl w:val="0"/>
+          <w:numId w:val="27"/>
+        </w:numPr>
+      </w:pPr>
+      <w:r>
+        <w:rPr>
+          <w:b/>
+          <w:bCs/>
+        </w:rPr>
+        <w:t>Lundi :</w:t>
+      </w:r>
+      <w:r>
+        <w:t xml:space="preserve"> </w:t>
+      </w:r>
+      <w:r>
+        <w:rPr>
+          <w:rFonts w:ascii="Segoe UI Emoji" w:hAnsi="Segoe UI Emoji" w:cs="Segoe UI Emoji"/>
+        </w:rPr>
+        <w:t>🛑</w:t>
+      </w:r>
+      <w:r>
+        <w:t xml:space="preserve"> Repos.</w:t>
+      </w:r>
+    </w:p>
+    <w:p>
+      <w:pPr>
+        <w:numPr>
+          <w:ilvl w:val="0"/>
+          <w:numId w:val="27"/>
+        </w:numPr>
+      </w:pPr>
+      <w:r>
+        <w:rPr>
+          <w:b/>
+          <w:bCs/>
+        </w:rPr>
+        <w:t>Mardi (Seuil Anaérobie) :</w:t>
+      </w:r>
+      <w:r>
+        <w:t xml:space="preserve"> 20' WU + </w:t>
+      </w:r>
+      <w:r>
+        <w:rPr>
+          <w:b/>
+          <w:bCs/>
+        </w:rPr>
+        <w:t>3 x 10' Z5 bas</w:t>
+      </w:r>
+      <w:r>
+        <w:t xml:space="preserve"> </w:t>
+      </w:r>
+      <w:proofErr w:type="gramStart"/>
+      <w:r>
+        <w:t>r:</w:t>
+      </w:r>
+      <w:proofErr w:type="gramEnd"/>
+      <w:r>
+        <w:t xml:space="preserve">2'30 </w:t>
+      </w:r>
+      <w:proofErr w:type="gramStart"/>
+      <w:r>
+        <w:t>trot</w:t>
+      </w:r>
+      <w:proofErr w:type="gramEnd"/>
+      <w:r>
+        <w:t xml:space="preserve"> + 10' CD. </w:t>
       </w:r>
       <w:r>
         <w:rPr>
           <w:i/>
           <w:iCs/>
         </w:rPr>
-        <w:t>Focus : Gestion de l'effort, régularité.</w:t>
+        <w:t>Séance clé</w:t>
+      </w:r>
+      <w:r>
+        <w:t>.</w:t>
       </w:r>
     </w:p>
     <w:p>
       <w:pPr>
         <w:numPr>
           <w:ilvl w:val="0"/>
-          <w:numId w:val="13"/>
+          <w:numId w:val="27"/>
         </w:numPr>
       </w:pPr>
       <w:r>
@@ -960,14 +1586,23 @@
         <w:t>Mercredi :</w:t>
       </w:r>
       <w:r>
-        <w:t xml:space="preserve"> 1h Footing Z2.</w:t>
+        <w:t xml:space="preserve"> </w:t>
+      </w:r>
+      <w:r>
+        <w:rPr>
+          <w:rFonts w:ascii="Segoe UI Emoji" w:hAnsi="Segoe UI Emoji" w:cs="Segoe UI Emoji"/>
+        </w:rPr>
+        <w:t>🚲</w:t>
+      </w:r>
+      <w:r>
+        <w:t xml:space="preserve"> 1h15 Vélo Z2 ou 50' Footing.</w:t>
       </w:r>
     </w:p>
     <w:p>
       <w:pPr>
         <w:numPr>
           <w:ilvl w:val="0"/>
-          <w:numId w:val="13"/>
+          <w:numId w:val="27"/>
         </w:numPr>
       </w:pPr>
       <w:r>
@@ -975,27 +1610,35 @@
           <w:b/>
           <w:bCs/>
         </w:rPr>
-        <w:t>Jeudi (Tempo) :</w:t>
-      </w:r>
-      <w:r>
-        <w:t xml:space="preserve"> 15' WU + </w:t>
-      </w:r>
-      <w:r>
-        <w:rPr>
-          <w:b/>
-          <w:bCs/>
-        </w:rPr>
-        <w:t>30' continu en Z3 haut/Z4a (Allure Marathon)</w:t>
-      </w:r>
-      <w:r>
-        <w:t xml:space="preserve"> + 10' CD.</w:t>
+        <w:t>Jeudi (Vitesse rappel) :</w:t>
+      </w:r>
+      <w:r>
+        <w:t xml:space="preserve"> 20' WU + </w:t>
+      </w:r>
+      <w:r>
+        <w:rPr>
+          <w:b/>
+          <w:bCs/>
+        </w:rPr>
+        <w:t>12 x 200m Z6 (Vite et relâché)</w:t>
+      </w:r>
+      <w:r>
+        <w:t xml:space="preserve"> </w:t>
+      </w:r>
+      <w:proofErr w:type="gramStart"/>
+      <w:r>
+        <w:t>r:</w:t>
+      </w:r>
+      <w:proofErr w:type="gramEnd"/>
+      <w:r>
+        <w:t>40" + 10' CD.</w:t>
       </w:r>
     </w:p>
     <w:p>
       <w:pPr>
         <w:numPr>
           <w:ilvl w:val="0"/>
-          <w:numId w:val="13"/>
+          <w:numId w:val="27"/>
         </w:numPr>
       </w:pPr>
       <w:r>
@@ -1004,6 +1647,15 @@
           <w:bCs/>
         </w:rPr>
         <w:t>Vendredi :</w:t>
+      </w:r>
+      <w:r>
+        <w:t xml:space="preserve"> </w:t>
+      </w:r>
+      <w:r>
+        <w:rPr>
+          <w:rFonts w:ascii="Segoe UI Emoji" w:hAnsi="Segoe UI Emoji" w:cs="Segoe UI Emoji"/>
+        </w:rPr>
+        <w:t>🛑</w:t>
       </w:r>
       <w:r>
         <w:t xml:space="preserve"> Repos.</w:t>
@@ -1013,7 +1665,7 @@
       <w:pPr>
         <w:numPr>
           <w:ilvl w:val="0"/>
-          <w:numId w:val="13"/>
+          <w:numId w:val="27"/>
         </w:numPr>
       </w:pPr>
       <w:r>
@@ -1024,14 +1676,23 @@
         <w:t>Samedi :</w:t>
       </w:r>
       <w:r>
-        <w:t xml:space="preserve"> 50' Z2 avec terrain varié.</w:t>
+        <w:t xml:space="preserve"> </w:t>
+      </w:r>
+      <w:r>
+        <w:rPr>
+          <w:rFonts w:ascii="Segoe UI Emoji" w:hAnsi="Segoe UI Emoji" w:cs="Segoe UI Emoji"/>
+        </w:rPr>
+        <w:t>🏃</w:t>
+      </w:r>
+      <w:r>
+        <w:t xml:space="preserve"> 45' Z2.</w:t>
       </w:r>
     </w:p>
     <w:p>
       <w:pPr>
         <w:numPr>
           <w:ilvl w:val="0"/>
-          <w:numId w:val="13"/>
+          <w:numId w:val="27"/>
         </w:numPr>
       </w:pPr>
       <w:r>
@@ -1039,42 +1700,40 @@
           <w:b/>
           <w:bCs/>
         </w:rPr>
-        <w:t>Dimanche :</w:t>
-      </w:r>
-      <w:r>
-        <w:t xml:space="preserve"> 1h30 Sortie Longue. Finir les </w:t>
-      </w:r>
-      <w:r>
-        <w:rPr>
-          <w:b/>
-          <w:bCs/>
-        </w:rPr>
-        <w:t>15 dernières minutes en Z3</w:t>
-      </w:r>
-      <w:r>
-        <w:t>.</w:t>
-      </w:r>
-    </w:p>
-    <w:p>
-      <w:pPr>
-        <w:rPr>
-          <w:b/>
-          <w:bCs/>
-        </w:rPr>
-      </w:pPr>
-      <w:r>
-        <w:rPr>
-          <w:b/>
-          <w:bCs/>
-        </w:rPr>
-        <w:t>Semaine 6 : Augmentation du soutien</w:t>
+        <w:t>Dimanche (Sortie Longue) :</w:t>
+      </w:r>
+      <w:r>
+        <w:t xml:space="preserve"> 1h40. Intégrer </w:t>
+      </w:r>
+      <w:r>
+        <w:rPr>
+          <w:b/>
+          <w:bCs/>
+        </w:rPr>
+        <w:t>2 x 15' Z4a (Allure Marathon)</w:t>
+      </w:r>
+      <w:r>
+        <w:t xml:space="preserve"> </w:t>
+      </w:r>
+      <w:proofErr w:type="gramStart"/>
+      <w:r>
+        <w:t>r:</w:t>
+      </w:r>
+      <w:proofErr w:type="gramEnd"/>
+      <w:r>
+        <w:t>5' Z2.</w:t>
+      </w:r>
+    </w:p>
+    <w:p>
+      <w:r>
+        <w:t xml:space="preserve">Semaine 7 : Le "Mur" du volume </w:t>
       </w:r>
     </w:p>
     <w:p>
       <w:pPr>
         <w:numPr>
           <w:ilvl w:val="0"/>
-          <w:numId w:val="14"/>
+          <w:numId w:val="28"/>
         </w:numPr>
       </w:pPr>
       <w:r>
@@ -1083,6 +1742,15 @@
           <w:bCs/>
         </w:rPr>
         <w:t>Lundi :</w:t>
+      </w:r>
+      <w:r>
+        <w:t xml:space="preserve"> </w:t>
+      </w:r>
+      <w:r>
+        <w:rPr>
+          <w:rFonts w:ascii="Segoe UI Emoji" w:hAnsi="Segoe UI Emoji" w:cs="Segoe UI Emoji"/>
+        </w:rPr>
+        <w:t>🛑</w:t>
       </w:r>
       <w:r>
         <w:t xml:space="preserve"> Repos.</w:t>
@@ -1092,7 +1760,7 @@
       <w:pPr>
         <w:numPr>
           <w:ilvl w:val="0"/>
-          <w:numId w:val="14"/>
+          <w:numId w:val="28"/>
         </w:numPr>
       </w:pPr>
       <w:r>
@@ -1100,7 +1768,7 @@
           <w:b/>
           <w:bCs/>
         </w:rPr>
-        <w:t>Mardi (Seuil Anaérobie) :</w:t>
+        <w:t>Mardi (Seuil Extensif) :</w:t>
       </w:r>
       <w:r>
         <w:t xml:space="preserve"> 20' WU + </w:t>
@@ -1110,24 +1778,518 @@
           <w:b/>
           <w:bCs/>
         </w:rPr>
-        <w:t>3 x 10' Z5 bas (Seuil)</w:t>
-      </w:r>
-      <w:r>
-        <w:t xml:space="preserve"> r:2'30 trot + 10' CD. </w:t>
+        <w:t>3 x 12' Z4b/Z5 (Mix allure semi/seuil)</w:t>
+      </w:r>
+      <w:r>
+        <w:t xml:space="preserve"> </w:t>
+      </w:r>
+      <w:proofErr w:type="gramStart"/>
+      <w:r>
+        <w:t>r:</w:t>
+      </w:r>
+      <w:proofErr w:type="gramEnd"/>
+      <w:r>
+        <w:t>3' + 10' CD.</w:t>
+      </w:r>
+    </w:p>
+    <w:p>
+      <w:pPr>
+        <w:numPr>
+          <w:ilvl w:val="0"/>
+          <w:numId w:val="28"/>
+        </w:numPr>
+      </w:pPr>
+      <w:r>
+        <w:rPr>
+          <w:b/>
+          <w:bCs/>
+        </w:rPr>
+        <w:t>Mercredi :</w:t>
+      </w:r>
+      <w:r>
+        <w:t xml:space="preserve"> </w:t>
+      </w:r>
+      <w:r>
+        <w:rPr>
+          <w:rFonts w:ascii="Segoe UI Emoji" w:hAnsi="Segoe UI Emoji" w:cs="Segoe UI Emoji"/>
+        </w:rPr>
+        <w:t>🏃</w:t>
+      </w:r>
+      <w:r>
+        <w:t xml:space="preserve"> 1h Footing Z2.</w:t>
+      </w:r>
+    </w:p>
+    <w:p>
+      <w:pPr>
+        <w:numPr>
+          <w:ilvl w:val="0"/>
+          <w:numId w:val="28"/>
+        </w:numPr>
+      </w:pPr>
+      <w:r>
+        <w:rPr>
+          <w:b/>
+          <w:bCs/>
+        </w:rPr>
+        <w:t>Jeudi (Continu) :</w:t>
+      </w:r>
+      <w:r>
+        <w:t xml:space="preserve"> 15' WU + </w:t>
+      </w:r>
+      <w:r>
+        <w:rPr>
+          <w:b/>
+          <w:bCs/>
+        </w:rPr>
+        <w:t>40' Z3 haut/Z4a (Allure Marathon)</w:t>
+      </w:r>
+      <w:r>
+        <w:t xml:space="preserve"> + 10' CD.</w:t>
+      </w:r>
+    </w:p>
+    <w:p>
+      <w:pPr>
+        <w:numPr>
+          <w:ilvl w:val="0"/>
+          <w:numId w:val="28"/>
+        </w:numPr>
+      </w:pPr>
+      <w:r>
+        <w:rPr>
+          <w:b/>
+          <w:bCs/>
+        </w:rPr>
+        <w:t>Vendredi :</w:t>
+      </w:r>
+      <w:r>
+        <w:t xml:space="preserve"> </w:t>
+      </w:r>
+      <w:r>
+        <w:rPr>
+          <w:rFonts w:ascii="Segoe UI Emoji" w:hAnsi="Segoe UI Emoji" w:cs="Segoe UI Emoji"/>
+        </w:rPr>
+        <w:t>🛑</w:t>
+      </w:r>
+      <w:r>
+        <w:t xml:space="preserve"> Repos.</w:t>
+      </w:r>
+    </w:p>
+    <w:p>
+      <w:pPr>
+        <w:numPr>
+          <w:ilvl w:val="0"/>
+          <w:numId w:val="28"/>
+        </w:numPr>
+      </w:pPr>
+      <w:r>
+        <w:rPr>
+          <w:b/>
+          <w:bCs/>
+        </w:rPr>
+        <w:t>Samedi :</w:t>
+      </w:r>
+      <w:r>
+        <w:t xml:space="preserve"> </w:t>
+      </w:r>
+      <w:r>
+        <w:rPr>
+          <w:rFonts w:ascii="Segoe UI Emoji" w:hAnsi="Segoe UI Emoji" w:cs="Segoe UI Emoji"/>
+        </w:rPr>
+        <w:t>🏃</w:t>
+      </w:r>
+      <w:r>
+        <w:t xml:space="preserve"> 50' Z2 + 5 lignes droites.</w:t>
+      </w:r>
+    </w:p>
+    <w:p>
+      <w:pPr>
+        <w:numPr>
+          <w:ilvl w:val="0"/>
+          <w:numId w:val="28"/>
+        </w:numPr>
+      </w:pPr>
+      <w:r>
+        <w:rPr>
+          <w:b/>
+          <w:bCs/>
+        </w:rPr>
+        <w:lastRenderedPageBreak/>
+        <w:t>Dimanche (Sortie Longue) :</w:t>
+      </w:r>
+      <w:r>
+        <w:t xml:space="preserve"> 1h45. Intégrer </w:t>
+      </w:r>
+      <w:r>
+        <w:rPr>
+          <w:b/>
+          <w:bCs/>
+        </w:rPr>
+        <w:t>30' Z3 en un bloc</w:t>
+      </w:r>
+      <w:r>
+        <w:t xml:space="preserve"> au milieu.</w:t>
+      </w:r>
+    </w:p>
+    <w:p>
+      <w:r>
+        <w:t xml:space="preserve">Semaine 8 : Assimilation (Semaine allégée) </w:t>
+      </w:r>
+    </w:p>
+    <w:p>
+      <w:pPr>
+        <w:numPr>
+          <w:ilvl w:val="0"/>
+          <w:numId w:val="29"/>
+        </w:numPr>
+      </w:pPr>
+      <w:r>
+        <w:rPr>
+          <w:b/>
+          <w:bCs/>
+        </w:rPr>
+        <w:t>Lundi :</w:t>
+      </w:r>
+      <w:r>
+        <w:t xml:space="preserve"> </w:t>
+      </w:r>
+      <w:r>
+        <w:rPr>
+          <w:rFonts w:ascii="Segoe UI Emoji" w:hAnsi="Segoe UI Emoji" w:cs="Segoe UI Emoji"/>
+        </w:rPr>
+        <w:t>🛑</w:t>
+      </w:r>
+      <w:r>
+        <w:t xml:space="preserve"> Repos.</w:t>
+      </w:r>
+    </w:p>
+    <w:p>
+      <w:pPr>
+        <w:numPr>
+          <w:ilvl w:val="0"/>
+          <w:numId w:val="29"/>
+        </w:numPr>
+      </w:pPr>
+      <w:r>
+        <w:rPr>
+          <w:b/>
+          <w:bCs/>
+        </w:rPr>
+        <w:t>Mardi :</w:t>
+      </w:r>
+      <w:r>
+        <w:t xml:space="preserve"> 20' WU + </w:t>
+      </w:r>
+      <w:r>
+        <w:rPr>
+          <w:b/>
+          <w:bCs/>
+        </w:rPr>
+        <w:t>2 x 10' Z4a (Marathon)</w:t>
+      </w:r>
+      <w:r>
+        <w:t xml:space="preserve"> </w:t>
+      </w:r>
+      <w:proofErr w:type="gramStart"/>
+      <w:r>
+        <w:t>r:</w:t>
+      </w:r>
+      <w:proofErr w:type="gramEnd"/>
+      <w:r>
+        <w:t>2' + 10' CD.</w:t>
+      </w:r>
+    </w:p>
+    <w:p>
+      <w:pPr>
+        <w:numPr>
+          <w:ilvl w:val="0"/>
+          <w:numId w:val="29"/>
+        </w:numPr>
+      </w:pPr>
+      <w:r>
+        <w:rPr>
+          <w:b/>
+          <w:bCs/>
+        </w:rPr>
+        <w:t>Mercredi :</w:t>
+      </w:r>
+      <w:r>
+        <w:t xml:space="preserve"> </w:t>
+      </w:r>
+      <w:r>
+        <w:rPr>
+          <w:rFonts w:ascii="Segoe UI Emoji" w:hAnsi="Segoe UI Emoji" w:cs="Segoe UI Emoji"/>
+        </w:rPr>
+        <w:t>🏃</w:t>
+      </w:r>
+      <w:r>
+        <w:t xml:space="preserve"> 45' Z2.</w:t>
+      </w:r>
+    </w:p>
+    <w:p>
+      <w:pPr>
+        <w:numPr>
+          <w:ilvl w:val="0"/>
+          <w:numId w:val="29"/>
+        </w:numPr>
+      </w:pPr>
+      <w:r>
+        <w:rPr>
+          <w:b/>
+          <w:bCs/>
+        </w:rPr>
+        <w:t>Jeudi :</w:t>
+      </w:r>
+      <w:r>
+        <w:t xml:space="preserve"> </w:t>
+      </w:r>
+      <w:r>
+        <w:rPr>
+          <w:rFonts w:ascii="Segoe UI Emoji" w:hAnsi="Segoe UI Emoji" w:cs="Segoe UI Emoji"/>
+        </w:rPr>
+        <w:t>🛑</w:t>
+      </w:r>
+      <w:r>
+        <w:t xml:space="preserve"> Repos complet.</w:t>
+      </w:r>
+    </w:p>
+    <w:p>
+      <w:pPr>
+        <w:numPr>
+          <w:ilvl w:val="0"/>
+          <w:numId w:val="29"/>
+        </w:numPr>
+      </w:pPr>
+      <w:r>
+        <w:rPr>
+          <w:b/>
+          <w:bCs/>
+        </w:rPr>
+        <w:t>Vendredi :</w:t>
+      </w:r>
+      <w:r>
+        <w:t xml:space="preserve"> </w:t>
+      </w:r>
+      <w:r>
+        <w:rPr>
+          <w:rFonts w:ascii="Segoe UI Emoji" w:hAnsi="Segoe UI Emoji" w:cs="Segoe UI Emoji"/>
+        </w:rPr>
+        <w:t>🏃</w:t>
+      </w:r>
+      <w:r>
+        <w:t xml:space="preserve"> 30' Z2.</w:t>
+      </w:r>
+    </w:p>
+    <w:p>
+      <w:pPr>
+        <w:numPr>
+          <w:ilvl w:val="0"/>
+          <w:numId w:val="29"/>
+        </w:numPr>
+      </w:pPr>
+      <w:r>
+        <w:rPr>
+          <w:b/>
+          <w:bCs/>
+        </w:rPr>
+        <w:t>Samedi :</w:t>
+      </w:r>
+      <w:r>
+        <w:t xml:space="preserve"> </w:t>
+      </w:r>
+      <w:r>
+        <w:rPr>
+          <w:rFonts w:ascii="Segoe UI Emoji" w:hAnsi="Segoe UI Emoji" w:cs="Segoe UI Emoji"/>
+        </w:rPr>
+        <w:t>🛑</w:t>
+      </w:r>
+      <w:r>
+        <w:t xml:space="preserve"> Repos.</w:t>
+      </w:r>
+    </w:p>
+    <w:p>
+      <w:pPr>
+        <w:numPr>
+          <w:ilvl w:val="0"/>
+          <w:numId w:val="29"/>
+        </w:numPr>
+      </w:pPr>
+      <w:r>
+        <w:rPr>
+          <w:b/>
+          <w:bCs/>
+        </w:rPr>
+        <w:t>Dimanche :</w:t>
+      </w:r>
+      <w:r>
+        <w:t xml:space="preserve"> 1h15 Z2. Préparation pour le bloc spécifique.</w:t>
+      </w:r>
+    </w:p>
+    <w:p>
+      <w:r>
+        <w:pict w14:anchorId="1774A2C9">
+          <v:rect id="_x0000_i1076" style="width:0;height:1.5pt" o:hralign="center" o:hrstd="t" o:hr="t" fillcolor="#a0a0a0" stroked="f"/>
+        </w:pict>
+      </w:r>
+    </w:p>
+    <w:p>
+      <w:pPr>
+        <w:rPr>
+          <w:b/>
+          <w:bCs/>
+        </w:rPr>
+      </w:pPr>
+      <w:r>
+        <w:rPr>
+          <w:rFonts w:ascii="Segoe UI Emoji" w:hAnsi="Segoe UI Emoji" w:cs="Segoe UI Emoji"/>
+          <w:b/>
+          <w:bCs/>
+        </w:rPr>
+        <w:t>🟩</w:t>
+      </w:r>
+      <w:r>
+        <w:rPr>
+          <w:b/>
+          <w:bCs/>
+        </w:rPr>
+        <w:t xml:space="preserve"> PHASE 3 : SPÉCIFIQUE (AS21 - Z4b)</w:t>
+      </w:r>
+    </w:p>
+    <w:p>
+      <w:r>
+        <w:rPr>
+          <w:b/>
+          <w:bCs/>
+        </w:rPr>
+        <w:t>Objectif :</w:t>
+      </w:r>
+      <w:r>
+        <w:t xml:space="preserve"> Métronome. Verrouillage de l'allure </w:t>
+      </w:r>
+      <w:proofErr w:type="gramStart"/>
+      <w:r>
+        <w:t>4:</w:t>
+      </w:r>
+      <w:proofErr w:type="gramEnd"/>
+      <w:r>
+        <w:t>00/km. C'est la répétition générale.</w:t>
+      </w:r>
+    </w:p>
+    <w:p>
+      <w:r>
+        <w:t xml:space="preserve">Semaine 9 : Choc Spécifique 1 </w:t>
+      </w:r>
+    </w:p>
+    <w:p>
+      <w:pPr>
+        <w:numPr>
+          <w:ilvl w:val="0"/>
+          <w:numId w:val="30"/>
+        </w:numPr>
+      </w:pPr>
+      <w:r>
+        <w:rPr>
+          <w:b/>
+          <w:bCs/>
+        </w:rPr>
+        <w:t>Lundi :</w:t>
+      </w:r>
+      <w:r>
+        <w:t xml:space="preserve"> </w:t>
+      </w:r>
+      <w:r>
+        <w:rPr>
+          <w:rFonts w:ascii="Segoe UI Emoji" w:hAnsi="Segoe UI Emoji" w:cs="Segoe UI Emoji"/>
+        </w:rPr>
+        <w:t>🏊</w:t>
+      </w:r>
+      <w:r>
+        <w:t xml:space="preserve"> Repos ou Natation Z1.</w:t>
+      </w:r>
+    </w:p>
+    <w:p>
+      <w:pPr>
+        <w:numPr>
+          <w:ilvl w:val="0"/>
+          <w:numId w:val="30"/>
+        </w:numPr>
+      </w:pPr>
+      <w:r>
+        <w:rPr>
+          <w:b/>
+          <w:bCs/>
+        </w:rPr>
+        <w:t>Mardi (Spécifique Long) :</w:t>
+      </w:r>
+      <w:r>
+        <w:t xml:space="preserve"> 20' WU + </w:t>
+      </w:r>
+      <w:r>
+        <w:rPr>
+          <w:b/>
+          <w:bCs/>
+        </w:rPr>
+        <w:t>3 x 3000m à Z4b</w:t>
+      </w:r>
+      <w:r>
+        <w:t xml:space="preserve"> (Cible : 12'00/3km) </w:t>
+      </w:r>
+      <w:proofErr w:type="gramStart"/>
+      <w:r>
+        <w:t>r:</w:t>
+      </w:r>
+      <w:proofErr w:type="gramEnd"/>
+      <w:r>
+        <w:t xml:space="preserve">2'30 </w:t>
+      </w:r>
+      <w:proofErr w:type="gramStart"/>
+      <w:r>
+        <w:t>trot</w:t>
+      </w:r>
+      <w:proofErr w:type="gramEnd"/>
+      <w:r>
+        <w:t xml:space="preserve"> + 10' CD. </w:t>
       </w:r>
       <w:r>
         <w:rPr>
           <w:i/>
           <w:iCs/>
         </w:rPr>
-        <w:t>Séance clé pour remonter le seuil.</w:t>
-      </w:r>
+        <w:t xml:space="preserve">Ne pas aller plus vite que </w:t>
+      </w:r>
+      <w:proofErr w:type="gramStart"/>
+      <w:r>
+        <w:rPr>
+          <w:i/>
+          <w:iCs/>
+        </w:rPr>
+        <w:t>3:</w:t>
+      </w:r>
+      <w:proofErr w:type="gramEnd"/>
+      <w:r>
+        <w:rPr>
+          <w:i/>
+          <w:iCs/>
+        </w:rPr>
+        <w:t>58/</w:t>
+      </w:r>
+      <w:proofErr w:type="gramStart"/>
+      <w:r>
+        <w:rPr>
+          <w:i/>
+          <w:iCs/>
+        </w:rPr>
+        <w:t>km !</w:t>
+      </w:r>
+      <w:r>
+        <w:t>.</w:t>
+      </w:r>
+      <w:proofErr w:type="gramEnd"/>
     </w:p>
     <w:p>
       <w:pPr>
         <w:numPr>
           <w:ilvl w:val="0"/>
-          <w:numId w:val="14"/>
+          <w:numId w:val="30"/>
         </w:numPr>
       </w:pPr>
       <w:r>
@@ -1138,14 +2300,23 @@
         <w:t>Mercredi :</w:t>
       </w:r>
       <w:r>
-        <w:t xml:space="preserve"> 1h15 Vélo Z2 (tourner les jambes) ou 50' Footing.</w:t>
+        <w:t xml:space="preserve"> </w:t>
+      </w:r>
+      <w:r>
+        <w:rPr>
+          <w:rFonts w:ascii="Segoe UI Emoji" w:hAnsi="Segoe UI Emoji" w:cs="Segoe UI Emoji"/>
+        </w:rPr>
+        <w:t>🏃</w:t>
+      </w:r>
+      <w:r>
+        <w:t xml:space="preserve"> 1h Footing Z2 récup.</w:t>
       </w:r>
     </w:p>
     <w:p>
       <w:pPr>
         <w:numPr>
           <w:ilvl w:val="0"/>
-          <w:numId w:val="14"/>
+          <w:numId w:val="30"/>
         </w:numPr>
       </w:pPr>
       <w:r>
@@ -1153,7 +2324,7 @@
           <w:b/>
           <w:bCs/>
         </w:rPr>
-        <w:t>Jeudi (Vitesse rappel) :</w:t>
+        <w:t>Jeudi (Rappel VMA) :</w:t>
       </w:r>
       <w:r>
         <w:t xml:space="preserve"> 20' WU + </w:t>
@@ -1163,24 +2334,198 @@
           <w:b/>
           <w:bCs/>
         </w:rPr>
-        <w:t>12 x 200m Z6</w:t>
-      </w:r>
-      <w:r>
-        <w:t xml:space="preserve"> (Vite et relâché) r:40" + 10' CD. </w:t>
+        <w:t>10 x 400m Z5/Z6</w:t>
+      </w:r>
+      <w:r>
+        <w:t xml:space="preserve"> </w:t>
+      </w:r>
+      <w:proofErr w:type="gramStart"/>
+      <w:r>
+        <w:t>r:</w:t>
+      </w:r>
+      <w:proofErr w:type="gramEnd"/>
+      <w:r>
+        <w:t>1' + 10' CD.</w:t>
+      </w:r>
+    </w:p>
+    <w:p>
+      <w:pPr>
+        <w:numPr>
+          <w:ilvl w:val="0"/>
+          <w:numId w:val="30"/>
+        </w:numPr>
+      </w:pPr>
+      <w:r>
+        <w:rPr>
+          <w:b/>
+          <w:bCs/>
+        </w:rPr>
+        <w:t>Vendredi :</w:t>
+      </w:r>
+      <w:r>
+        <w:t xml:space="preserve"> </w:t>
+      </w:r>
+      <w:r>
+        <w:rPr>
+          <w:rFonts w:ascii="Segoe UI Emoji" w:hAnsi="Segoe UI Emoji" w:cs="Segoe UI Emoji"/>
+        </w:rPr>
+        <w:t>🛑</w:t>
+      </w:r>
+      <w:r>
+        <w:t xml:space="preserve"> Repos.</w:t>
+      </w:r>
+    </w:p>
+    <w:p>
+      <w:pPr>
+        <w:numPr>
+          <w:ilvl w:val="0"/>
+          <w:numId w:val="30"/>
+        </w:numPr>
+      </w:pPr>
+      <w:r>
+        <w:rPr>
+          <w:b/>
+          <w:bCs/>
+        </w:rPr>
+        <w:t>Samedi :</w:t>
+      </w:r>
+      <w:r>
+        <w:t xml:space="preserve"> </w:t>
+      </w:r>
+      <w:r>
+        <w:rPr>
+          <w:rFonts w:ascii="Segoe UI Emoji" w:hAnsi="Segoe UI Emoji" w:cs="Segoe UI Emoji"/>
+        </w:rPr>
+        <w:t>🏃</w:t>
+      </w:r>
+      <w:r>
+        <w:t xml:space="preserve"> 45' Z2 cool.</w:t>
+      </w:r>
+    </w:p>
+    <w:p>
+      <w:pPr>
+        <w:numPr>
+          <w:ilvl w:val="0"/>
+          <w:numId w:val="30"/>
+        </w:numPr>
+      </w:pPr>
+      <w:r>
+        <w:rPr>
+          <w:b/>
+          <w:bCs/>
+        </w:rPr>
+        <w:t>Dimanche (Sortie Longue) :</w:t>
+      </w:r>
+      <w:r>
+        <w:t xml:space="preserve"> 1h45. Pyramide : </w:t>
+      </w:r>
+      <w:r>
+        <w:rPr>
+          <w:b/>
+          <w:bCs/>
+        </w:rPr>
+        <w:t>15' Z4a + 10' Z4b + 5' Z5</w:t>
+      </w:r>
+      <w:r>
+        <w:t xml:space="preserve"> (</w:t>
+      </w:r>
+      <w:proofErr w:type="gramStart"/>
+      <w:r>
+        <w:t>r:</w:t>
+      </w:r>
+      <w:proofErr w:type="gramEnd"/>
+      <w:r>
+        <w:t>2' Z2 entre blocs).</w:t>
+      </w:r>
+    </w:p>
+    <w:p>
+      <w:r>
+        <w:t xml:space="preserve">Semaine 10 : LA Semaine Clé (Test) </w:t>
+      </w:r>
+    </w:p>
+    <w:p>
+      <w:pPr>
+        <w:numPr>
+          <w:ilvl w:val="0"/>
+          <w:numId w:val="31"/>
+        </w:numPr>
+      </w:pPr>
+      <w:r>
+        <w:rPr>
+          <w:b/>
+          <w:bCs/>
+        </w:rPr>
+        <w:t>Lundi :</w:t>
+      </w:r>
+      <w:r>
+        <w:t xml:space="preserve"> </w:t>
+      </w:r>
+      <w:r>
+        <w:rPr>
+          <w:rFonts w:ascii="Segoe UI Emoji" w:hAnsi="Segoe UI Emoji" w:cs="Segoe UI Emoji"/>
+        </w:rPr>
+        <w:t>🛑</w:t>
+      </w:r>
+      <w:r>
+        <w:t xml:space="preserve"> Repos.</w:t>
+      </w:r>
+    </w:p>
+    <w:p>
+      <w:pPr>
+        <w:numPr>
+          <w:ilvl w:val="0"/>
+          <w:numId w:val="31"/>
+        </w:numPr>
+      </w:pPr>
+      <w:r>
+        <w:rPr>
+          <w:b/>
+          <w:bCs/>
+        </w:rPr>
+        <w:t>Mardi (Le Juge de Paix) :</w:t>
+      </w:r>
+      <w:r>
+        <w:t xml:space="preserve"> 20' WU + </w:t>
+      </w:r>
+      <w:r>
+        <w:rPr>
+          <w:b/>
+          <w:bCs/>
+        </w:rPr>
+        <w:t>2 x 5000m à Z4b</w:t>
+      </w:r>
+      <w:r>
+        <w:t xml:space="preserve"> (Cible : 20'00/5km) </w:t>
+      </w:r>
+      <w:proofErr w:type="gramStart"/>
+      <w:r>
+        <w:t>R:</w:t>
+      </w:r>
+      <w:proofErr w:type="gramEnd"/>
+      <w:r>
+        <w:t xml:space="preserve">3' trot + 10' CD. </w:t>
       </w:r>
       <w:r>
         <w:rPr>
           <w:i/>
           <w:iCs/>
         </w:rPr>
-        <w:t>Juste pour la mécanique.</w:t>
+        <w:t>Si FC stable, c'est gagné</w:t>
+      </w:r>
+      <w:r>
+        <w:t>.</w:t>
+      </w:r>
+    </w:p>
+    <w:p>
+      <w:r>
+        <w:t>+1</w:t>
       </w:r>
     </w:p>
     <w:p>
       <w:pPr>
         <w:numPr>
           <w:ilvl w:val="0"/>
-          <w:numId w:val="14"/>
+          <w:numId w:val="31"/>
         </w:numPr>
       </w:pPr>
       <w:r>
@@ -1188,17 +2533,26 @@
           <w:b/>
           <w:bCs/>
         </w:rPr>
-        <w:t>Vendredi :</w:t>
-      </w:r>
-      <w:r>
-        <w:t xml:space="preserve"> Repos.</w:t>
+        <w:t>Mercredi :</w:t>
+      </w:r>
+      <w:r>
+        <w:t xml:space="preserve"> </w:t>
+      </w:r>
+      <w:r>
+        <w:rPr>
+          <w:rFonts w:ascii="Segoe UI Emoji" w:hAnsi="Segoe UI Emoji" w:cs="Segoe UI Emoji"/>
+        </w:rPr>
+        <w:t>🚲</w:t>
+      </w:r>
+      <w:r>
+        <w:t xml:space="preserve"> 45' Vélo Z1 très souple (indispensable).</w:t>
       </w:r>
     </w:p>
     <w:p>
       <w:pPr>
         <w:numPr>
           <w:ilvl w:val="0"/>
-          <w:numId w:val="14"/>
+          <w:numId w:val="31"/>
         </w:numPr>
       </w:pPr>
       <w:r>
@@ -1206,17 +2560,27 @@
           <w:b/>
           <w:bCs/>
         </w:rPr>
-        <w:t>Samedi :</w:t>
-      </w:r>
-      <w:r>
-        <w:t xml:space="preserve"> 45' Z2.</w:t>
+        <w:lastRenderedPageBreak/>
+        <w:t>Jeudi :</w:t>
+      </w:r>
+      <w:r>
+        <w:t xml:space="preserve"> </w:t>
+      </w:r>
+      <w:r>
+        <w:rPr>
+          <w:rFonts w:ascii="Segoe UI Emoji" w:hAnsi="Segoe UI Emoji" w:cs="Segoe UI Emoji"/>
+        </w:rPr>
+        <w:t>🏃</w:t>
+      </w:r>
+      <w:r>
+        <w:t xml:space="preserve"> 50' Z2 dont 10' Z3 décrassage.</w:t>
       </w:r>
     </w:p>
     <w:p>
       <w:pPr>
         <w:numPr>
           <w:ilvl w:val="0"/>
-          <w:numId w:val="14"/>
+          <w:numId w:val="31"/>
         </w:numPr>
       </w:pPr>
       <w:r>
@@ -1224,42 +2588,26 @@
           <w:b/>
           <w:bCs/>
         </w:rPr>
-        <w:t>Dimanche :</w:t>
-      </w:r>
-      <w:r>
-        <w:t xml:space="preserve"> 1h40 Sortie Longue. Intégrer </w:t>
-      </w:r>
-      <w:r>
-        <w:rPr>
-          <w:b/>
-          <w:bCs/>
-        </w:rPr>
-        <w:t>2 x 15' Z4a (Allure Marathon)</w:t>
-      </w:r>
-      <w:r>
-        <w:t xml:space="preserve"> r:5' Z2.</w:t>
-      </w:r>
-    </w:p>
-    <w:p>
-      <w:pPr>
-        <w:rPr>
-          <w:b/>
-          <w:bCs/>
-        </w:rPr>
-      </w:pPr>
-      <w:r>
-        <w:rPr>
-          <w:b/>
-          <w:bCs/>
-        </w:rPr>
-        <w:t>Semaine 7 : Le "Mur" du volume</w:t>
+        <w:t>Vendredi :</w:t>
+      </w:r>
+      <w:r>
+        <w:t xml:space="preserve"> </w:t>
+      </w:r>
+      <w:r>
+        <w:rPr>
+          <w:rFonts w:ascii="Segoe UI Emoji" w:hAnsi="Segoe UI Emoji" w:cs="Segoe UI Emoji"/>
+        </w:rPr>
+        <w:t>🛑</w:t>
+      </w:r>
+      <w:r>
+        <w:t xml:space="preserve"> Repos.</w:t>
       </w:r>
     </w:p>
     <w:p>
       <w:pPr>
         <w:numPr>
           <w:ilvl w:val="0"/>
-          <w:numId w:val="15"/>
+          <w:numId w:val="31"/>
         </w:numPr>
       </w:pPr>
       <w:r>
@@ -1267,17 +2615,26 @@
           <w:b/>
           <w:bCs/>
         </w:rPr>
-        <w:t>Lundi :</w:t>
-      </w:r>
-      <w:r>
-        <w:t xml:space="preserve"> Repos.</w:t>
+        <w:t>Samedi :</w:t>
+      </w:r>
+      <w:r>
+        <w:t xml:space="preserve"> </w:t>
+      </w:r>
+      <w:r>
+        <w:rPr>
+          <w:rFonts w:ascii="Segoe UI Emoji" w:hAnsi="Segoe UI Emoji" w:cs="Segoe UI Emoji"/>
+        </w:rPr>
+        <w:t>🏃</w:t>
+      </w:r>
+      <w:r>
+        <w:t xml:space="preserve"> 40' Z2 + gammes.</w:t>
       </w:r>
     </w:p>
     <w:p>
       <w:pPr>
         <w:numPr>
           <w:ilvl w:val="0"/>
-          <w:numId w:val="15"/>
+          <w:numId w:val="31"/>
         </w:numPr>
       </w:pPr>
       <w:r>
@@ -1285,7 +2642,67 @@
           <w:b/>
           <w:bCs/>
         </w:rPr>
-        <w:t>Mardi (Seuil Extensif) :</w:t>
+        <w:t>Dimanche (Sortie Longue) :</w:t>
+      </w:r>
+      <w:r>
+        <w:t xml:space="preserve"> 1h30. Intégrer </w:t>
+      </w:r>
+      <w:r>
+        <w:rPr>
+          <w:b/>
+          <w:bCs/>
+        </w:rPr>
+        <w:t>20' à Z4b (Allure course)</w:t>
+      </w:r>
+      <w:r>
+        <w:t xml:space="preserve"> après 45' de course pour simuler la fatigue.</w:t>
+      </w:r>
+    </w:p>
+    <w:p>
+      <w:r>
+        <w:t xml:space="preserve">Semaine 11 : Début d'Affûtage progressif </w:t>
+      </w:r>
+    </w:p>
+    <w:p>
+      <w:pPr>
+        <w:numPr>
+          <w:ilvl w:val="0"/>
+          <w:numId w:val="32"/>
+        </w:numPr>
+      </w:pPr>
+      <w:r>
+        <w:rPr>
+          <w:b/>
+          <w:bCs/>
+        </w:rPr>
+        <w:t>Lundi :</w:t>
+      </w:r>
+      <w:r>
+        <w:t xml:space="preserve"> </w:t>
+      </w:r>
+      <w:r>
+        <w:rPr>
+          <w:rFonts w:ascii="Segoe UI Emoji" w:hAnsi="Segoe UI Emoji" w:cs="Segoe UI Emoji"/>
+        </w:rPr>
+        <w:t>🛑</w:t>
+      </w:r>
+      <w:r>
+        <w:t xml:space="preserve"> Repos.</w:t>
+      </w:r>
+    </w:p>
+    <w:p>
+      <w:pPr>
+        <w:numPr>
+          <w:ilvl w:val="0"/>
+          <w:numId w:val="32"/>
+        </w:numPr>
+      </w:pPr>
+      <w:r>
+        <w:rPr>
+          <w:b/>
+          <w:bCs/>
+        </w:rPr>
+        <w:t>Mardi (Rappel Spé) :</w:t>
       </w:r>
       <w:r>
         <w:t xml:space="preserve"> 20' WU + </w:t>
@@ -1295,24 +2712,226 @@
           <w:b/>
           <w:bCs/>
         </w:rPr>
-        <w:t>3 x 12' Z4b/Z5 (mix allure semi et seuil)</w:t>
-      </w:r>
-      <w:r>
-        <w:t xml:space="preserve"> r:3' + 10' CD. </w:t>
+        <w:t>3 x 2000m Z4b</w:t>
+      </w:r>
+      <w:r>
+        <w:t xml:space="preserve"> </w:t>
+      </w:r>
+      <w:proofErr w:type="gramStart"/>
+      <w:r>
+        <w:t>r:</w:t>
+      </w:r>
+      <w:proofErr w:type="gramEnd"/>
+      <w:r>
+        <w:t>2' + 10' CD.</w:t>
+      </w:r>
+    </w:p>
+    <w:p>
+      <w:pPr>
+        <w:numPr>
+          <w:ilvl w:val="0"/>
+          <w:numId w:val="32"/>
+        </w:numPr>
+      </w:pPr>
+      <w:r>
+        <w:rPr>
+          <w:b/>
+          <w:bCs/>
+        </w:rPr>
+        <w:t>Mercredi :</w:t>
+      </w:r>
+      <w:r>
+        <w:t xml:space="preserve"> </w:t>
+      </w:r>
+      <w:r>
+        <w:rPr>
+          <w:rFonts w:ascii="Segoe UI Emoji" w:hAnsi="Segoe UI Emoji" w:cs="Segoe UI Emoji"/>
+        </w:rPr>
+        <w:t>🏃</w:t>
+      </w:r>
+      <w:r>
+        <w:t xml:space="preserve"> 50' Z2.</w:t>
+      </w:r>
+    </w:p>
+    <w:p>
+      <w:pPr>
+        <w:numPr>
+          <w:ilvl w:val="0"/>
+          <w:numId w:val="32"/>
+        </w:numPr>
+      </w:pPr>
+      <w:r>
+        <w:rPr>
+          <w:b/>
+          <w:bCs/>
+        </w:rPr>
+        <w:t>Jeudi :</w:t>
+      </w:r>
+      <w:r>
+        <w:t xml:space="preserve"> </w:t>
+      </w:r>
+      <w:r>
+        <w:rPr>
+          <w:rFonts w:ascii="Segoe UI Emoji" w:hAnsi="Segoe UI Emoji" w:cs="Segoe UI Emoji"/>
+        </w:rPr>
+        <w:t>🏊</w:t>
+      </w:r>
+      <w:r>
+        <w:t xml:space="preserve"> Repos ou 30' Natation.</w:t>
+      </w:r>
+    </w:p>
+    <w:p>
+      <w:pPr>
+        <w:numPr>
+          <w:ilvl w:val="0"/>
+          <w:numId w:val="32"/>
+        </w:numPr>
+      </w:pPr>
+      <w:r>
+        <w:rPr>
+          <w:b/>
+          <w:bCs/>
+        </w:rPr>
+        <w:t>Vendredi :</w:t>
+      </w:r>
+      <w:r>
+        <w:t xml:space="preserve"> </w:t>
+      </w:r>
+      <w:r>
+        <w:rPr>
+          <w:rFonts w:ascii="Segoe UI Emoji" w:hAnsi="Segoe UI Emoji" w:cs="Segoe UI Emoji"/>
+        </w:rPr>
+        <w:t>🛑</w:t>
+      </w:r>
+      <w:r>
+        <w:t xml:space="preserve"> Repos.</w:t>
+      </w:r>
+    </w:p>
+    <w:p>
+      <w:pPr>
+        <w:numPr>
+          <w:ilvl w:val="0"/>
+          <w:numId w:val="32"/>
+        </w:numPr>
+      </w:pPr>
+      <w:r>
+        <w:rPr>
+          <w:b/>
+          <w:bCs/>
+        </w:rPr>
+        <w:t>Samedi :</w:t>
+      </w:r>
+      <w:r>
+        <w:t xml:space="preserve"> </w:t>
+      </w:r>
+      <w:r>
+        <w:rPr>
+          <w:rFonts w:ascii="Segoe UI Emoji" w:hAnsi="Segoe UI Emoji" w:cs="Segoe UI Emoji"/>
+        </w:rPr>
+        <w:t>🏃</w:t>
+      </w:r>
+      <w:r>
+        <w:t xml:space="preserve"> 30' Z2 + 4 x 100m progressifs.</w:t>
+      </w:r>
+    </w:p>
+    <w:p>
+      <w:pPr>
+        <w:numPr>
+          <w:ilvl w:val="0"/>
+          <w:numId w:val="32"/>
+        </w:numPr>
+      </w:pPr>
+      <w:r>
+        <w:rPr>
+          <w:b/>
+          <w:bCs/>
+        </w:rPr>
+        <w:t>Dimanche :</w:t>
+      </w:r>
+      <w:r>
+        <w:t xml:space="preserve"> 1h00 Z2 dont seulement </w:t>
+      </w:r>
+      <w:r>
+        <w:rPr>
+          <w:b/>
+          <w:bCs/>
+        </w:rPr>
+        <w:t>10' à Z4a</w:t>
+      </w:r>
+      <w:r>
+        <w:t xml:space="preserve">. </w:t>
       </w:r>
       <w:r>
         <w:rPr>
           <w:i/>
           <w:iCs/>
         </w:rPr>
-        <w:t>Ça commence à piquer.</w:t>
+        <w:t>Volume réduit de 30-40%</w:t>
+      </w:r>
+      <w:r>
+        <w:t>.</w:t>
+      </w:r>
+    </w:p>
+    <w:p>
+      <w:r>
+        <w:pict w14:anchorId="7095AFB7">
+          <v:rect id="_x0000_i1077" style="width:0;height:1.5pt" o:hralign="center" o:hrstd="t" o:hr="t" fillcolor="#a0a0a0" stroked="f"/>
+        </w:pict>
+      </w:r>
+    </w:p>
+    <w:p>
+      <w:pPr>
+        <w:rPr>
+          <w:b/>
+          <w:bCs/>
+        </w:rPr>
+      </w:pPr>
+      <w:r>
+        <w:rPr>
+          <w:rFonts w:ascii="Segoe UI Emoji" w:hAnsi="Segoe UI Emoji" w:cs="Segoe UI Emoji"/>
+          <w:b/>
+          <w:bCs/>
+        </w:rPr>
+        <w:t>🏁</w:t>
+      </w:r>
+      <w:r>
+        <w:rPr>
+          <w:b/>
+          <w:bCs/>
+        </w:rPr>
+        <w:t xml:space="preserve"> PHASE 4 : AFFÛTAGE &amp; COURSE</w:t>
+      </w:r>
+    </w:p>
+    <w:p>
+      <w:r>
+        <w:rPr>
+          <w:b/>
+          <w:bCs/>
+        </w:rPr>
+        <w:t>Objectif :</w:t>
+      </w:r>
+      <w:r>
+        <w:t xml:space="preserve"> Fraîcheur maximale, envie de mordre, glycogène plein.</w:t>
+      </w:r>
+    </w:p>
+    <w:p>
+      <w:r>
+        <w:t xml:space="preserve">Semaine 12 : </w:t>
+      </w:r>
+      <w:proofErr w:type="spellStart"/>
+      <w:r>
+        <w:t>Tapering</w:t>
+      </w:r>
+      <w:proofErr w:type="spellEnd"/>
+      <w:r>
+        <w:t xml:space="preserve"> &amp; Race Day </w:t>
       </w:r>
     </w:p>
     <w:p>
       <w:pPr>
         <w:numPr>
           <w:ilvl w:val="0"/>
-          <w:numId w:val="15"/>
+          <w:numId w:val="33"/>
         </w:numPr>
       </w:pPr>
       <w:r>
@@ -1320,17 +2939,35 @@
           <w:b/>
           <w:bCs/>
         </w:rPr>
-        <w:t>Mercredi :</w:t>
-      </w:r>
-      <w:r>
-        <w:t xml:space="preserve"> 1h Footing Z2.</w:t>
+        <w:t>Lundi :</w:t>
+      </w:r>
+      <w:r>
+        <w:t xml:space="preserve"> </w:t>
+      </w:r>
+      <w:r>
+        <w:rPr>
+          <w:rFonts w:ascii="Segoe UI Emoji" w:hAnsi="Segoe UI Emoji" w:cs="Segoe UI Emoji"/>
+        </w:rPr>
+        <w:t>💆</w:t>
+      </w:r>
+      <w:r>
+        <w:t>‍</w:t>
+      </w:r>
+      <w:r>
+        <w:rPr>
+          <w:rFonts w:ascii="Segoe UI Emoji" w:hAnsi="Segoe UI Emoji" w:cs="Segoe UI Emoji"/>
+        </w:rPr>
+        <w:t>♂️</w:t>
+      </w:r>
+      <w:r>
+        <w:t xml:space="preserve"> Repos total. Massage si possible.</w:t>
       </w:r>
     </w:p>
     <w:p>
       <w:pPr>
         <w:numPr>
           <w:ilvl w:val="0"/>
-          <w:numId w:val="15"/>
+          <w:numId w:val="33"/>
         </w:numPr>
       </w:pPr>
       <w:r>
@@ -1338,27 +2975,45 @@
           <w:b/>
           <w:bCs/>
         </w:rPr>
-        <w:t>Jeudi (Continu) :</w:t>
-      </w:r>
-      <w:r>
-        <w:t xml:space="preserve"> 15' WU + </w:t>
-      </w:r>
-      <w:r>
-        <w:rPr>
-          <w:b/>
-          <w:bCs/>
-        </w:rPr>
-        <w:t>40' Z3 haut/Z4a (Allure Marathon)</w:t>
-      </w:r>
-      <w:r>
-        <w:t xml:space="preserve"> + 10' CD.</w:t>
+        <w:t>Mardi (Dernière touche) :</w:t>
+      </w:r>
+      <w:r>
+        <w:t xml:space="preserve"> 20' WU + </w:t>
+      </w:r>
+      <w:r>
+        <w:rPr>
+          <w:b/>
+          <w:bCs/>
+        </w:rPr>
+        <w:t>3 x 1000m à Z4b (Allure cible)</w:t>
+      </w:r>
+      <w:r>
+        <w:t xml:space="preserve"> </w:t>
+      </w:r>
+      <w:proofErr w:type="gramStart"/>
+      <w:r>
+        <w:t>r:</w:t>
+      </w:r>
+      <w:proofErr w:type="gramEnd"/>
+      <w:r>
+        <w:t xml:space="preserve">2' ample + 10' CD. </w:t>
+      </w:r>
+      <w:r>
+        <w:rPr>
+          <w:i/>
+          <w:iCs/>
+        </w:rPr>
+        <w:t>Pour rassurer le cerveau</w:t>
+      </w:r>
+      <w:r>
+        <w:t>.</w:t>
       </w:r>
     </w:p>
     <w:p>
       <w:pPr>
         <w:numPr>
           <w:ilvl w:val="0"/>
-          <w:numId w:val="15"/>
+          <w:numId w:val="33"/>
         </w:numPr>
       </w:pPr>
       <w:r>
@@ -1366,17 +3021,26 @@
           <w:b/>
           <w:bCs/>
         </w:rPr>
-        <w:t>Vendredi :</w:t>
-      </w:r>
-      <w:r>
-        <w:t xml:space="preserve"> Repos.</w:t>
+        <w:t>Mercredi :</w:t>
+      </w:r>
+      <w:r>
+        <w:t xml:space="preserve"> </w:t>
+      </w:r>
+      <w:r>
+        <w:rPr>
+          <w:rFonts w:ascii="Segoe UI Emoji" w:hAnsi="Segoe UI Emoji" w:cs="Segoe UI Emoji"/>
+        </w:rPr>
+        <w:t>🏃</w:t>
+      </w:r>
+      <w:r>
+        <w:t xml:space="preserve"> 40' Z1/Z2 très lent.</w:t>
       </w:r>
     </w:p>
     <w:p>
       <w:pPr>
         <w:numPr>
           <w:ilvl w:val="0"/>
-          <w:numId w:val="15"/>
+          <w:numId w:val="33"/>
         </w:numPr>
       </w:pPr>
       <w:r>
@@ -1384,17 +3048,26 @@
           <w:b/>
           <w:bCs/>
         </w:rPr>
-        <w:t>Samedi :</w:t>
-      </w:r>
-      <w:r>
-        <w:t xml:space="preserve"> 50' Z2 + 5 lignes droites.</w:t>
+        <w:t>Jeudi :</w:t>
+      </w:r>
+      <w:r>
+        <w:t xml:space="preserve"> </w:t>
+      </w:r>
+      <w:r>
+        <w:rPr>
+          <w:rFonts w:ascii="Segoe UI Emoji" w:hAnsi="Segoe UI Emoji" w:cs="Segoe UI Emoji"/>
+        </w:rPr>
+        <w:t>💧</w:t>
+      </w:r>
+      <w:r>
+        <w:t xml:space="preserve"> Repos complet. Hydratation +++.</w:t>
       </w:r>
     </w:p>
     <w:p>
       <w:pPr>
         <w:numPr>
           <w:ilvl w:val="0"/>
-          <w:numId w:val="15"/>
+          <w:numId w:val="33"/>
         </w:numPr>
       </w:pPr>
       <w:r>
@@ -1402,42 +3075,26 @@
           <w:b/>
           <w:bCs/>
         </w:rPr>
-        <w:t>Dimanche :</w:t>
-      </w:r>
-      <w:r>
-        <w:t xml:space="preserve"> 1h45 Sortie Longue. Intégrer </w:t>
-      </w:r>
-      <w:r>
-        <w:rPr>
-          <w:b/>
-          <w:bCs/>
-        </w:rPr>
-        <w:t>30' Z3 en un bloc</w:t>
-      </w:r>
-      <w:r>
-        <w:t xml:space="preserve"> au milieu.</w:t>
-      </w:r>
-    </w:p>
-    <w:p>
-      <w:pPr>
-        <w:rPr>
-          <w:b/>
-          <w:bCs/>
-        </w:rPr>
-      </w:pPr>
-      <w:r>
-        <w:rPr>
-          <w:b/>
-          <w:bCs/>
-        </w:rPr>
-        <w:t>Semaine 8 : Assimilation (Semaine allégée)</w:t>
+        <w:t>Vendredi :</w:t>
+      </w:r>
+      <w:r>
+        <w:t xml:space="preserve"> </w:t>
+      </w:r>
+      <w:r>
+        <w:rPr>
+          <w:rFonts w:ascii="Segoe UI Emoji" w:hAnsi="Segoe UI Emoji" w:cs="Segoe UI Emoji"/>
+        </w:rPr>
+        <w:t>🏃</w:t>
+      </w:r>
+      <w:r>
+        <w:t xml:space="preserve"> 20' réveil musculaire + 3 accélérations (ou repos si voyage).</w:t>
       </w:r>
     </w:p>
     <w:p>
       <w:pPr>
         <w:numPr>
           <w:ilvl w:val="0"/>
-          <w:numId w:val="16"/>
+          <w:numId w:val="33"/>
         </w:numPr>
       </w:pPr>
       <w:r>
@@ -1445,17 +3102,26 @@
           <w:b/>
           <w:bCs/>
         </w:rPr>
-        <w:t>Lundi :</w:t>
-      </w:r>
-      <w:r>
-        <w:t xml:space="preserve"> Repos.</w:t>
+        <w:t>Samedi :</w:t>
+      </w:r>
+      <w:r>
+        <w:t xml:space="preserve"> </w:t>
+      </w:r>
+      <w:r>
+        <w:rPr>
+          <w:rFonts w:ascii="Segoe UI Emoji" w:hAnsi="Segoe UI Emoji" w:cs="Segoe UI Emoji"/>
+        </w:rPr>
+        <w:t>👟</w:t>
+      </w:r>
+      <w:r>
+        <w:t xml:space="preserve"> Repos ou 15' trot test chaussures. Charge glucidique modérée.</w:t>
       </w:r>
     </w:p>
     <w:p>
       <w:pPr>
         <w:numPr>
           <w:ilvl w:val="0"/>
-          <w:numId w:val="16"/>
+          <w:numId w:val="33"/>
         </w:numPr>
       </w:pPr>
       <w:r>
@@ -1463,885 +3129,136 @@
           <w:b/>
           <w:bCs/>
         </w:rPr>
-        <w:t>Mardi :</w:t>
-      </w:r>
-      <w:r>
-        <w:t xml:space="preserve"> 20' WU + </w:t>
-      </w:r>
-      <w:r>
-        <w:rPr>
-          <w:b/>
-          <w:bCs/>
-        </w:rPr>
-        <w:t>2 x 10' Z4a (Marathon)</w:t>
-      </w:r>
-      <w:r>
-        <w:t xml:space="preserve"> r:2' + 10' CD.</w:t>
-      </w:r>
-    </w:p>
-    <w:p>
-      <w:pPr>
-        <w:numPr>
-          <w:ilvl w:val="0"/>
-          <w:numId w:val="16"/>
-        </w:numPr>
-      </w:pPr>
-      <w:r>
-        <w:rPr>
-          <w:b/>
-          <w:bCs/>
-        </w:rPr>
-        <w:lastRenderedPageBreak/>
-        <w:t>Mercredi :</w:t>
-      </w:r>
-      <w:r>
-        <w:t xml:space="preserve"> 45' Z2.</w:t>
-      </w:r>
-    </w:p>
-    <w:p>
-      <w:pPr>
-        <w:numPr>
-          <w:ilvl w:val="0"/>
-          <w:numId w:val="16"/>
-        </w:numPr>
-      </w:pPr>
-      <w:r>
-        <w:rPr>
-          <w:b/>
-          <w:bCs/>
-        </w:rPr>
-        <w:t>Jeudi :</w:t>
-      </w:r>
-      <w:r>
-        <w:t xml:space="preserve"> Repos complet.</w:t>
-      </w:r>
-    </w:p>
-    <w:p>
-      <w:pPr>
-        <w:numPr>
-          <w:ilvl w:val="0"/>
-          <w:numId w:val="16"/>
-        </w:numPr>
-      </w:pPr>
-      <w:r>
-        <w:rPr>
-          <w:b/>
-          <w:bCs/>
-        </w:rPr>
-        <w:t>Vendredi :</w:t>
-      </w:r>
-      <w:r>
-        <w:t xml:space="preserve"> 30' Z2.</w:t>
-      </w:r>
-    </w:p>
-    <w:p>
-      <w:pPr>
-        <w:numPr>
-          <w:ilvl w:val="0"/>
-          <w:numId w:val="16"/>
-        </w:numPr>
-      </w:pPr>
-      <w:r>
-        <w:rPr>
-          <w:b/>
-          <w:bCs/>
-        </w:rPr>
-        <w:t>Samedi :</w:t>
-      </w:r>
-      <w:r>
-        <w:t xml:space="preserve"> Repos.</w:t>
-      </w:r>
-    </w:p>
-    <w:p>
-      <w:pPr>
-        <w:numPr>
-          <w:ilvl w:val="0"/>
-          <w:numId w:val="16"/>
-        </w:numPr>
-      </w:pPr>
-      <w:r>
-        <w:rPr>
-          <w:b/>
-          <w:bCs/>
-        </w:rPr>
-        <w:t>Dimanche :</w:t>
-      </w:r>
-      <w:r>
-        <w:t xml:space="preserve"> 1h15 Z2. On se prépare pour le bloc spécifique.</w:t>
-      </w:r>
-    </w:p>
-    <w:p>
-      <w:r>
-        <w:pict w14:anchorId="68DE5C32">
-          <v:rect id="_x0000_i1032" style="width:0;height:1.5pt" o:hralign="center" o:hrstd="t" o:hr="t" fillcolor="#a0a0a0" stroked="f"/>
-        </w:pict>
-      </w:r>
-    </w:p>
-    <w:p>
-      <w:pPr>
-        <w:rPr>
-          <w:b/>
-          <w:bCs/>
-        </w:rPr>
-      </w:pPr>
-      <w:r>
-        <w:rPr>
-          <w:b/>
-          <w:bCs/>
-        </w:rPr>
-        <w:t>PHASE 3 : SPÉCIFIQUE (AS21 - Z4b)</w:t>
-      </w:r>
-    </w:p>
-    <w:p>
-      <w:r>
-        <w:rPr>
-          <w:b/>
-          <w:bCs/>
-        </w:rPr>
-        <w:t>Objectif :</w:t>
-      </w:r>
-      <w:r>
-        <w:t xml:space="preserve"> Métronome. Verrouillage de l'allure 4:00/km. C'est la répétition générale.</w:t>
-      </w:r>
-    </w:p>
-    <w:p>
-      <w:pPr>
-        <w:rPr>
-          <w:b/>
-          <w:bCs/>
-        </w:rPr>
-      </w:pPr>
-      <w:r>
-        <w:rPr>
-          <w:b/>
-          <w:bCs/>
-        </w:rPr>
-        <w:t>Semaine 9 : Choc Spécifique 1</w:t>
-      </w:r>
-    </w:p>
-    <w:p>
-      <w:pPr>
-        <w:numPr>
-          <w:ilvl w:val="0"/>
-          <w:numId w:val="17"/>
-        </w:numPr>
-      </w:pPr>
-      <w:r>
-        <w:rPr>
-          <w:b/>
-          <w:bCs/>
-        </w:rPr>
-        <w:t>Lundi :</w:t>
-      </w:r>
-      <w:r>
-        <w:t xml:space="preserve"> Repos ou Natation Z1.</w:t>
-      </w:r>
-    </w:p>
-    <w:p>
-      <w:pPr>
-        <w:numPr>
-          <w:ilvl w:val="0"/>
-          <w:numId w:val="17"/>
-        </w:numPr>
-      </w:pPr>
-      <w:r>
-        <w:rPr>
-          <w:b/>
-          <w:bCs/>
-        </w:rPr>
-        <w:t>Mardi (Spécifique Long) :</w:t>
-      </w:r>
-      <w:r>
-        <w:t xml:space="preserve"> 20' WU + </w:t>
-      </w:r>
-      <w:r>
-        <w:rPr>
-          <w:b/>
-          <w:bCs/>
-        </w:rPr>
-        <w:t>3 x 3000m à Z4b (Cible : 12'00 par 3000m)</w:t>
-      </w:r>
-      <w:r>
-        <w:t xml:space="preserve"> r:2'30 trot + 10' CD. </w:t>
-      </w:r>
-      <w:r>
-        <w:rPr>
-          <w:i/>
-          <w:iCs/>
-        </w:rPr>
-        <w:t>Focus : Ne pas aller plus vite que 3:58/km !</w:t>
-      </w:r>
-    </w:p>
-    <w:p>
-      <w:pPr>
-        <w:numPr>
-          <w:ilvl w:val="0"/>
-          <w:numId w:val="17"/>
-        </w:numPr>
-      </w:pPr>
-      <w:r>
-        <w:rPr>
-          <w:b/>
-          <w:bCs/>
-        </w:rPr>
-        <w:t>Mercredi :</w:t>
-      </w:r>
-      <w:r>
-        <w:t xml:space="preserve"> 1h Footing Z2 de récupération.</w:t>
-      </w:r>
-    </w:p>
-    <w:p>
-      <w:pPr>
-        <w:numPr>
-          <w:ilvl w:val="0"/>
-          <w:numId w:val="17"/>
-        </w:numPr>
-      </w:pPr>
-      <w:r>
-        <w:rPr>
-          <w:b/>
-          <w:bCs/>
-        </w:rPr>
-        <w:t>Jeudi (Rappel VMA) :</w:t>
-      </w:r>
-      <w:r>
-        <w:t xml:space="preserve"> 20' WU + </w:t>
-      </w:r>
-      <w:r>
-        <w:rPr>
-          <w:b/>
-          <w:bCs/>
-        </w:rPr>
-        <w:t>10 x 400m Z5/Z6</w:t>
-      </w:r>
-      <w:r>
-        <w:t xml:space="preserve"> r:1' + 10' CD. </w:t>
-      </w:r>
-      <w:r>
-        <w:rPr>
-          <w:i/>
-          <w:iCs/>
-        </w:rPr>
-        <w:t>Pour garder du "pied".</w:t>
-      </w:r>
-    </w:p>
-    <w:p>
-      <w:pPr>
-        <w:numPr>
-          <w:ilvl w:val="0"/>
-          <w:numId w:val="17"/>
-        </w:numPr>
-      </w:pPr>
-      <w:r>
-        <w:rPr>
-          <w:b/>
-          <w:bCs/>
-        </w:rPr>
-        <w:t>Vendredi :</w:t>
-      </w:r>
-      <w:r>
-        <w:t xml:space="preserve"> Repos.</w:t>
-      </w:r>
-    </w:p>
-    <w:p>
-      <w:pPr>
-        <w:numPr>
-          <w:ilvl w:val="0"/>
-          <w:numId w:val="17"/>
-        </w:numPr>
-      </w:pPr>
-      <w:r>
-        <w:rPr>
-          <w:b/>
-          <w:bCs/>
-        </w:rPr>
-        <w:t>Samedi :</w:t>
-      </w:r>
-      <w:r>
-        <w:t xml:space="preserve"> 45' Z2 cool.</w:t>
-      </w:r>
-    </w:p>
-    <w:p>
-      <w:pPr>
-        <w:numPr>
-          <w:ilvl w:val="0"/>
-          <w:numId w:val="17"/>
-        </w:numPr>
-      </w:pPr>
-      <w:r>
-        <w:rPr>
-          <w:b/>
-          <w:bCs/>
-        </w:rPr>
-        <w:t>Dimanche :</w:t>
-      </w:r>
-      <w:r>
-        <w:t xml:space="preserve"> 1h45 Sortie Longue. Intégrer </w:t>
-      </w:r>
-      <w:r>
-        <w:rPr>
-          <w:b/>
-          <w:bCs/>
-        </w:rPr>
-        <w:t>15' Z4a + 10' Z4b + 5' Z5</w:t>
-      </w:r>
-      <w:r>
-        <w:t xml:space="preserve"> (Pyramide d'intensité) r:2' Z2 entre blocs.</w:t>
-      </w:r>
-    </w:p>
-    <w:p>
-      <w:pPr>
-        <w:rPr>
-          <w:b/>
-          <w:bCs/>
-        </w:rPr>
-      </w:pPr>
-      <w:r>
-        <w:rPr>
-          <w:b/>
-          <w:bCs/>
-        </w:rPr>
-        <w:t>Semaine 10 : LA Semaine Clé (Test)</w:t>
-      </w:r>
-    </w:p>
-    <w:p>
-      <w:pPr>
-        <w:numPr>
-          <w:ilvl w:val="0"/>
-          <w:numId w:val="18"/>
-        </w:numPr>
-      </w:pPr>
-      <w:r>
-        <w:rPr>
-          <w:b/>
-          <w:bCs/>
-        </w:rPr>
-        <w:t>Lundi :</w:t>
-      </w:r>
-      <w:r>
-        <w:t xml:space="preserve"> Repos.</w:t>
-      </w:r>
-    </w:p>
-    <w:p>
-      <w:pPr>
-        <w:numPr>
-          <w:ilvl w:val="0"/>
-          <w:numId w:val="18"/>
-        </w:numPr>
-      </w:pPr>
-      <w:r>
-        <w:rPr>
-          <w:b/>
-          <w:bCs/>
-        </w:rPr>
-        <w:t>Mardi (Le Juge de Paix) :</w:t>
-      </w:r>
-      <w:r>
-        <w:t xml:space="preserve"> 20' WU + </w:t>
-      </w:r>
-      <w:r>
-        <w:rPr>
-          <w:b/>
-          <w:bCs/>
-        </w:rPr>
-        <w:t>2 x 5000m à Z4b (Cible : 20'00 par 5000m)</w:t>
-      </w:r>
-      <w:r>
-        <w:t xml:space="preserve"> R:3' trot + 10' CD. </w:t>
-      </w:r>
-      <w:r>
-        <w:rPr>
-          <w:i/>
-          <w:iCs/>
-        </w:rPr>
-        <w:t>Si tu passes ça avec une FC stable, c'est gagné.</w:t>
-      </w:r>
-    </w:p>
-    <w:p>
-      <w:pPr>
-        <w:numPr>
-          <w:ilvl w:val="0"/>
-          <w:numId w:val="18"/>
-        </w:numPr>
-      </w:pPr>
-      <w:r>
-        <w:rPr>
-          <w:b/>
-          <w:bCs/>
-        </w:rPr>
-        <w:t>Mercredi :</w:t>
-      </w:r>
-      <w:r>
-        <w:t xml:space="preserve"> 45' Vélo Z1 très souple (récupération active indispensable).</w:t>
-      </w:r>
-    </w:p>
-    <w:p>
-      <w:pPr>
-        <w:numPr>
-          <w:ilvl w:val="0"/>
-          <w:numId w:val="18"/>
-        </w:numPr>
-      </w:pPr>
-      <w:r>
-        <w:rPr>
-          <w:b/>
-          <w:bCs/>
-        </w:rPr>
-        <w:t>Jeudi :</w:t>
-      </w:r>
-      <w:r>
-        <w:t xml:space="preserve"> 50' Z2 dont 10' Z3 pour décrasser.</w:t>
-      </w:r>
-    </w:p>
-    <w:p>
-      <w:pPr>
-        <w:numPr>
-          <w:ilvl w:val="0"/>
-          <w:numId w:val="18"/>
-        </w:numPr>
-      </w:pPr>
-      <w:r>
-        <w:rPr>
-          <w:b/>
-          <w:bCs/>
-        </w:rPr>
-        <w:t>Vendredi :</w:t>
-      </w:r>
-      <w:r>
-        <w:t xml:space="preserve"> Repos.</w:t>
-      </w:r>
-    </w:p>
-    <w:p>
-      <w:pPr>
-        <w:numPr>
-          <w:ilvl w:val="0"/>
-          <w:numId w:val="18"/>
-        </w:numPr>
-      </w:pPr>
-      <w:r>
-        <w:rPr>
-          <w:b/>
-          <w:bCs/>
-        </w:rPr>
-        <w:t>Samedi :</w:t>
-      </w:r>
-      <w:r>
-        <w:t xml:space="preserve"> 40' Z2 + quelques gammes.</w:t>
-      </w:r>
-    </w:p>
-    <w:p>
-      <w:pPr>
-        <w:numPr>
-          <w:ilvl w:val="0"/>
-          <w:numId w:val="18"/>
-        </w:numPr>
-      </w:pPr>
-      <w:r>
-        <w:rPr>
-          <w:b/>
-          <w:bCs/>
-        </w:rPr>
-        <w:t>Dimanche :</w:t>
-      </w:r>
-      <w:r>
-        <w:t xml:space="preserve"> 1h30 Sortie Longue. Intégrer </w:t>
-      </w:r>
-      <w:r>
-        <w:rPr>
-          <w:b/>
-          <w:bCs/>
-        </w:rPr>
-        <w:t>20' à Z4b (Allure course)</w:t>
-      </w:r>
-      <w:r>
-        <w:t xml:space="preserve"> après 45' de course. Simuler la fatigue de fin de course.</w:t>
-      </w:r>
-    </w:p>
-    <w:p>
-      <w:pPr>
-        <w:rPr>
-          <w:b/>
-          <w:bCs/>
-        </w:rPr>
-      </w:pPr>
-      <w:r>
-        <w:rPr>
-          <w:b/>
-          <w:bCs/>
-        </w:rPr>
-        <w:t>Semaine 11 : Début d'Affûtage progressif</w:t>
-      </w:r>
-    </w:p>
-    <w:p>
-      <w:pPr>
-        <w:numPr>
-          <w:ilvl w:val="0"/>
-          <w:numId w:val="19"/>
-        </w:numPr>
-      </w:pPr>
-      <w:r>
-        <w:rPr>
-          <w:b/>
-          <w:bCs/>
-        </w:rPr>
-        <w:lastRenderedPageBreak/>
-        <w:t>Lundi :</w:t>
-      </w:r>
-      <w:r>
-        <w:t xml:space="preserve"> Repos.</w:t>
-      </w:r>
-    </w:p>
-    <w:p>
-      <w:pPr>
-        <w:numPr>
-          <w:ilvl w:val="0"/>
-          <w:numId w:val="19"/>
-        </w:numPr>
-      </w:pPr>
-      <w:r>
-        <w:rPr>
-          <w:b/>
-          <w:bCs/>
-        </w:rPr>
-        <w:t>Mardi (Rappel Spé) :</w:t>
-      </w:r>
-      <w:r>
-        <w:t xml:space="preserve"> 20' WU + </w:t>
-      </w:r>
-      <w:r>
-        <w:rPr>
-          <w:b/>
-          <w:bCs/>
-        </w:rPr>
-        <w:t>3 x 2000m Z4b</w:t>
-      </w:r>
-      <w:r>
-        <w:t xml:space="preserve"> r:2' + 10' CD. </w:t>
-      </w:r>
-      <w:r>
-        <w:rPr>
-          <w:i/>
-          <w:iCs/>
-        </w:rPr>
-        <w:t>Sensations d'aisance recherchées.</w:t>
-      </w:r>
-    </w:p>
-    <w:p>
-      <w:pPr>
-        <w:numPr>
-          <w:ilvl w:val="0"/>
-          <w:numId w:val="19"/>
-        </w:numPr>
-      </w:pPr>
-      <w:r>
-        <w:rPr>
-          <w:b/>
-          <w:bCs/>
-        </w:rPr>
-        <w:t>Mercredi :</w:t>
-      </w:r>
-      <w:r>
-        <w:t xml:space="preserve"> 50' Z2.</w:t>
-      </w:r>
-    </w:p>
-    <w:p>
-      <w:pPr>
-        <w:numPr>
-          <w:ilvl w:val="0"/>
-          <w:numId w:val="19"/>
-        </w:numPr>
-      </w:pPr>
-      <w:r>
-        <w:rPr>
-          <w:b/>
-          <w:bCs/>
-        </w:rPr>
-        <w:t>Jeudi :</w:t>
-      </w:r>
-      <w:r>
-        <w:t xml:space="preserve"> Repos ou 30' Natation.</w:t>
-      </w:r>
-    </w:p>
-    <w:p>
-      <w:pPr>
-        <w:numPr>
-          <w:ilvl w:val="0"/>
-          <w:numId w:val="19"/>
-        </w:numPr>
-      </w:pPr>
-      <w:r>
-        <w:rPr>
-          <w:b/>
-          <w:bCs/>
-        </w:rPr>
-        <w:t>Vendredi :</w:t>
-      </w:r>
-      <w:r>
-        <w:t xml:space="preserve"> Repos.</w:t>
-      </w:r>
-    </w:p>
-    <w:p>
-      <w:pPr>
-        <w:numPr>
-          <w:ilvl w:val="0"/>
-          <w:numId w:val="19"/>
-        </w:numPr>
-      </w:pPr>
-      <w:r>
-        <w:rPr>
-          <w:b/>
-          <w:bCs/>
-        </w:rPr>
-        <w:t>Samedi :</w:t>
-      </w:r>
-      <w:r>
-        <w:t xml:space="preserve"> 30' Z2 + 4 x 100m progressifs.</w:t>
-      </w:r>
-    </w:p>
-    <w:p>
-      <w:pPr>
-        <w:numPr>
-          <w:ilvl w:val="0"/>
-          <w:numId w:val="19"/>
-        </w:numPr>
-      </w:pPr>
-      <w:r>
-        <w:rPr>
-          <w:b/>
-          <w:bCs/>
-        </w:rPr>
-        <w:t>Dimanche :</w:t>
-      </w:r>
-      <w:r>
-        <w:t xml:space="preserve"> 1h00 Z2 dont seulement 10' à Z4a. On réduit le volume drastiquement (-30/40%).</w:t>
-      </w:r>
-    </w:p>
-    <w:p>
-      <w:r>
-        <w:pict w14:anchorId="3583D516">
-          <v:rect id="_x0000_i1033" style="width:0;height:1.5pt" o:hralign="center" o:hrstd="t" o:hr="t" fillcolor="#a0a0a0" stroked="f"/>
-        </w:pict>
-      </w:r>
-    </w:p>
-    <w:p>
-      <w:pPr>
-        <w:rPr>
-          <w:b/>
-          <w:bCs/>
-        </w:rPr>
-      </w:pPr>
-      <w:r>
-        <w:rPr>
-          <w:b/>
-          <w:bCs/>
-        </w:rPr>
-        <w:t>PHASE 4 : AFFÛTAGE &amp; COURSE</w:t>
-      </w:r>
-    </w:p>
-    <w:p>
-      <w:r>
-        <w:rPr>
-          <w:b/>
-          <w:bCs/>
-        </w:rPr>
-        <w:t>Objectif :</w:t>
-      </w:r>
-      <w:r>
-        <w:t xml:space="preserve"> Fraîcheur maximale, envie de mordre, glycogène plein.</w:t>
-      </w:r>
-    </w:p>
-    <w:p>
-      <w:pPr>
-        <w:rPr>
-          <w:b/>
-          <w:bCs/>
-        </w:rPr>
-      </w:pPr>
-      <w:r>
-        <w:rPr>
-          <w:b/>
-          <w:bCs/>
-        </w:rPr>
-        <w:t>Semaine 12 : Tapering &amp; Race Day</w:t>
-      </w:r>
-    </w:p>
-    <w:p>
-      <w:pPr>
-        <w:numPr>
-          <w:ilvl w:val="0"/>
-          <w:numId w:val="20"/>
-        </w:numPr>
-      </w:pPr>
-      <w:r>
-        <w:rPr>
-          <w:b/>
-          <w:bCs/>
-        </w:rPr>
-        <w:t>Lundi :</w:t>
-      </w:r>
-      <w:r>
-        <w:t xml:space="preserve"> Repos total. Massage si possible.</w:t>
-      </w:r>
-    </w:p>
-    <w:p>
-      <w:pPr>
-        <w:numPr>
-          <w:ilvl w:val="0"/>
-          <w:numId w:val="20"/>
-        </w:numPr>
-      </w:pPr>
-      <w:r>
-        <w:rPr>
-          <w:b/>
-          <w:bCs/>
-        </w:rPr>
-        <w:t>Mardi (Dernière touche) :</w:t>
-      </w:r>
-      <w:r>
-        <w:t xml:space="preserve"> 20' WU + </w:t>
-      </w:r>
-      <w:r>
-        <w:rPr>
-          <w:b/>
-          <w:bCs/>
-        </w:rPr>
-        <w:t>3 x 1000m à Z4b (Allure cible)</w:t>
-      </w:r>
-      <w:r>
-        <w:t xml:space="preserve"> r:2' ample + 10' CD. </w:t>
-      </w:r>
-      <w:r>
-        <w:rPr>
-          <w:i/>
-          <w:iCs/>
-        </w:rPr>
-        <w:t>Juste pour rassurer le cerveau sur l'allure.</w:t>
-      </w:r>
-    </w:p>
-    <w:p>
-      <w:pPr>
-        <w:numPr>
-          <w:ilvl w:val="0"/>
-          <w:numId w:val="20"/>
-        </w:numPr>
-      </w:pPr>
-      <w:r>
-        <w:rPr>
-          <w:b/>
-          <w:bCs/>
-        </w:rPr>
-        <w:t>Mercredi :</w:t>
-      </w:r>
-      <w:r>
-        <w:t xml:space="preserve"> 40' Z1/Z2 très lent.</w:t>
-      </w:r>
-    </w:p>
-    <w:p>
-      <w:pPr>
-        <w:numPr>
-          <w:ilvl w:val="0"/>
-          <w:numId w:val="20"/>
-        </w:numPr>
-      </w:pPr>
-      <w:r>
-        <w:rPr>
-          <w:b/>
-          <w:bCs/>
-        </w:rPr>
-        <w:t>Jeudi :</w:t>
-      </w:r>
-      <w:r>
-        <w:t xml:space="preserve"> Repos complet. Hydratation +++.</w:t>
-      </w:r>
-    </w:p>
-    <w:p>
-      <w:pPr>
-        <w:numPr>
-          <w:ilvl w:val="0"/>
-          <w:numId w:val="20"/>
-        </w:numPr>
-      </w:pPr>
-      <w:r>
-        <w:rPr>
-          <w:b/>
-          <w:bCs/>
-        </w:rPr>
-        <w:t>Vendredi :</w:t>
-      </w:r>
-      <w:r>
-        <w:t xml:space="preserve"> 20' Footing réveil musculaire + 3 accélérations courtes. (Ou repos si voyage).</w:t>
-      </w:r>
-    </w:p>
-    <w:p>
-      <w:pPr>
-        <w:numPr>
-          <w:ilvl w:val="0"/>
-          <w:numId w:val="20"/>
-        </w:numPr>
-      </w:pPr>
-      <w:r>
-        <w:rPr>
-          <w:b/>
-          <w:bCs/>
-        </w:rPr>
-        <w:t>Samedi :</w:t>
-      </w:r>
-      <w:r>
-        <w:t xml:space="preserve"> Repos ou 15' trot pour tester les chaussures de course. Charge glucidique modérée (pas de gavage).</w:t>
-      </w:r>
-    </w:p>
-    <w:p>
-      <w:pPr>
-        <w:numPr>
-          <w:ilvl w:val="0"/>
-          <w:numId w:val="20"/>
-        </w:numPr>
-      </w:pPr>
-      <w:r>
-        <w:rPr>
-          <w:b/>
-          <w:bCs/>
-        </w:rPr>
-        <w:t>Dimanche : SEMI-MARATHON</w:t>
+        <w:t xml:space="preserve">Dimanche : </w:t>
+      </w:r>
+      <w:r>
+        <w:rPr>
+          <w:rFonts w:ascii="Segoe UI Emoji" w:hAnsi="Segoe UI Emoji" w:cs="Segoe UI Emoji"/>
+          <w:b/>
+          <w:bCs/>
+        </w:rPr>
+        <w:t>🏅</w:t>
+      </w:r>
+      <w:r>
+        <w:rPr>
+          <w:b/>
+          <w:bCs/>
+        </w:rPr>
+        <w:t xml:space="preserve"> SEMI-MARATHON</w:t>
+      </w:r>
+      <w:r>
+        <w:t xml:space="preserve"> </w:t>
       </w:r>
     </w:p>
     <w:p>
       <w:pPr>
         <w:numPr>
           <w:ilvl w:val="1"/>
-          <w:numId w:val="20"/>
+          <w:numId w:val="33"/>
         </w:numPr>
       </w:pPr>
       <w:r>
         <w:rPr>
-          <w:i/>
-          <w:iCs/>
-        </w:rPr>
-        <w:t>Stratégie :</w:t>
-      </w:r>
-      <w:r>
-        <w:t xml:space="preserve"> KM 0-5 : Reste calme (Z4a haut). KM 5-15 : Calé sur 4:00/km (Z4b). KM 15-21 : Ouvre les vannes (Z5 au mental).</w:t>
-      </w:r>
-    </w:p>
-    <w:p>
-      <w:r>
-        <w:pict w14:anchorId="1D928E8D">
-          <v:rect id="_x0000_i1034" style="width:0;height:1.5pt" o:hralign="center" o:hrstd="t" o:hr="t" fillcolor="#a0a0a0" stroked="f"/>
+          <w:b/>
+          <w:bCs/>
+        </w:rPr>
+        <w:t>KM 0-5 :</w:t>
+      </w:r>
+      <w:r>
+        <w:t xml:space="preserve"> Reste calme (Z4a haut).</w:t>
+      </w:r>
+    </w:p>
+    <w:p>
+      <w:pPr>
+        <w:numPr>
+          <w:ilvl w:val="1"/>
+          <w:numId w:val="33"/>
+        </w:numPr>
+      </w:pPr>
+      <w:r>
+        <w:rPr>
+          <w:b/>
+          <w:bCs/>
+        </w:rPr>
+        <w:t>KM 5-15 :</w:t>
+      </w:r>
+      <w:r>
+        <w:t xml:space="preserve"> Calé sur </w:t>
+      </w:r>
+      <w:proofErr w:type="gramStart"/>
+      <w:r>
+        <w:t>4:</w:t>
+      </w:r>
+      <w:proofErr w:type="gramEnd"/>
+      <w:r>
+        <w:t>00/km (Z4b).</w:t>
+      </w:r>
+    </w:p>
+    <w:p>
+      <w:pPr>
+        <w:numPr>
+          <w:ilvl w:val="1"/>
+          <w:numId w:val="33"/>
+        </w:numPr>
+      </w:pPr>
+      <w:r>
+        <w:rPr>
+          <w:b/>
+          <w:bCs/>
+        </w:rPr>
+        <w:t>KM 15-21 :</w:t>
+      </w:r>
+      <w:r>
+        <w:t xml:space="preserve"> Ouvre les vannes (Z5 au mental).</w:t>
+      </w:r>
+    </w:p>
+    <w:p>
+      <w:r>
+        <w:lastRenderedPageBreak/>
+        <w:pict w14:anchorId="3982F040">
+          <v:rect id="_x0000_i1078" style="width:0;height:1.5pt" o:hralign="center" o:hrstd="t" o:hr="t" fillcolor="#a0a0a0" stroked="f"/>
         </w:pict>
       </w:r>
     </w:p>
     <w:p>
-      <w:r>
-        <w:rPr>
-          <w:b/>
-          <w:bCs/>
-        </w:rPr>
-        <w:t>Note du Coach :</w:t>
-      </w:r>
-      <w:r>
-        <w:t xml:space="preserve"> Ce plan est exigeant. Si une semaine tu te sens épuisé (mauvais sommeil, stress boulot), transforme la séance du Mardi en footing Z2 et décale tout d'un jour. Mieux vaut arriver sous-entraîné à 5% que surentraîné à 1%.</w:t>
-      </w:r>
-    </w:p>
+      <w:pPr>
+        <w:rPr>
+          <w:b/>
+          <w:bCs/>
+        </w:rPr>
+      </w:pPr>
+      <w:r>
+        <w:rPr>
+          <w:rFonts w:ascii="Segoe UI Emoji" w:hAnsi="Segoe UI Emoji" w:cs="Segoe UI Emoji"/>
+          <w:b/>
+          <w:bCs/>
+        </w:rPr>
+        <w:t>⚠️</w:t>
+      </w:r>
+      <w:r>
+        <w:rPr>
+          <w:b/>
+          <w:bCs/>
+        </w:rPr>
+        <w:t xml:space="preserve"> Note du Coach</w:t>
+      </w:r>
+    </w:p>
+    <w:p>
+      <w:r>
+        <w:t xml:space="preserve">Ce plan est exigeant. Si une semaine tu te sens épuisé (mauvais sommeil, stress boulot), transforme la séance du Mardi en footing Z2 et décale tout d'un jour. </w:t>
+      </w:r>
+      <w:r>
+        <w:rPr>
+          <w:b/>
+          <w:bCs/>
+        </w:rPr>
+        <w:t>Mieux vaut arriver sous-entraîné à 5% que surentraîné à 1%</w:t>
+      </w:r>
+      <w:r>
+        <w:t>.</w:t>
+      </w:r>
+    </w:p>
+    <w:p/>
     <w:p/>
     <w:sectPr>
       <w:pgSz w:w="11906" w:h="16838"/>
@@ -2654,6 +3571,453 @@
     </w:lvl>
   </w:abstractNum>
   <w:abstractNum w:abstractNumId="2" w15:restartNumberingAfterBreak="0">
+    <w:nsid w:val="08236623"/>
+    <w:multiLevelType w:val="multilevel"/>
+    <w:tmpl w:val="210AF8AE"/>
+    <w:lvl w:ilvl="0">
+      <w:start w:val="1"/>
+      <w:numFmt w:val="bullet"/>
+      <w:lvlText w:val=""/>
+      <w:lvlJc w:val="left"/>
+      <w:pPr>
+        <w:tabs>
+          <w:tab w:val="num" w:pos="720"/>
+        </w:tabs>
+        <w:ind w:left="720" w:hanging="360"/>
+      </w:pPr>
+      <w:rPr>
+        <w:rFonts w:ascii="Symbol" w:hAnsi="Symbol" w:hint="default"/>
+        <w:sz w:val="20"/>
+      </w:rPr>
+    </w:lvl>
+    <w:lvl w:ilvl="1" w:tentative="1">
+      <w:start w:val="1"/>
+      <w:numFmt w:val="bullet"/>
+      <w:lvlText w:val="o"/>
+      <w:lvlJc w:val="left"/>
+      <w:pPr>
+        <w:tabs>
+          <w:tab w:val="num" w:pos="1440"/>
+        </w:tabs>
+        <w:ind w:left="1440" w:hanging="360"/>
+      </w:pPr>
+      <w:rPr>
+        <w:rFonts w:ascii="Courier New" w:hAnsi="Courier New" w:hint="default"/>
+        <w:sz w:val="20"/>
+      </w:rPr>
+    </w:lvl>
+    <w:lvl w:ilvl="2" w:tentative="1">
+      <w:start w:val="1"/>
+      <w:numFmt w:val="bullet"/>
+      <w:lvlText w:val=""/>
+      <w:lvlJc w:val="left"/>
+      <w:pPr>
+        <w:tabs>
+          <w:tab w:val="num" w:pos="2160"/>
+        </w:tabs>
+        <w:ind w:left="2160" w:hanging="360"/>
+      </w:pPr>
+      <w:rPr>
+        <w:rFonts w:ascii="Wingdings" w:hAnsi="Wingdings" w:hint="default"/>
+        <w:sz w:val="20"/>
+      </w:rPr>
+    </w:lvl>
+    <w:lvl w:ilvl="3" w:tentative="1">
+      <w:start w:val="1"/>
+      <w:numFmt w:val="bullet"/>
+      <w:lvlText w:val=""/>
+      <w:lvlJc w:val="left"/>
+      <w:pPr>
+        <w:tabs>
+          <w:tab w:val="num" w:pos="2880"/>
+        </w:tabs>
+        <w:ind w:left="2880" w:hanging="360"/>
+      </w:pPr>
+      <w:rPr>
+        <w:rFonts w:ascii="Wingdings" w:hAnsi="Wingdings" w:hint="default"/>
+        <w:sz w:val="20"/>
+      </w:rPr>
+    </w:lvl>
+    <w:lvl w:ilvl="4" w:tentative="1">
+      <w:start w:val="1"/>
+      <w:numFmt w:val="bullet"/>
+      <w:lvlText w:val=""/>
+      <w:lvlJc w:val="left"/>
+      <w:pPr>
+        <w:tabs>
+          <w:tab w:val="num" w:pos="3600"/>
+        </w:tabs>
+        <w:ind w:left="3600" w:hanging="360"/>
+      </w:pPr>
+      <w:rPr>
+        <w:rFonts w:ascii="Wingdings" w:hAnsi="Wingdings" w:hint="default"/>
+        <w:sz w:val="20"/>
+      </w:rPr>
+    </w:lvl>
+    <w:lvl w:ilvl="5" w:tentative="1">
+      <w:start w:val="1"/>
+      <w:numFmt w:val="bullet"/>
+      <w:lvlText w:val=""/>
+      <w:lvlJc w:val="left"/>
+      <w:pPr>
+        <w:tabs>
+          <w:tab w:val="num" w:pos="4320"/>
+        </w:tabs>
+        <w:ind w:left="4320" w:hanging="360"/>
+      </w:pPr>
+      <w:rPr>
+        <w:rFonts w:ascii="Wingdings" w:hAnsi="Wingdings" w:hint="default"/>
+        <w:sz w:val="20"/>
+      </w:rPr>
+    </w:lvl>
+    <w:lvl w:ilvl="6" w:tentative="1">
+      <w:start w:val="1"/>
+      <w:numFmt w:val="bullet"/>
+      <w:lvlText w:val=""/>
+      <w:lvlJc w:val="left"/>
+      <w:pPr>
+        <w:tabs>
+          <w:tab w:val="num" w:pos="5040"/>
+        </w:tabs>
+        <w:ind w:left="5040" w:hanging="360"/>
+      </w:pPr>
+      <w:rPr>
+        <w:rFonts w:ascii="Wingdings" w:hAnsi="Wingdings" w:hint="default"/>
+        <w:sz w:val="20"/>
+      </w:rPr>
+    </w:lvl>
+    <w:lvl w:ilvl="7" w:tentative="1">
+      <w:start w:val="1"/>
+      <w:numFmt w:val="bullet"/>
+      <w:lvlText w:val=""/>
+      <w:lvlJc w:val="left"/>
+      <w:pPr>
+        <w:tabs>
+          <w:tab w:val="num" w:pos="5760"/>
+        </w:tabs>
+        <w:ind w:left="5760" w:hanging="360"/>
+      </w:pPr>
+      <w:rPr>
+        <w:rFonts w:ascii="Wingdings" w:hAnsi="Wingdings" w:hint="default"/>
+        <w:sz w:val="20"/>
+      </w:rPr>
+    </w:lvl>
+    <w:lvl w:ilvl="8" w:tentative="1">
+      <w:start w:val="1"/>
+      <w:numFmt w:val="bullet"/>
+      <w:lvlText w:val=""/>
+      <w:lvlJc w:val="left"/>
+      <w:pPr>
+        <w:tabs>
+          <w:tab w:val="num" w:pos="6480"/>
+        </w:tabs>
+        <w:ind w:left="6480" w:hanging="360"/>
+      </w:pPr>
+      <w:rPr>
+        <w:rFonts w:ascii="Wingdings" w:hAnsi="Wingdings" w:hint="default"/>
+        <w:sz w:val="20"/>
+      </w:rPr>
+    </w:lvl>
+  </w:abstractNum>
+  <w:abstractNum w:abstractNumId="3" w15:restartNumberingAfterBreak="0">
+    <w:nsid w:val="09732A69"/>
+    <w:multiLevelType w:val="multilevel"/>
+    <w:tmpl w:val="5C4E7176"/>
+    <w:lvl w:ilvl="0">
+      <w:start w:val="1"/>
+      <w:numFmt w:val="bullet"/>
+      <w:lvlText w:val=""/>
+      <w:lvlJc w:val="left"/>
+      <w:pPr>
+        <w:tabs>
+          <w:tab w:val="num" w:pos="720"/>
+        </w:tabs>
+        <w:ind w:left="720" w:hanging="360"/>
+      </w:pPr>
+      <w:rPr>
+        <w:rFonts w:ascii="Symbol" w:hAnsi="Symbol" w:hint="default"/>
+        <w:sz w:val="20"/>
+      </w:rPr>
+    </w:lvl>
+    <w:lvl w:ilvl="1" w:tentative="1">
+      <w:start w:val="1"/>
+      <w:numFmt w:val="bullet"/>
+      <w:lvlText w:val="o"/>
+      <w:lvlJc w:val="left"/>
+      <w:pPr>
+        <w:tabs>
+          <w:tab w:val="num" w:pos="1440"/>
+        </w:tabs>
+        <w:ind w:left="1440" w:hanging="360"/>
+      </w:pPr>
+      <w:rPr>
+        <w:rFonts w:ascii="Courier New" w:hAnsi="Courier New" w:hint="default"/>
+        <w:sz w:val="20"/>
+      </w:rPr>
+    </w:lvl>
+    <w:lvl w:ilvl="2" w:tentative="1">
+      <w:start w:val="1"/>
+      <w:numFmt w:val="bullet"/>
+      <w:lvlText w:val=""/>
+      <w:lvlJc w:val="left"/>
+      <w:pPr>
+        <w:tabs>
+          <w:tab w:val="num" w:pos="2160"/>
+        </w:tabs>
+        <w:ind w:left="2160" w:hanging="360"/>
+      </w:pPr>
+      <w:rPr>
+        <w:rFonts w:ascii="Wingdings" w:hAnsi="Wingdings" w:hint="default"/>
+        <w:sz w:val="20"/>
+      </w:rPr>
+    </w:lvl>
+    <w:lvl w:ilvl="3" w:tentative="1">
+      <w:start w:val="1"/>
+      <w:numFmt w:val="bullet"/>
+      <w:lvlText w:val=""/>
+      <w:lvlJc w:val="left"/>
+      <w:pPr>
+        <w:tabs>
+          <w:tab w:val="num" w:pos="2880"/>
+        </w:tabs>
+        <w:ind w:left="2880" w:hanging="360"/>
+      </w:pPr>
+      <w:rPr>
+        <w:rFonts w:ascii="Wingdings" w:hAnsi="Wingdings" w:hint="default"/>
+        <w:sz w:val="20"/>
+      </w:rPr>
+    </w:lvl>
+    <w:lvl w:ilvl="4" w:tentative="1">
+      <w:start w:val="1"/>
+      <w:numFmt w:val="bullet"/>
+      <w:lvlText w:val=""/>
+      <w:lvlJc w:val="left"/>
+      <w:pPr>
+        <w:tabs>
+          <w:tab w:val="num" w:pos="3600"/>
+        </w:tabs>
+        <w:ind w:left="3600" w:hanging="360"/>
+      </w:pPr>
+      <w:rPr>
+        <w:rFonts w:ascii="Wingdings" w:hAnsi="Wingdings" w:hint="default"/>
+        <w:sz w:val="20"/>
+      </w:rPr>
+    </w:lvl>
+    <w:lvl w:ilvl="5" w:tentative="1">
+      <w:start w:val="1"/>
+      <w:numFmt w:val="bullet"/>
+      <w:lvlText w:val=""/>
+      <w:lvlJc w:val="left"/>
+      <w:pPr>
+        <w:tabs>
+          <w:tab w:val="num" w:pos="4320"/>
+        </w:tabs>
+        <w:ind w:left="4320" w:hanging="360"/>
+      </w:pPr>
+      <w:rPr>
+        <w:rFonts w:ascii="Wingdings" w:hAnsi="Wingdings" w:hint="default"/>
+        <w:sz w:val="20"/>
+      </w:rPr>
+    </w:lvl>
+    <w:lvl w:ilvl="6" w:tentative="1">
+      <w:start w:val="1"/>
+      <w:numFmt w:val="bullet"/>
+      <w:lvlText w:val=""/>
+      <w:lvlJc w:val="left"/>
+      <w:pPr>
+        <w:tabs>
+          <w:tab w:val="num" w:pos="5040"/>
+        </w:tabs>
+        <w:ind w:left="5040" w:hanging="360"/>
+      </w:pPr>
+      <w:rPr>
+        <w:rFonts w:ascii="Wingdings" w:hAnsi="Wingdings" w:hint="default"/>
+        <w:sz w:val="20"/>
+      </w:rPr>
+    </w:lvl>
+    <w:lvl w:ilvl="7" w:tentative="1">
+      <w:start w:val="1"/>
+      <w:numFmt w:val="bullet"/>
+      <w:lvlText w:val=""/>
+      <w:lvlJc w:val="left"/>
+      <w:pPr>
+        <w:tabs>
+          <w:tab w:val="num" w:pos="5760"/>
+        </w:tabs>
+        <w:ind w:left="5760" w:hanging="360"/>
+      </w:pPr>
+      <w:rPr>
+        <w:rFonts w:ascii="Wingdings" w:hAnsi="Wingdings" w:hint="default"/>
+        <w:sz w:val="20"/>
+      </w:rPr>
+    </w:lvl>
+    <w:lvl w:ilvl="8" w:tentative="1">
+      <w:start w:val="1"/>
+      <w:numFmt w:val="bullet"/>
+      <w:lvlText w:val=""/>
+      <w:lvlJc w:val="left"/>
+      <w:pPr>
+        <w:tabs>
+          <w:tab w:val="num" w:pos="6480"/>
+        </w:tabs>
+        <w:ind w:left="6480" w:hanging="360"/>
+      </w:pPr>
+      <w:rPr>
+        <w:rFonts w:ascii="Wingdings" w:hAnsi="Wingdings" w:hint="default"/>
+        <w:sz w:val="20"/>
+      </w:rPr>
+    </w:lvl>
+  </w:abstractNum>
+  <w:abstractNum w:abstractNumId="4" w15:restartNumberingAfterBreak="0">
+    <w:nsid w:val="0ACD0D3F"/>
+    <w:multiLevelType w:val="multilevel"/>
+    <w:tmpl w:val="C388B904"/>
+    <w:lvl w:ilvl="0">
+      <w:start w:val="1"/>
+      <w:numFmt w:val="bullet"/>
+      <w:lvlText w:val=""/>
+      <w:lvlJc w:val="left"/>
+      <w:pPr>
+        <w:tabs>
+          <w:tab w:val="num" w:pos="720"/>
+        </w:tabs>
+        <w:ind w:left="720" w:hanging="360"/>
+      </w:pPr>
+      <w:rPr>
+        <w:rFonts w:ascii="Symbol" w:hAnsi="Symbol" w:hint="default"/>
+        <w:sz w:val="20"/>
+      </w:rPr>
+    </w:lvl>
+    <w:lvl w:ilvl="1" w:tentative="1">
+      <w:start w:val="1"/>
+      <w:numFmt w:val="bullet"/>
+      <w:lvlText w:val="o"/>
+      <w:lvlJc w:val="left"/>
+      <w:pPr>
+        <w:tabs>
+          <w:tab w:val="num" w:pos="1440"/>
+        </w:tabs>
+        <w:ind w:left="1440" w:hanging="360"/>
+      </w:pPr>
+      <w:rPr>
+        <w:rFonts w:ascii="Courier New" w:hAnsi="Courier New" w:hint="default"/>
+        <w:sz w:val="20"/>
+      </w:rPr>
+    </w:lvl>
+    <w:lvl w:ilvl="2" w:tentative="1">
+      <w:start w:val="1"/>
+      <w:numFmt w:val="bullet"/>
+      <w:lvlText w:val=""/>
+      <w:lvlJc w:val="left"/>
+      <w:pPr>
+        <w:tabs>
+          <w:tab w:val="num" w:pos="2160"/>
+        </w:tabs>
+        <w:ind w:left="2160" w:hanging="360"/>
+      </w:pPr>
+      <w:rPr>
+        <w:rFonts w:ascii="Wingdings" w:hAnsi="Wingdings" w:hint="default"/>
+        <w:sz w:val="20"/>
+      </w:rPr>
+    </w:lvl>
+    <w:lvl w:ilvl="3" w:tentative="1">
+      <w:start w:val="1"/>
+      <w:numFmt w:val="bullet"/>
+      <w:lvlText w:val=""/>
+      <w:lvlJc w:val="left"/>
+      <w:pPr>
+        <w:tabs>
+          <w:tab w:val="num" w:pos="2880"/>
+        </w:tabs>
+        <w:ind w:left="2880" w:hanging="360"/>
+      </w:pPr>
+      <w:rPr>
+        <w:rFonts w:ascii="Wingdings" w:hAnsi="Wingdings" w:hint="default"/>
+        <w:sz w:val="20"/>
+      </w:rPr>
+    </w:lvl>
+    <w:lvl w:ilvl="4" w:tentative="1">
+      <w:start w:val="1"/>
+      <w:numFmt w:val="bullet"/>
+      <w:lvlText w:val=""/>
+      <w:lvlJc w:val="left"/>
+      <w:pPr>
+        <w:tabs>
+          <w:tab w:val="num" w:pos="3600"/>
+        </w:tabs>
+        <w:ind w:left="3600" w:hanging="360"/>
+      </w:pPr>
+      <w:rPr>
+        <w:rFonts w:ascii="Wingdings" w:hAnsi="Wingdings" w:hint="default"/>
+        <w:sz w:val="20"/>
+      </w:rPr>
+    </w:lvl>
+    <w:lvl w:ilvl="5" w:tentative="1">
+      <w:start w:val="1"/>
+      <w:numFmt w:val="bullet"/>
+      <w:lvlText w:val=""/>
+      <w:lvlJc w:val="left"/>
+      <w:pPr>
+        <w:tabs>
+          <w:tab w:val="num" w:pos="4320"/>
+        </w:tabs>
+        <w:ind w:left="4320" w:hanging="360"/>
+      </w:pPr>
+      <w:rPr>
+        <w:rFonts w:ascii="Wingdings" w:hAnsi="Wingdings" w:hint="default"/>
+        <w:sz w:val="20"/>
+      </w:rPr>
+    </w:lvl>
+    <w:lvl w:ilvl="6" w:tentative="1">
+      <w:start w:val="1"/>
+      <w:numFmt w:val="bullet"/>
+      <w:lvlText w:val=""/>
+      <w:lvlJc w:val="left"/>
+      <w:pPr>
+        <w:tabs>
+          <w:tab w:val="num" w:pos="5040"/>
+        </w:tabs>
+        <w:ind w:left="5040" w:hanging="360"/>
+      </w:pPr>
+      <w:rPr>
+        <w:rFonts w:ascii="Wingdings" w:hAnsi="Wingdings" w:hint="default"/>
+        <w:sz w:val="20"/>
+      </w:rPr>
+    </w:lvl>
+    <w:lvl w:ilvl="7" w:tentative="1">
+      <w:start w:val="1"/>
+      <w:numFmt w:val="bullet"/>
+      <w:lvlText w:val=""/>
+      <w:lvlJc w:val="left"/>
+      <w:pPr>
+        <w:tabs>
+          <w:tab w:val="num" w:pos="5760"/>
+        </w:tabs>
+        <w:ind w:left="5760" w:hanging="360"/>
+      </w:pPr>
+      <w:rPr>
+        <w:rFonts w:ascii="Wingdings" w:hAnsi="Wingdings" w:hint="default"/>
+        <w:sz w:val="20"/>
+      </w:rPr>
+    </w:lvl>
+    <w:lvl w:ilvl="8" w:tentative="1">
+      <w:start w:val="1"/>
+      <w:numFmt w:val="bullet"/>
+      <w:lvlText w:val=""/>
+      <w:lvlJc w:val="left"/>
+      <w:pPr>
+        <w:tabs>
+          <w:tab w:val="num" w:pos="6480"/>
+        </w:tabs>
+        <w:ind w:left="6480" w:hanging="360"/>
+      </w:pPr>
+      <w:rPr>
+        <w:rFonts w:ascii="Wingdings" w:hAnsi="Wingdings" w:hint="default"/>
+        <w:sz w:val="20"/>
+      </w:rPr>
+    </w:lvl>
+  </w:abstractNum>
+  <w:abstractNum w:abstractNumId="5" w15:restartNumberingAfterBreak="0">
     <w:nsid w:val="0CBE7BD5"/>
     <w:multiLevelType w:val="multilevel"/>
     <w:tmpl w:val="C04495B4"/>
@@ -2802,7 +4166,7 @@
       </w:rPr>
     </w:lvl>
   </w:abstractNum>
-  <w:abstractNum w:abstractNumId="3" w15:restartNumberingAfterBreak="0">
+  <w:abstractNum w:abstractNumId="6" w15:restartNumberingAfterBreak="0">
     <w:nsid w:val="0D594009"/>
     <w:multiLevelType w:val="multilevel"/>
     <w:tmpl w:val="AB64D17A"/>
@@ -2951,7 +4315,7 @@
       </w:rPr>
     </w:lvl>
   </w:abstractNum>
-  <w:abstractNum w:abstractNumId="4" w15:restartNumberingAfterBreak="0">
+  <w:abstractNum w:abstractNumId="7" w15:restartNumberingAfterBreak="0">
     <w:nsid w:val="107F162E"/>
     <w:multiLevelType w:val="multilevel"/>
     <w:tmpl w:val="4F12FCDC"/>
@@ -3100,7 +4464,305 @@
       </w:rPr>
     </w:lvl>
   </w:abstractNum>
-  <w:abstractNum w:abstractNumId="5" w15:restartNumberingAfterBreak="0">
+  <w:abstractNum w:abstractNumId="8" w15:restartNumberingAfterBreak="0">
+    <w:nsid w:val="1D8C425C"/>
+    <w:multiLevelType w:val="multilevel"/>
+    <w:tmpl w:val="1A2C6526"/>
+    <w:lvl w:ilvl="0">
+      <w:start w:val="1"/>
+      <w:numFmt w:val="bullet"/>
+      <w:lvlText w:val=""/>
+      <w:lvlJc w:val="left"/>
+      <w:pPr>
+        <w:tabs>
+          <w:tab w:val="num" w:pos="720"/>
+        </w:tabs>
+        <w:ind w:left="720" w:hanging="360"/>
+      </w:pPr>
+      <w:rPr>
+        <w:rFonts w:ascii="Symbol" w:hAnsi="Symbol" w:hint="default"/>
+        <w:sz w:val="20"/>
+      </w:rPr>
+    </w:lvl>
+    <w:lvl w:ilvl="1" w:tentative="1">
+      <w:start w:val="1"/>
+      <w:numFmt w:val="bullet"/>
+      <w:lvlText w:val="o"/>
+      <w:lvlJc w:val="left"/>
+      <w:pPr>
+        <w:tabs>
+          <w:tab w:val="num" w:pos="1440"/>
+        </w:tabs>
+        <w:ind w:left="1440" w:hanging="360"/>
+      </w:pPr>
+      <w:rPr>
+        <w:rFonts w:ascii="Courier New" w:hAnsi="Courier New" w:hint="default"/>
+        <w:sz w:val="20"/>
+      </w:rPr>
+    </w:lvl>
+    <w:lvl w:ilvl="2" w:tentative="1">
+      <w:start w:val="1"/>
+      <w:numFmt w:val="bullet"/>
+      <w:lvlText w:val=""/>
+      <w:lvlJc w:val="left"/>
+      <w:pPr>
+        <w:tabs>
+          <w:tab w:val="num" w:pos="2160"/>
+        </w:tabs>
+        <w:ind w:left="2160" w:hanging="360"/>
+      </w:pPr>
+      <w:rPr>
+        <w:rFonts w:ascii="Wingdings" w:hAnsi="Wingdings" w:hint="default"/>
+        <w:sz w:val="20"/>
+      </w:rPr>
+    </w:lvl>
+    <w:lvl w:ilvl="3" w:tentative="1">
+      <w:start w:val="1"/>
+      <w:numFmt w:val="bullet"/>
+      <w:lvlText w:val=""/>
+      <w:lvlJc w:val="left"/>
+      <w:pPr>
+        <w:tabs>
+          <w:tab w:val="num" w:pos="2880"/>
+        </w:tabs>
+        <w:ind w:left="2880" w:hanging="360"/>
+      </w:pPr>
+      <w:rPr>
+        <w:rFonts w:ascii="Wingdings" w:hAnsi="Wingdings" w:hint="default"/>
+        <w:sz w:val="20"/>
+      </w:rPr>
+    </w:lvl>
+    <w:lvl w:ilvl="4" w:tentative="1">
+      <w:start w:val="1"/>
+      <w:numFmt w:val="bullet"/>
+      <w:lvlText w:val=""/>
+      <w:lvlJc w:val="left"/>
+      <w:pPr>
+        <w:tabs>
+          <w:tab w:val="num" w:pos="3600"/>
+        </w:tabs>
+        <w:ind w:left="3600" w:hanging="360"/>
+      </w:pPr>
+      <w:rPr>
+        <w:rFonts w:ascii="Wingdings" w:hAnsi="Wingdings" w:hint="default"/>
+        <w:sz w:val="20"/>
+      </w:rPr>
+    </w:lvl>
+    <w:lvl w:ilvl="5" w:tentative="1">
+      <w:start w:val="1"/>
+      <w:numFmt w:val="bullet"/>
+      <w:lvlText w:val=""/>
+      <w:lvlJc w:val="left"/>
+      <w:pPr>
+        <w:tabs>
+          <w:tab w:val="num" w:pos="4320"/>
+        </w:tabs>
+        <w:ind w:left="4320" w:hanging="360"/>
+      </w:pPr>
+      <w:rPr>
+        <w:rFonts w:ascii="Wingdings" w:hAnsi="Wingdings" w:hint="default"/>
+        <w:sz w:val="20"/>
+      </w:rPr>
+    </w:lvl>
+    <w:lvl w:ilvl="6" w:tentative="1">
+      <w:start w:val="1"/>
+      <w:numFmt w:val="bullet"/>
+      <w:lvlText w:val=""/>
+      <w:lvlJc w:val="left"/>
+      <w:pPr>
+        <w:tabs>
+          <w:tab w:val="num" w:pos="5040"/>
+        </w:tabs>
+        <w:ind w:left="5040" w:hanging="360"/>
+      </w:pPr>
+      <w:rPr>
+        <w:rFonts w:ascii="Wingdings" w:hAnsi="Wingdings" w:hint="default"/>
+        <w:sz w:val="20"/>
+      </w:rPr>
+    </w:lvl>
+    <w:lvl w:ilvl="7" w:tentative="1">
+      <w:start w:val="1"/>
+      <w:numFmt w:val="bullet"/>
+      <w:lvlText w:val=""/>
+      <w:lvlJc w:val="left"/>
+      <w:pPr>
+        <w:tabs>
+          <w:tab w:val="num" w:pos="5760"/>
+        </w:tabs>
+        <w:ind w:left="5760" w:hanging="360"/>
+      </w:pPr>
+      <w:rPr>
+        <w:rFonts w:ascii="Wingdings" w:hAnsi="Wingdings" w:hint="default"/>
+        <w:sz w:val="20"/>
+      </w:rPr>
+    </w:lvl>
+    <w:lvl w:ilvl="8" w:tentative="1">
+      <w:start w:val="1"/>
+      <w:numFmt w:val="bullet"/>
+      <w:lvlText w:val=""/>
+      <w:lvlJc w:val="left"/>
+      <w:pPr>
+        <w:tabs>
+          <w:tab w:val="num" w:pos="6480"/>
+        </w:tabs>
+        <w:ind w:left="6480" w:hanging="360"/>
+      </w:pPr>
+      <w:rPr>
+        <w:rFonts w:ascii="Wingdings" w:hAnsi="Wingdings" w:hint="default"/>
+        <w:sz w:val="20"/>
+      </w:rPr>
+    </w:lvl>
+  </w:abstractNum>
+  <w:abstractNum w:abstractNumId="9" w15:restartNumberingAfterBreak="0">
+    <w:nsid w:val="1E95691A"/>
+    <w:multiLevelType w:val="multilevel"/>
+    <w:tmpl w:val="D152B128"/>
+    <w:lvl w:ilvl="0">
+      <w:start w:val="1"/>
+      <w:numFmt w:val="bullet"/>
+      <w:lvlText w:val=""/>
+      <w:lvlJc w:val="left"/>
+      <w:pPr>
+        <w:tabs>
+          <w:tab w:val="num" w:pos="720"/>
+        </w:tabs>
+        <w:ind w:left="720" w:hanging="360"/>
+      </w:pPr>
+      <w:rPr>
+        <w:rFonts w:ascii="Symbol" w:hAnsi="Symbol" w:hint="default"/>
+        <w:sz w:val="20"/>
+      </w:rPr>
+    </w:lvl>
+    <w:lvl w:ilvl="1" w:tentative="1">
+      <w:start w:val="1"/>
+      <w:numFmt w:val="bullet"/>
+      <w:lvlText w:val="o"/>
+      <w:lvlJc w:val="left"/>
+      <w:pPr>
+        <w:tabs>
+          <w:tab w:val="num" w:pos="1440"/>
+        </w:tabs>
+        <w:ind w:left="1440" w:hanging="360"/>
+      </w:pPr>
+      <w:rPr>
+        <w:rFonts w:ascii="Courier New" w:hAnsi="Courier New" w:hint="default"/>
+        <w:sz w:val="20"/>
+      </w:rPr>
+    </w:lvl>
+    <w:lvl w:ilvl="2" w:tentative="1">
+      <w:start w:val="1"/>
+      <w:numFmt w:val="bullet"/>
+      <w:lvlText w:val=""/>
+      <w:lvlJc w:val="left"/>
+      <w:pPr>
+        <w:tabs>
+          <w:tab w:val="num" w:pos="2160"/>
+        </w:tabs>
+        <w:ind w:left="2160" w:hanging="360"/>
+      </w:pPr>
+      <w:rPr>
+        <w:rFonts w:ascii="Wingdings" w:hAnsi="Wingdings" w:hint="default"/>
+        <w:sz w:val="20"/>
+      </w:rPr>
+    </w:lvl>
+    <w:lvl w:ilvl="3" w:tentative="1">
+      <w:start w:val="1"/>
+      <w:numFmt w:val="bullet"/>
+      <w:lvlText w:val=""/>
+      <w:lvlJc w:val="left"/>
+      <w:pPr>
+        <w:tabs>
+          <w:tab w:val="num" w:pos="2880"/>
+        </w:tabs>
+        <w:ind w:left="2880" w:hanging="360"/>
+      </w:pPr>
+      <w:rPr>
+        <w:rFonts w:ascii="Wingdings" w:hAnsi="Wingdings" w:hint="default"/>
+        <w:sz w:val="20"/>
+      </w:rPr>
+    </w:lvl>
+    <w:lvl w:ilvl="4" w:tentative="1">
+      <w:start w:val="1"/>
+      <w:numFmt w:val="bullet"/>
+      <w:lvlText w:val=""/>
+      <w:lvlJc w:val="left"/>
+      <w:pPr>
+        <w:tabs>
+          <w:tab w:val="num" w:pos="3600"/>
+        </w:tabs>
+        <w:ind w:left="3600" w:hanging="360"/>
+      </w:pPr>
+      <w:rPr>
+        <w:rFonts w:ascii="Wingdings" w:hAnsi="Wingdings" w:hint="default"/>
+        <w:sz w:val="20"/>
+      </w:rPr>
+    </w:lvl>
+    <w:lvl w:ilvl="5" w:tentative="1">
+      <w:start w:val="1"/>
+      <w:numFmt w:val="bullet"/>
+      <w:lvlText w:val=""/>
+      <w:lvlJc w:val="left"/>
+      <w:pPr>
+        <w:tabs>
+          <w:tab w:val="num" w:pos="4320"/>
+        </w:tabs>
+        <w:ind w:left="4320" w:hanging="360"/>
+      </w:pPr>
+      <w:rPr>
+        <w:rFonts w:ascii="Wingdings" w:hAnsi="Wingdings" w:hint="default"/>
+        <w:sz w:val="20"/>
+      </w:rPr>
+    </w:lvl>
+    <w:lvl w:ilvl="6" w:tentative="1">
+      <w:start w:val="1"/>
+      <w:numFmt w:val="bullet"/>
+      <w:lvlText w:val=""/>
+      <w:lvlJc w:val="left"/>
+      <w:pPr>
+        <w:tabs>
+          <w:tab w:val="num" w:pos="5040"/>
+        </w:tabs>
+        <w:ind w:left="5040" w:hanging="360"/>
+      </w:pPr>
+      <w:rPr>
+        <w:rFonts w:ascii="Wingdings" w:hAnsi="Wingdings" w:hint="default"/>
+        <w:sz w:val="20"/>
+      </w:rPr>
+    </w:lvl>
+    <w:lvl w:ilvl="7" w:tentative="1">
+      <w:start w:val="1"/>
+      <w:numFmt w:val="bullet"/>
+      <w:lvlText w:val=""/>
+      <w:lvlJc w:val="left"/>
+      <w:pPr>
+        <w:tabs>
+          <w:tab w:val="num" w:pos="5760"/>
+        </w:tabs>
+        <w:ind w:left="5760" w:hanging="360"/>
+      </w:pPr>
+      <w:rPr>
+        <w:rFonts w:ascii="Wingdings" w:hAnsi="Wingdings" w:hint="default"/>
+        <w:sz w:val="20"/>
+      </w:rPr>
+    </w:lvl>
+    <w:lvl w:ilvl="8" w:tentative="1">
+      <w:start w:val="1"/>
+      <w:numFmt w:val="bullet"/>
+      <w:lvlText w:val=""/>
+      <w:lvlJc w:val="left"/>
+      <w:pPr>
+        <w:tabs>
+          <w:tab w:val="num" w:pos="6480"/>
+        </w:tabs>
+        <w:ind w:left="6480" w:hanging="360"/>
+      </w:pPr>
+      <w:rPr>
+        <w:rFonts w:ascii="Wingdings" w:hAnsi="Wingdings" w:hint="default"/>
+        <w:sz w:val="20"/>
+      </w:rPr>
+    </w:lvl>
+  </w:abstractNum>
+  <w:abstractNum w:abstractNumId="10" w15:restartNumberingAfterBreak="0">
     <w:nsid w:val="200F2457"/>
     <w:multiLevelType w:val="multilevel"/>
     <w:tmpl w:val="9C1E9F10"/>
@@ -3249,7 +4911,156 @@
       </w:rPr>
     </w:lvl>
   </w:abstractNum>
-  <w:abstractNum w:abstractNumId="6" w15:restartNumberingAfterBreak="0">
+  <w:abstractNum w:abstractNumId="11" w15:restartNumberingAfterBreak="0">
+    <w:nsid w:val="20993FBC"/>
+    <w:multiLevelType w:val="multilevel"/>
+    <w:tmpl w:val="91AA9C88"/>
+    <w:lvl w:ilvl="0">
+      <w:start w:val="1"/>
+      <w:numFmt w:val="bullet"/>
+      <w:lvlText w:val=""/>
+      <w:lvlJc w:val="left"/>
+      <w:pPr>
+        <w:tabs>
+          <w:tab w:val="num" w:pos="720"/>
+        </w:tabs>
+        <w:ind w:left="720" w:hanging="360"/>
+      </w:pPr>
+      <w:rPr>
+        <w:rFonts w:ascii="Symbol" w:hAnsi="Symbol" w:hint="default"/>
+        <w:sz w:val="20"/>
+      </w:rPr>
+    </w:lvl>
+    <w:lvl w:ilvl="1" w:tentative="1">
+      <w:start w:val="1"/>
+      <w:numFmt w:val="bullet"/>
+      <w:lvlText w:val="o"/>
+      <w:lvlJc w:val="left"/>
+      <w:pPr>
+        <w:tabs>
+          <w:tab w:val="num" w:pos="1440"/>
+        </w:tabs>
+        <w:ind w:left="1440" w:hanging="360"/>
+      </w:pPr>
+      <w:rPr>
+        <w:rFonts w:ascii="Courier New" w:hAnsi="Courier New" w:hint="default"/>
+        <w:sz w:val="20"/>
+      </w:rPr>
+    </w:lvl>
+    <w:lvl w:ilvl="2" w:tentative="1">
+      <w:start w:val="1"/>
+      <w:numFmt w:val="bullet"/>
+      <w:lvlText w:val=""/>
+      <w:lvlJc w:val="left"/>
+      <w:pPr>
+        <w:tabs>
+          <w:tab w:val="num" w:pos="2160"/>
+        </w:tabs>
+        <w:ind w:left="2160" w:hanging="360"/>
+      </w:pPr>
+      <w:rPr>
+        <w:rFonts w:ascii="Wingdings" w:hAnsi="Wingdings" w:hint="default"/>
+        <w:sz w:val="20"/>
+      </w:rPr>
+    </w:lvl>
+    <w:lvl w:ilvl="3" w:tentative="1">
+      <w:start w:val="1"/>
+      <w:numFmt w:val="bullet"/>
+      <w:lvlText w:val=""/>
+      <w:lvlJc w:val="left"/>
+      <w:pPr>
+        <w:tabs>
+          <w:tab w:val="num" w:pos="2880"/>
+        </w:tabs>
+        <w:ind w:left="2880" w:hanging="360"/>
+      </w:pPr>
+      <w:rPr>
+        <w:rFonts w:ascii="Wingdings" w:hAnsi="Wingdings" w:hint="default"/>
+        <w:sz w:val="20"/>
+      </w:rPr>
+    </w:lvl>
+    <w:lvl w:ilvl="4" w:tentative="1">
+      <w:start w:val="1"/>
+      <w:numFmt w:val="bullet"/>
+      <w:lvlText w:val=""/>
+      <w:lvlJc w:val="left"/>
+      <w:pPr>
+        <w:tabs>
+          <w:tab w:val="num" w:pos="3600"/>
+        </w:tabs>
+        <w:ind w:left="3600" w:hanging="360"/>
+      </w:pPr>
+      <w:rPr>
+        <w:rFonts w:ascii="Wingdings" w:hAnsi="Wingdings" w:hint="default"/>
+        <w:sz w:val="20"/>
+      </w:rPr>
+    </w:lvl>
+    <w:lvl w:ilvl="5" w:tentative="1">
+      <w:start w:val="1"/>
+      <w:numFmt w:val="bullet"/>
+      <w:lvlText w:val=""/>
+      <w:lvlJc w:val="left"/>
+      <w:pPr>
+        <w:tabs>
+          <w:tab w:val="num" w:pos="4320"/>
+        </w:tabs>
+        <w:ind w:left="4320" w:hanging="360"/>
+      </w:pPr>
+      <w:rPr>
+        <w:rFonts w:ascii="Wingdings" w:hAnsi="Wingdings" w:hint="default"/>
+        <w:sz w:val="20"/>
+      </w:rPr>
+    </w:lvl>
+    <w:lvl w:ilvl="6" w:tentative="1">
+      <w:start w:val="1"/>
+      <w:numFmt w:val="bullet"/>
+      <w:lvlText w:val=""/>
+      <w:lvlJc w:val="left"/>
+      <w:pPr>
+        <w:tabs>
+          <w:tab w:val="num" w:pos="5040"/>
+        </w:tabs>
+        <w:ind w:left="5040" w:hanging="360"/>
+      </w:pPr>
+      <w:rPr>
+        <w:rFonts w:ascii="Wingdings" w:hAnsi="Wingdings" w:hint="default"/>
+        <w:sz w:val="20"/>
+      </w:rPr>
+    </w:lvl>
+    <w:lvl w:ilvl="7" w:tentative="1">
+      <w:start w:val="1"/>
+      <w:numFmt w:val="bullet"/>
+      <w:lvlText w:val=""/>
+      <w:lvlJc w:val="left"/>
+      <w:pPr>
+        <w:tabs>
+          <w:tab w:val="num" w:pos="5760"/>
+        </w:tabs>
+        <w:ind w:left="5760" w:hanging="360"/>
+      </w:pPr>
+      <w:rPr>
+        <w:rFonts w:ascii="Wingdings" w:hAnsi="Wingdings" w:hint="default"/>
+        <w:sz w:val="20"/>
+      </w:rPr>
+    </w:lvl>
+    <w:lvl w:ilvl="8" w:tentative="1">
+      <w:start w:val="1"/>
+      <w:numFmt w:val="bullet"/>
+      <w:lvlText w:val=""/>
+      <w:lvlJc w:val="left"/>
+      <w:pPr>
+        <w:tabs>
+          <w:tab w:val="num" w:pos="6480"/>
+        </w:tabs>
+        <w:ind w:left="6480" w:hanging="360"/>
+      </w:pPr>
+      <w:rPr>
+        <w:rFonts w:ascii="Wingdings" w:hAnsi="Wingdings" w:hint="default"/>
+        <w:sz w:val="20"/>
+      </w:rPr>
+    </w:lvl>
+  </w:abstractNum>
+  <w:abstractNum w:abstractNumId="12" w15:restartNumberingAfterBreak="0">
     <w:nsid w:val="21806CC7"/>
     <w:multiLevelType w:val="multilevel"/>
     <w:tmpl w:val="D3888192"/>
@@ -3398,7 +5209,7 @@
       </w:rPr>
     </w:lvl>
   </w:abstractNum>
-  <w:abstractNum w:abstractNumId="7" w15:restartNumberingAfterBreak="0">
+  <w:abstractNum w:abstractNumId="13" w15:restartNumberingAfterBreak="0">
     <w:nsid w:val="23EB3039"/>
     <w:multiLevelType w:val="multilevel"/>
     <w:tmpl w:val="6E4846C4"/>
@@ -3547,7 +5358,7 @@
       </w:rPr>
     </w:lvl>
   </w:abstractNum>
-  <w:abstractNum w:abstractNumId="8" w15:restartNumberingAfterBreak="0">
+  <w:abstractNum w:abstractNumId="14" w15:restartNumberingAfterBreak="0">
     <w:nsid w:val="255D1660"/>
     <w:multiLevelType w:val="multilevel"/>
     <w:tmpl w:val="0C2656A0"/>
@@ -3696,7 +5507,7 @@
       </w:rPr>
     </w:lvl>
   </w:abstractNum>
-  <w:abstractNum w:abstractNumId="9" w15:restartNumberingAfterBreak="0">
+  <w:abstractNum w:abstractNumId="15" w15:restartNumberingAfterBreak="0">
     <w:nsid w:val="287D7107"/>
     <w:multiLevelType w:val="multilevel"/>
     <w:tmpl w:val="C06EBE5A"/>
@@ -3845,7 +5656,7 @@
       </w:rPr>
     </w:lvl>
   </w:abstractNum>
-  <w:abstractNum w:abstractNumId="10" w15:restartNumberingAfterBreak="0">
+  <w:abstractNum w:abstractNumId="16" w15:restartNumberingAfterBreak="0">
     <w:nsid w:val="34920D6D"/>
     <w:multiLevelType w:val="multilevel"/>
     <w:tmpl w:val="60ECB93C"/>
@@ -3994,7 +5805,7 @@
       </w:rPr>
     </w:lvl>
   </w:abstractNum>
-  <w:abstractNum w:abstractNumId="11" w15:restartNumberingAfterBreak="0">
+  <w:abstractNum w:abstractNumId="17" w15:restartNumberingAfterBreak="0">
     <w:nsid w:val="34AB41CE"/>
     <w:multiLevelType w:val="multilevel"/>
     <w:tmpl w:val="60C4BB96"/>
@@ -4143,7 +5954,7 @@
       </w:rPr>
     </w:lvl>
   </w:abstractNum>
-  <w:abstractNum w:abstractNumId="12" w15:restartNumberingAfterBreak="0">
+  <w:abstractNum w:abstractNumId="18" w15:restartNumberingAfterBreak="0">
     <w:nsid w:val="391475A8"/>
     <w:multiLevelType w:val="multilevel"/>
     <w:tmpl w:val="0308C754"/>
@@ -4292,7 +6103,7 @@
       </w:rPr>
     </w:lvl>
   </w:abstractNum>
-  <w:abstractNum w:abstractNumId="13" w15:restartNumberingAfterBreak="0">
+  <w:abstractNum w:abstractNumId="19" w15:restartNumberingAfterBreak="0">
     <w:nsid w:val="3AA75070"/>
     <w:multiLevelType w:val="multilevel"/>
     <w:tmpl w:val="3BDCEF42"/>
@@ -4441,7 +6252,603 @@
       </w:rPr>
     </w:lvl>
   </w:abstractNum>
-  <w:abstractNum w:abstractNumId="14" w15:restartNumberingAfterBreak="0">
+  <w:abstractNum w:abstractNumId="20" w15:restartNumberingAfterBreak="0">
+    <w:nsid w:val="40CA5809"/>
+    <w:multiLevelType w:val="multilevel"/>
+    <w:tmpl w:val="42760866"/>
+    <w:lvl w:ilvl="0">
+      <w:start w:val="1"/>
+      <w:numFmt w:val="bullet"/>
+      <w:lvlText w:val=""/>
+      <w:lvlJc w:val="left"/>
+      <w:pPr>
+        <w:tabs>
+          <w:tab w:val="num" w:pos="720"/>
+        </w:tabs>
+        <w:ind w:left="720" w:hanging="360"/>
+      </w:pPr>
+      <w:rPr>
+        <w:rFonts w:ascii="Symbol" w:hAnsi="Symbol" w:hint="default"/>
+        <w:sz w:val="20"/>
+      </w:rPr>
+    </w:lvl>
+    <w:lvl w:ilvl="1">
+      <w:start w:val="1"/>
+      <w:numFmt w:val="bullet"/>
+      <w:lvlText w:val="o"/>
+      <w:lvlJc w:val="left"/>
+      <w:pPr>
+        <w:tabs>
+          <w:tab w:val="num" w:pos="1440"/>
+        </w:tabs>
+        <w:ind w:left="1440" w:hanging="360"/>
+      </w:pPr>
+      <w:rPr>
+        <w:rFonts w:ascii="Courier New" w:hAnsi="Courier New" w:hint="default"/>
+        <w:sz w:val="20"/>
+      </w:rPr>
+    </w:lvl>
+    <w:lvl w:ilvl="2" w:tentative="1">
+      <w:start w:val="1"/>
+      <w:numFmt w:val="bullet"/>
+      <w:lvlText w:val=""/>
+      <w:lvlJc w:val="left"/>
+      <w:pPr>
+        <w:tabs>
+          <w:tab w:val="num" w:pos="2160"/>
+        </w:tabs>
+        <w:ind w:left="2160" w:hanging="360"/>
+      </w:pPr>
+      <w:rPr>
+        <w:rFonts w:ascii="Wingdings" w:hAnsi="Wingdings" w:hint="default"/>
+        <w:sz w:val="20"/>
+      </w:rPr>
+    </w:lvl>
+    <w:lvl w:ilvl="3" w:tentative="1">
+      <w:start w:val="1"/>
+      <w:numFmt w:val="bullet"/>
+      <w:lvlText w:val=""/>
+      <w:lvlJc w:val="left"/>
+      <w:pPr>
+        <w:tabs>
+          <w:tab w:val="num" w:pos="2880"/>
+        </w:tabs>
+        <w:ind w:left="2880" w:hanging="360"/>
+      </w:pPr>
+      <w:rPr>
+        <w:rFonts w:ascii="Wingdings" w:hAnsi="Wingdings" w:hint="default"/>
+        <w:sz w:val="20"/>
+      </w:rPr>
+    </w:lvl>
+    <w:lvl w:ilvl="4" w:tentative="1">
+      <w:start w:val="1"/>
+      <w:numFmt w:val="bullet"/>
+      <w:lvlText w:val=""/>
+      <w:lvlJc w:val="left"/>
+      <w:pPr>
+        <w:tabs>
+          <w:tab w:val="num" w:pos="3600"/>
+        </w:tabs>
+        <w:ind w:left="3600" w:hanging="360"/>
+      </w:pPr>
+      <w:rPr>
+        <w:rFonts w:ascii="Wingdings" w:hAnsi="Wingdings" w:hint="default"/>
+        <w:sz w:val="20"/>
+      </w:rPr>
+    </w:lvl>
+    <w:lvl w:ilvl="5" w:tentative="1">
+      <w:start w:val="1"/>
+      <w:numFmt w:val="bullet"/>
+      <w:lvlText w:val=""/>
+      <w:lvlJc w:val="left"/>
+      <w:pPr>
+        <w:tabs>
+          <w:tab w:val="num" w:pos="4320"/>
+        </w:tabs>
+        <w:ind w:left="4320" w:hanging="360"/>
+      </w:pPr>
+      <w:rPr>
+        <w:rFonts w:ascii="Wingdings" w:hAnsi="Wingdings" w:hint="default"/>
+        <w:sz w:val="20"/>
+      </w:rPr>
+    </w:lvl>
+    <w:lvl w:ilvl="6" w:tentative="1">
+      <w:start w:val="1"/>
+      <w:numFmt w:val="bullet"/>
+      <w:lvlText w:val=""/>
+      <w:lvlJc w:val="left"/>
+      <w:pPr>
+        <w:tabs>
+          <w:tab w:val="num" w:pos="5040"/>
+        </w:tabs>
+        <w:ind w:left="5040" w:hanging="360"/>
+      </w:pPr>
+      <w:rPr>
+        <w:rFonts w:ascii="Wingdings" w:hAnsi="Wingdings" w:hint="default"/>
+        <w:sz w:val="20"/>
+      </w:rPr>
+    </w:lvl>
+    <w:lvl w:ilvl="7" w:tentative="1">
+      <w:start w:val="1"/>
+      <w:numFmt w:val="bullet"/>
+      <w:lvlText w:val=""/>
+      <w:lvlJc w:val="left"/>
+      <w:pPr>
+        <w:tabs>
+          <w:tab w:val="num" w:pos="5760"/>
+        </w:tabs>
+        <w:ind w:left="5760" w:hanging="360"/>
+      </w:pPr>
+      <w:rPr>
+        <w:rFonts w:ascii="Wingdings" w:hAnsi="Wingdings" w:hint="default"/>
+        <w:sz w:val="20"/>
+      </w:rPr>
+    </w:lvl>
+    <w:lvl w:ilvl="8" w:tentative="1">
+      <w:start w:val="1"/>
+      <w:numFmt w:val="bullet"/>
+      <w:lvlText w:val=""/>
+      <w:lvlJc w:val="left"/>
+      <w:pPr>
+        <w:tabs>
+          <w:tab w:val="num" w:pos="6480"/>
+        </w:tabs>
+        <w:ind w:left="6480" w:hanging="360"/>
+      </w:pPr>
+      <w:rPr>
+        <w:rFonts w:ascii="Wingdings" w:hAnsi="Wingdings" w:hint="default"/>
+        <w:sz w:val="20"/>
+      </w:rPr>
+    </w:lvl>
+  </w:abstractNum>
+  <w:abstractNum w:abstractNumId="21" w15:restartNumberingAfterBreak="0">
+    <w:nsid w:val="44F0640C"/>
+    <w:multiLevelType w:val="multilevel"/>
+    <w:tmpl w:val="DAC68A7A"/>
+    <w:lvl w:ilvl="0">
+      <w:start w:val="1"/>
+      <w:numFmt w:val="bullet"/>
+      <w:lvlText w:val=""/>
+      <w:lvlJc w:val="left"/>
+      <w:pPr>
+        <w:tabs>
+          <w:tab w:val="num" w:pos="720"/>
+        </w:tabs>
+        <w:ind w:left="720" w:hanging="360"/>
+      </w:pPr>
+      <w:rPr>
+        <w:rFonts w:ascii="Symbol" w:hAnsi="Symbol" w:hint="default"/>
+        <w:sz w:val="20"/>
+      </w:rPr>
+    </w:lvl>
+    <w:lvl w:ilvl="1" w:tentative="1">
+      <w:start w:val="1"/>
+      <w:numFmt w:val="bullet"/>
+      <w:lvlText w:val="o"/>
+      <w:lvlJc w:val="left"/>
+      <w:pPr>
+        <w:tabs>
+          <w:tab w:val="num" w:pos="1440"/>
+        </w:tabs>
+        <w:ind w:left="1440" w:hanging="360"/>
+      </w:pPr>
+      <w:rPr>
+        <w:rFonts w:ascii="Courier New" w:hAnsi="Courier New" w:hint="default"/>
+        <w:sz w:val="20"/>
+      </w:rPr>
+    </w:lvl>
+    <w:lvl w:ilvl="2" w:tentative="1">
+      <w:start w:val="1"/>
+      <w:numFmt w:val="bullet"/>
+      <w:lvlText w:val=""/>
+      <w:lvlJc w:val="left"/>
+      <w:pPr>
+        <w:tabs>
+          <w:tab w:val="num" w:pos="2160"/>
+        </w:tabs>
+        <w:ind w:left="2160" w:hanging="360"/>
+      </w:pPr>
+      <w:rPr>
+        <w:rFonts w:ascii="Wingdings" w:hAnsi="Wingdings" w:hint="default"/>
+        <w:sz w:val="20"/>
+      </w:rPr>
+    </w:lvl>
+    <w:lvl w:ilvl="3" w:tentative="1">
+      <w:start w:val="1"/>
+      <w:numFmt w:val="bullet"/>
+      <w:lvlText w:val=""/>
+      <w:lvlJc w:val="left"/>
+      <w:pPr>
+        <w:tabs>
+          <w:tab w:val="num" w:pos="2880"/>
+        </w:tabs>
+        <w:ind w:left="2880" w:hanging="360"/>
+      </w:pPr>
+      <w:rPr>
+        <w:rFonts w:ascii="Wingdings" w:hAnsi="Wingdings" w:hint="default"/>
+        <w:sz w:val="20"/>
+      </w:rPr>
+    </w:lvl>
+    <w:lvl w:ilvl="4" w:tentative="1">
+      <w:start w:val="1"/>
+      <w:numFmt w:val="bullet"/>
+      <w:lvlText w:val=""/>
+      <w:lvlJc w:val="left"/>
+      <w:pPr>
+        <w:tabs>
+          <w:tab w:val="num" w:pos="3600"/>
+        </w:tabs>
+        <w:ind w:left="3600" w:hanging="360"/>
+      </w:pPr>
+      <w:rPr>
+        <w:rFonts w:ascii="Wingdings" w:hAnsi="Wingdings" w:hint="default"/>
+        <w:sz w:val="20"/>
+      </w:rPr>
+    </w:lvl>
+    <w:lvl w:ilvl="5" w:tentative="1">
+      <w:start w:val="1"/>
+      <w:numFmt w:val="bullet"/>
+      <w:lvlText w:val=""/>
+      <w:lvlJc w:val="left"/>
+      <w:pPr>
+        <w:tabs>
+          <w:tab w:val="num" w:pos="4320"/>
+        </w:tabs>
+        <w:ind w:left="4320" w:hanging="360"/>
+      </w:pPr>
+      <w:rPr>
+        <w:rFonts w:ascii="Wingdings" w:hAnsi="Wingdings" w:hint="default"/>
+        <w:sz w:val="20"/>
+      </w:rPr>
+    </w:lvl>
+    <w:lvl w:ilvl="6" w:tentative="1">
+      <w:start w:val="1"/>
+      <w:numFmt w:val="bullet"/>
+      <w:lvlText w:val=""/>
+      <w:lvlJc w:val="left"/>
+      <w:pPr>
+        <w:tabs>
+          <w:tab w:val="num" w:pos="5040"/>
+        </w:tabs>
+        <w:ind w:left="5040" w:hanging="360"/>
+      </w:pPr>
+      <w:rPr>
+        <w:rFonts w:ascii="Wingdings" w:hAnsi="Wingdings" w:hint="default"/>
+        <w:sz w:val="20"/>
+      </w:rPr>
+    </w:lvl>
+    <w:lvl w:ilvl="7" w:tentative="1">
+      <w:start w:val="1"/>
+      <w:numFmt w:val="bullet"/>
+      <w:lvlText w:val=""/>
+      <w:lvlJc w:val="left"/>
+      <w:pPr>
+        <w:tabs>
+          <w:tab w:val="num" w:pos="5760"/>
+        </w:tabs>
+        <w:ind w:left="5760" w:hanging="360"/>
+      </w:pPr>
+      <w:rPr>
+        <w:rFonts w:ascii="Wingdings" w:hAnsi="Wingdings" w:hint="default"/>
+        <w:sz w:val="20"/>
+      </w:rPr>
+    </w:lvl>
+    <w:lvl w:ilvl="8" w:tentative="1">
+      <w:start w:val="1"/>
+      <w:numFmt w:val="bullet"/>
+      <w:lvlText w:val=""/>
+      <w:lvlJc w:val="left"/>
+      <w:pPr>
+        <w:tabs>
+          <w:tab w:val="num" w:pos="6480"/>
+        </w:tabs>
+        <w:ind w:left="6480" w:hanging="360"/>
+      </w:pPr>
+      <w:rPr>
+        <w:rFonts w:ascii="Wingdings" w:hAnsi="Wingdings" w:hint="default"/>
+        <w:sz w:val="20"/>
+      </w:rPr>
+    </w:lvl>
+  </w:abstractNum>
+  <w:abstractNum w:abstractNumId="22" w15:restartNumberingAfterBreak="0">
+    <w:nsid w:val="46F73614"/>
+    <w:multiLevelType w:val="multilevel"/>
+    <w:tmpl w:val="B99038EE"/>
+    <w:lvl w:ilvl="0">
+      <w:start w:val="1"/>
+      <w:numFmt w:val="bullet"/>
+      <w:lvlText w:val=""/>
+      <w:lvlJc w:val="left"/>
+      <w:pPr>
+        <w:tabs>
+          <w:tab w:val="num" w:pos="720"/>
+        </w:tabs>
+        <w:ind w:left="720" w:hanging="360"/>
+      </w:pPr>
+      <w:rPr>
+        <w:rFonts w:ascii="Symbol" w:hAnsi="Symbol" w:hint="default"/>
+        <w:sz w:val="20"/>
+      </w:rPr>
+    </w:lvl>
+    <w:lvl w:ilvl="1" w:tentative="1">
+      <w:start w:val="1"/>
+      <w:numFmt w:val="bullet"/>
+      <w:lvlText w:val="o"/>
+      <w:lvlJc w:val="left"/>
+      <w:pPr>
+        <w:tabs>
+          <w:tab w:val="num" w:pos="1440"/>
+        </w:tabs>
+        <w:ind w:left="1440" w:hanging="360"/>
+      </w:pPr>
+      <w:rPr>
+        <w:rFonts w:ascii="Courier New" w:hAnsi="Courier New" w:hint="default"/>
+        <w:sz w:val="20"/>
+      </w:rPr>
+    </w:lvl>
+    <w:lvl w:ilvl="2" w:tentative="1">
+      <w:start w:val="1"/>
+      <w:numFmt w:val="bullet"/>
+      <w:lvlText w:val=""/>
+      <w:lvlJc w:val="left"/>
+      <w:pPr>
+        <w:tabs>
+          <w:tab w:val="num" w:pos="2160"/>
+        </w:tabs>
+        <w:ind w:left="2160" w:hanging="360"/>
+      </w:pPr>
+      <w:rPr>
+        <w:rFonts w:ascii="Wingdings" w:hAnsi="Wingdings" w:hint="default"/>
+        <w:sz w:val="20"/>
+      </w:rPr>
+    </w:lvl>
+    <w:lvl w:ilvl="3" w:tentative="1">
+      <w:start w:val="1"/>
+      <w:numFmt w:val="bullet"/>
+      <w:lvlText w:val=""/>
+      <w:lvlJc w:val="left"/>
+      <w:pPr>
+        <w:tabs>
+          <w:tab w:val="num" w:pos="2880"/>
+        </w:tabs>
+        <w:ind w:left="2880" w:hanging="360"/>
+      </w:pPr>
+      <w:rPr>
+        <w:rFonts w:ascii="Wingdings" w:hAnsi="Wingdings" w:hint="default"/>
+        <w:sz w:val="20"/>
+      </w:rPr>
+    </w:lvl>
+    <w:lvl w:ilvl="4" w:tentative="1">
+      <w:start w:val="1"/>
+      <w:numFmt w:val="bullet"/>
+      <w:lvlText w:val=""/>
+      <w:lvlJc w:val="left"/>
+      <w:pPr>
+        <w:tabs>
+          <w:tab w:val="num" w:pos="3600"/>
+        </w:tabs>
+        <w:ind w:left="3600" w:hanging="360"/>
+      </w:pPr>
+      <w:rPr>
+        <w:rFonts w:ascii="Wingdings" w:hAnsi="Wingdings" w:hint="default"/>
+        <w:sz w:val="20"/>
+      </w:rPr>
+    </w:lvl>
+    <w:lvl w:ilvl="5" w:tentative="1">
+      <w:start w:val="1"/>
+      <w:numFmt w:val="bullet"/>
+      <w:lvlText w:val=""/>
+      <w:lvlJc w:val="left"/>
+      <w:pPr>
+        <w:tabs>
+          <w:tab w:val="num" w:pos="4320"/>
+        </w:tabs>
+        <w:ind w:left="4320" w:hanging="360"/>
+      </w:pPr>
+      <w:rPr>
+        <w:rFonts w:ascii="Wingdings" w:hAnsi="Wingdings" w:hint="default"/>
+        <w:sz w:val="20"/>
+      </w:rPr>
+    </w:lvl>
+    <w:lvl w:ilvl="6" w:tentative="1">
+      <w:start w:val="1"/>
+      <w:numFmt w:val="bullet"/>
+      <w:lvlText w:val=""/>
+      <w:lvlJc w:val="left"/>
+      <w:pPr>
+        <w:tabs>
+          <w:tab w:val="num" w:pos="5040"/>
+        </w:tabs>
+        <w:ind w:left="5040" w:hanging="360"/>
+      </w:pPr>
+      <w:rPr>
+        <w:rFonts w:ascii="Wingdings" w:hAnsi="Wingdings" w:hint="default"/>
+        <w:sz w:val="20"/>
+      </w:rPr>
+    </w:lvl>
+    <w:lvl w:ilvl="7" w:tentative="1">
+      <w:start w:val="1"/>
+      <w:numFmt w:val="bullet"/>
+      <w:lvlText w:val=""/>
+      <w:lvlJc w:val="left"/>
+      <w:pPr>
+        <w:tabs>
+          <w:tab w:val="num" w:pos="5760"/>
+        </w:tabs>
+        <w:ind w:left="5760" w:hanging="360"/>
+      </w:pPr>
+      <w:rPr>
+        <w:rFonts w:ascii="Wingdings" w:hAnsi="Wingdings" w:hint="default"/>
+        <w:sz w:val="20"/>
+      </w:rPr>
+    </w:lvl>
+    <w:lvl w:ilvl="8" w:tentative="1">
+      <w:start w:val="1"/>
+      <w:numFmt w:val="bullet"/>
+      <w:lvlText w:val=""/>
+      <w:lvlJc w:val="left"/>
+      <w:pPr>
+        <w:tabs>
+          <w:tab w:val="num" w:pos="6480"/>
+        </w:tabs>
+        <w:ind w:left="6480" w:hanging="360"/>
+      </w:pPr>
+      <w:rPr>
+        <w:rFonts w:ascii="Wingdings" w:hAnsi="Wingdings" w:hint="default"/>
+        <w:sz w:val="20"/>
+      </w:rPr>
+    </w:lvl>
+  </w:abstractNum>
+  <w:abstractNum w:abstractNumId="23" w15:restartNumberingAfterBreak="0">
+    <w:nsid w:val="4780423D"/>
+    <w:multiLevelType w:val="multilevel"/>
+    <w:tmpl w:val="DB94533A"/>
+    <w:lvl w:ilvl="0">
+      <w:start w:val="1"/>
+      <w:numFmt w:val="bullet"/>
+      <w:lvlText w:val=""/>
+      <w:lvlJc w:val="left"/>
+      <w:pPr>
+        <w:tabs>
+          <w:tab w:val="num" w:pos="720"/>
+        </w:tabs>
+        <w:ind w:left="720" w:hanging="360"/>
+      </w:pPr>
+      <w:rPr>
+        <w:rFonts w:ascii="Symbol" w:hAnsi="Symbol" w:hint="default"/>
+        <w:sz w:val="20"/>
+      </w:rPr>
+    </w:lvl>
+    <w:lvl w:ilvl="1" w:tentative="1">
+      <w:start w:val="1"/>
+      <w:numFmt w:val="bullet"/>
+      <w:lvlText w:val="o"/>
+      <w:lvlJc w:val="left"/>
+      <w:pPr>
+        <w:tabs>
+          <w:tab w:val="num" w:pos="1440"/>
+        </w:tabs>
+        <w:ind w:left="1440" w:hanging="360"/>
+      </w:pPr>
+      <w:rPr>
+        <w:rFonts w:ascii="Courier New" w:hAnsi="Courier New" w:hint="default"/>
+        <w:sz w:val="20"/>
+      </w:rPr>
+    </w:lvl>
+    <w:lvl w:ilvl="2" w:tentative="1">
+      <w:start w:val="1"/>
+      <w:numFmt w:val="bullet"/>
+      <w:lvlText w:val=""/>
+      <w:lvlJc w:val="left"/>
+      <w:pPr>
+        <w:tabs>
+          <w:tab w:val="num" w:pos="2160"/>
+        </w:tabs>
+        <w:ind w:left="2160" w:hanging="360"/>
+      </w:pPr>
+      <w:rPr>
+        <w:rFonts w:ascii="Wingdings" w:hAnsi="Wingdings" w:hint="default"/>
+        <w:sz w:val="20"/>
+      </w:rPr>
+    </w:lvl>
+    <w:lvl w:ilvl="3" w:tentative="1">
+      <w:start w:val="1"/>
+      <w:numFmt w:val="bullet"/>
+      <w:lvlText w:val=""/>
+      <w:lvlJc w:val="left"/>
+      <w:pPr>
+        <w:tabs>
+          <w:tab w:val="num" w:pos="2880"/>
+        </w:tabs>
+        <w:ind w:left="2880" w:hanging="360"/>
+      </w:pPr>
+      <w:rPr>
+        <w:rFonts w:ascii="Wingdings" w:hAnsi="Wingdings" w:hint="default"/>
+        <w:sz w:val="20"/>
+      </w:rPr>
+    </w:lvl>
+    <w:lvl w:ilvl="4" w:tentative="1">
+      <w:start w:val="1"/>
+      <w:numFmt w:val="bullet"/>
+      <w:lvlText w:val=""/>
+      <w:lvlJc w:val="left"/>
+      <w:pPr>
+        <w:tabs>
+          <w:tab w:val="num" w:pos="3600"/>
+        </w:tabs>
+        <w:ind w:left="3600" w:hanging="360"/>
+      </w:pPr>
+      <w:rPr>
+        <w:rFonts w:ascii="Wingdings" w:hAnsi="Wingdings" w:hint="default"/>
+        <w:sz w:val="20"/>
+      </w:rPr>
+    </w:lvl>
+    <w:lvl w:ilvl="5" w:tentative="1">
+      <w:start w:val="1"/>
+      <w:numFmt w:val="bullet"/>
+      <w:lvlText w:val=""/>
+      <w:lvlJc w:val="left"/>
+      <w:pPr>
+        <w:tabs>
+          <w:tab w:val="num" w:pos="4320"/>
+        </w:tabs>
+        <w:ind w:left="4320" w:hanging="360"/>
+      </w:pPr>
+      <w:rPr>
+        <w:rFonts w:ascii="Wingdings" w:hAnsi="Wingdings" w:hint="default"/>
+        <w:sz w:val="20"/>
+      </w:rPr>
+    </w:lvl>
+    <w:lvl w:ilvl="6" w:tentative="1">
+      <w:start w:val="1"/>
+      <w:numFmt w:val="bullet"/>
+      <w:lvlText w:val=""/>
+      <w:lvlJc w:val="left"/>
+      <w:pPr>
+        <w:tabs>
+          <w:tab w:val="num" w:pos="5040"/>
+        </w:tabs>
+        <w:ind w:left="5040" w:hanging="360"/>
+      </w:pPr>
+      <w:rPr>
+        <w:rFonts w:ascii="Wingdings" w:hAnsi="Wingdings" w:hint="default"/>
+        <w:sz w:val="20"/>
+      </w:rPr>
+    </w:lvl>
+    <w:lvl w:ilvl="7" w:tentative="1">
+      <w:start w:val="1"/>
+      <w:numFmt w:val="bullet"/>
+      <w:lvlText w:val=""/>
+      <w:lvlJc w:val="left"/>
+      <w:pPr>
+        <w:tabs>
+          <w:tab w:val="num" w:pos="5760"/>
+        </w:tabs>
+        <w:ind w:left="5760" w:hanging="360"/>
+      </w:pPr>
+      <w:rPr>
+        <w:rFonts w:ascii="Wingdings" w:hAnsi="Wingdings" w:hint="default"/>
+        <w:sz w:val="20"/>
+      </w:rPr>
+    </w:lvl>
+    <w:lvl w:ilvl="8" w:tentative="1">
+      <w:start w:val="1"/>
+      <w:numFmt w:val="bullet"/>
+      <w:lvlText w:val=""/>
+      <w:lvlJc w:val="left"/>
+      <w:pPr>
+        <w:tabs>
+          <w:tab w:val="num" w:pos="6480"/>
+        </w:tabs>
+        <w:ind w:left="6480" w:hanging="360"/>
+      </w:pPr>
+      <w:rPr>
+        <w:rFonts w:ascii="Wingdings" w:hAnsi="Wingdings" w:hint="default"/>
+        <w:sz w:val="20"/>
+      </w:rPr>
+    </w:lvl>
+  </w:abstractNum>
+  <w:abstractNum w:abstractNumId="24" w15:restartNumberingAfterBreak="0">
     <w:nsid w:val="47833B17"/>
     <w:multiLevelType w:val="multilevel"/>
     <w:tmpl w:val="44D62772"/>
@@ -4590,7 +6997,305 @@
       </w:rPr>
     </w:lvl>
   </w:abstractNum>
-  <w:abstractNum w:abstractNumId="15" w15:restartNumberingAfterBreak="0">
+  <w:abstractNum w:abstractNumId="25" w15:restartNumberingAfterBreak="0">
+    <w:nsid w:val="4D3E1662"/>
+    <w:multiLevelType w:val="multilevel"/>
+    <w:tmpl w:val="AB0A508A"/>
+    <w:lvl w:ilvl="0">
+      <w:start w:val="1"/>
+      <w:numFmt w:val="bullet"/>
+      <w:lvlText w:val=""/>
+      <w:lvlJc w:val="left"/>
+      <w:pPr>
+        <w:tabs>
+          <w:tab w:val="num" w:pos="720"/>
+        </w:tabs>
+        <w:ind w:left="720" w:hanging="360"/>
+      </w:pPr>
+      <w:rPr>
+        <w:rFonts w:ascii="Symbol" w:hAnsi="Symbol" w:hint="default"/>
+        <w:sz w:val="20"/>
+      </w:rPr>
+    </w:lvl>
+    <w:lvl w:ilvl="1" w:tentative="1">
+      <w:start w:val="1"/>
+      <w:numFmt w:val="bullet"/>
+      <w:lvlText w:val="o"/>
+      <w:lvlJc w:val="left"/>
+      <w:pPr>
+        <w:tabs>
+          <w:tab w:val="num" w:pos="1440"/>
+        </w:tabs>
+        <w:ind w:left="1440" w:hanging="360"/>
+      </w:pPr>
+      <w:rPr>
+        <w:rFonts w:ascii="Courier New" w:hAnsi="Courier New" w:hint="default"/>
+        <w:sz w:val="20"/>
+      </w:rPr>
+    </w:lvl>
+    <w:lvl w:ilvl="2" w:tentative="1">
+      <w:start w:val="1"/>
+      <w:numFmt w:val="bullet"/>
+      <w:lvlText w:val=""/>
+      <w:lvlJc w:val="left"/>
+      <w:pPr>
+        <w:tabs>
+          <w:tab w:val="num" w:pos="2160"/>
+        </w:tabs>
+        <w:ind w:left="2160" w:hanging="360"/>
+      </w:pPr>
+      <w:rPr>
+        <w:rFonts w:ascii="Wingdings" w:hAnsi="Wingdings" w:hint="default"/>
+        <w:sz w:val="20"/>
+      </w:rPr>
+    </w:lvl>
+    <w:lvl w:ilvl="3" w:tentative="1">
+      <w:start w:val="1"/>
+      <w:numFmt w:val="bullet"/>
+      <w:lvlText w:val=""/>
+      <w:lvlJc w:val="left"/>
+      <w:pPr>
+        <w:tabs>
+          <w:tab w:val="num" w:pos="2880"/>
+        </w:tabs>
+        <w:ind w:left="2880" w:hanging="360"/>
+      </w:pPr>
+      <w:rPr>
+        <w:rFonts w:ascii="Wingdings" w:hAnsi="Wingdings" w:hint="default"/>
+        <w:sz w:val="20"/>
+      </w:rPr>
+    </w:lvl>
+    <w:lvl w:ilvl="4" w:tentative="1">
+      <w:start w:val="1"/>
+      <w:numFmt w:val="bullet"/>
+      <w:lvlText w:val=""/>
+      <w:lvlJc w:val="left"/>
+      <w:pPr>
+        <w:tabs>
+          <w:tab w:val="num" w:pos="3600"/>
+        </w:tabs>
+        <w:ind w:left="3600" w:hanging="360"/>
+      </w:pPr>
+      <w:rPr>
+        <w:rFonts w:ascii="Wingdings" w:hAnsi="Wingdings" w:hint="default"/>
+        <w:sz w:val="20"/>
+      </w:rPr>
+    </w:lvl>
+    <w:lvl w:ilvl="5" w:tentative="1">
+      <w:start w:val="1"/>
+      <w:numFmt w:val="bullet"/>
+      <w:lvlText w:val=""/>
+      <w:lvlJc w:val="left"/>
+      <w:pPr>
+        <w:tabs>
+          <w:tab w:val="num" w:pos="4320"/>
+        </w:tabs>
+        <w:ind w:left="4320" w:hanging="360"/>
+      </w:pPr>
+      <w:rPr>
+        <w:rFonts w:ascii="Wingdings" w:hAnsi="Wingdings" w:hint="default"/>
+        <w:sz w:val="20"/>
+      </w:rPr>
+    </w:lvl>
+    <w:lvl w:ilvl="6" w:tentative="1">
+      <w:start w:val="1"/>
+      <w:numFmt w:val="bullet"/>
+      <w:lvlText w:val=""/>
+      <w:lvlJc w:val="left"/>
+      <w:pPr>
+        <w:tabs>
+          <w:tab w:val="num" w:pos="5040"/>
+        </w:tabs>
+        <w:ind w:left="5040" w:hanging="360"/>
+      </w:pPr>
+      <w:rPr>
+        <w:rFonts w:ascii="Wingdings" w:hAnsi="Wingdings" w:hint="default"/>
+        <w:sz w:val="20"/>
+      </w:rPr>
+    </w:lvl>
+    <w:lvl w:ilvl="7" w:tentative="1">
+      <w:start w:val="1"/>
+      <w:numFmt w:val="bullet"/>
+      <w:lvlText w:val=""/>
+      <w:lvlJc w:val="left"/>
+      <w:pPr>
+        <w:tabs>
+          <w:tab w:val="num" w:pos="5760"/>
+        </w:tabs>
+        <w:ind w:left="5760" w:hanging="360"/>
+      </w:pPr>
+      <w:rPr>
+        <w:rFonts w:ascii="Wingdings" w:hAnsi="Wingdings" w:hint="default"/>
+        <w:sz w:val="20"/>
+      </w:rPr>
+    </w:lvl>
+    <w:lvl w:ilvl="8" w:tentative="1">
+      <w:start w:val="1"/>
+      <w:numFmt w:val="bullet"/>
+      <w:lvlText w:val=""/>
+      <w:lvlJc w:val="left"/>
+      <w:pPr>
+        <w:tabs>
+          <w:tab w:val="num" w:pos="6480"/>
+        </w:tabs>
+        <w:ind w:left="6480" w:hanging="360"/>
+      </w:pPr>
+      <w:rPr>
+        <w:rFonts w:ascii="Wingdings" w:hAnsi="Wingdings" w:hint="default"/>
+        <w:sz w:val="20"/>
+      </w:rPr>
+    </w:lvl>
+  </w:abstractNum>
+  <w:abstractNum w:abstractNumId="26" w15:restartNumberingAfterBreak="0">
+    <w:nsid w:val="5DDD296A"/>
+    <w:multiLevelType w:val="multilevel"/>
+    <w:tmpl w:val="0E3A35A4"/>
+    <w:lvl w:ilvl="0">
+      <w:start w:val="1"/>
+      <w:numFmt w:val="bullet"/>
+      <w:lvlText w:val=""/>
+      <w:lvlJc w:val="left"/>
+      <w:pPr>
+        <w:tabs>
+          <w:tab w:val="num" w:pos="720"/>
+        </w:tabs>
+        <w:ind w:left="720" w:hanging="360"/>
+      </w:pPr>
+      <w:rPr>
+        <w:rFonts w:ascii="Symbol" w:hAnsi="Symbol" w:hint="default"/>
+        <w:sz w:val="20"/>
+      </w:rPr>
+    </w:lvl>
+    <w:lvl w:ilvl="1" w:tentative="1">
+      <w:start w:val="1"/>
+      <w:numFmt w:val="bullet"/>
+      <w:lvlText w:val="o"/>
+      <w:lvlJc w:val="left"/>
+      <w:pPr>
+        <w:tabs>
+          <w:tab w:val="num" w:pos="1440"/>
+        </w:tabs>
+        <w:ind w:left="1440" w:hanging="360"/>
+      </w:pPr>
+      <w:rPr>
+        <w:rFonts w:ascii="Courier New" w:hAnsi="Courier New" w:hint="default"/>
+        <w:sz w:val="20"/>
+      </w:rPr>
+    </w:lvl>
+    <w:lvl w:ilvl="2" w:tentative="1">
+      <w:start w:val="1"/>
+      <w:numFmt w:val="bullet"/>
+      <w:lvlText w:val=""/>
+      <w:lvlJc w:val="left"/>
+      <w:pPr>
+        <w:tabs>
+          <w:tab w:val="num" w:pos="2160"/>
+        </w:tabs>
+        <w:ind w:left="2160" w:hanging="360"/>
+      </w:pPr>
+      <w:rPr>
+        <w:rFonts w:ascii="Wingdings" w:hAnsi="Wingdings" w:hint="default"/>
+        <w:sz w:val="20"/>
+      </w:rPr>
+    </w:lvl>
+    <w:lvl w:ilvl="3" w:tentative="1">
+      <w:start w:val="1"/>
+      <w:numFmt w:val="bullet"/>
+      <w:lvlText w:val=""/>
+      <w:lvlJc w:val="left"/>
+      <w:pPr>
+        <w:tabs>
+          <w:tab w:val="num" w:pos="2880"/>
+        </w:tabs>
+        <w:ind w:left="2880" w:hanging="360"/>
+      </w:pPr>
+      <w:rPr>
+        <w:rFonts w:ascii="Wingdings" w:hAnsi="Wingdings" w:hint="default"/>
+        <w:sz w:val="20"/>
+      </w:rPr>
+    </w:lvl>
+    <w:lvl w:ilvl="4" w:tentative="1">
+      <w:start w:val="1"/>
+      <w:numFmt w:val="bullet"/>
+      <w:lvlText w:val=""/>
+      <w:lvlJc w:val="left"/>
+      <w:pPr>
+        <w:tabs>
+          <w:tab w:val="num" w:pos="3600"/>
+        </w:tabs>
+        <w:ind w:left="3600" w:hanging="360"/>
+      </w:pPr>
+      <w:rPr>
+        <w:rFonts w:ascii="Wingdings" w:hAnsi="Wingdings" w:hint="default"/>
+        <w:sz w:val="20"/>
+      </w:rPr>
+    </w:lvl>
+    <w:lvl w:ilvl="5" w:tentative="1">
+      <w:start w:val="1"/>
+      <w:numFmt w:val="bullet"/>
+      <w:lvlText w:val=""/>
+      <w:lvlJc w:val="left"/>
+      <w:pPr>
+        <w:tabs>
+          <w:tab w:val="num" w:pos="4320"/>
+        </w:tabs>
+        <w:ind w:left="4320" w:hanging="360"/>
+      </w:pPr>
+      <w:rPr>
+        <w:rFonts w:ascii="Wingdings" w:hAnsi="Wingdings" w:hint="default"/>
+        <w:sz w:val="20"/>
+      </w:rPr>
+    </w:lvl>
+    <w:lvl w:ilvl="6" w:tentative="1">
+      <w:start w:val="1"/>
+      <w:numFmt w:val="bullet"/>
+      <w:lvlText w:val=""/>
+      <w:lvlJc w:val="left"/>
+      <w:pPr>
+        <w:tabs>
+          <w:tab w:val="num" w:pos="5040"/>
+        </w:tabs>
+        <w:ind w:left="5040" w:hanging="360"/>
+      </w:pPr>
+      <w:rPr>
+        <w:rFonts w:ascii="Wingdings" w:hAnsi="Wingdings" w:hint="default"/>
+        <w:sz w:val="20"/>
+      </w:rPr>
+    </w:lvl>
+    <w:lvl w:ilvl="7" w:tentative="1">
+      <w:start w:val="1"/>
+      <w:numFmt w:val="bullet"/>
+      <w:lvlText w:val=""/>
+      <w:lvlJc w:val="left"/>
+      <w:pPr>
+        <w:tabs>
+          <w:tab w:val="num" w:pos="5760"/>
+        </w:tabs>
+        <w:ind w:left="5760" w:hanging="360"/>
+      </w:pPr>
+      <w:rPr>
+        <w:rFonts w:ascii="Wingdings" w:hAnsi="Wingdings" w:hint="default"/>
+        <w:sz w:val="20"/>
+      </w:rPr>
+    </w:lvl>
+    <w:lvl w:ilvl="8" w:tentative="1">
+      <w:start w:val="1"/>
+      <w:numFmt w:val="bullet"/>
+      <w:lvlText w:val=""/>
+      <w:lvlJc w:val="left"/>
+      <w:pPr>
+        <w:tabs>
+          <w:tab w:val="num" w:pos="6480"/>
+        </w:tabs>
+        <w:ind w:left="6480" w:hanging="360"/>
+      </w:pPr>
+      <w:rPr>
+        <w:rFonts w:ascii="Wingdings" w:hAnsi="Wingdings" w:hint="default"/>
+        <w:sz w:val="20"/>
+      </w:rPr>
+    </w:lvl>
+  </w:abstractNum>
+  <w:abstractNum w:abstractNumId="27" w15:restartNumberingAfterBreak="0">
     <w:nsid w:val="61F953FF"/>
     <w:multiLevelType w:val="multilevel"/>
     <w:tmpl w:val="3428509C"/>
@@ -4739,7 +7444,7 @@
       </w:rPr>
     </w:lvl>
   </w:abstractNum>
-  <w:abstractNum w:abstractNumId="16" w15:restartNumberingAfterBreak="0">
+  <w:abstractNum w:abstractNumId="28" w15:restartNumberingAfterBreak="0">
     <w:nsid w:val="6345160E"/>
     <w:multiLevelType w:val="multilevel"/>
     <w:tmpl w:val="BD060010"/>
@@ -4888,7 +7593,7 @@
       </w:rPr>
     </w:lvl>
   </w:abstractNum>
-  <w:abstractNum w:abstractNumId="17" w15:restartNumberingAfterBreak="0">
+  <w:abstractNum w:abstractNumId="29" w15:restartNumberingAfterBreak="0">
     <w:nsid w:val="6460714E"/>
     <w:multiLevelType w:val="multilevel"/>
     <w:tmpl w:val="2F566D32"/>
@@ -5037,7 +7742,7 @@
       </w:rPr>
     </w:lvl>
   </w:abstractNum>
-  <w:abstractNum w:abstractNumId="18" w15:restartNumberingAfterBreak="0">
+  <w:abstractNum w:abstractNumId="30" w15:restartNumberingAfterBreak="0">
     <w:nsid w:val="6CBA70B6"/>
     <w:multiLevelType w:val="multilevel"/>
     <w:tmpl w:val="97B69018"/>
@@ -5186,7 +7891,156 @@
       </w:rPr>
     </w:lvl>
   </w:abstractNum>
-  <w:abstractNum w:abstractNumId="19" w15:restartNumberingAfterBreak="0">
+  <w:abstractNum w:abstractNumId="31" w15:restartNumberingAfterBreak="0">
+    <w:nsid w:val="72AE57BF"/>
+    <w:multiLevelType w:val="multilevel"/>
+    <w:tmpl w:val="F5C090B8"/>
+    <w:lvl w:ilvl="0">
+      <w:start w:val="1"/>
+      <w:numFmt w:val="bullet"/>
+      <w:lvlText w:val=""/>
+      <w:lvlJc w:val="left"/>
+      <w:pPr>
+        <w:tabs>
+          <w:tab w:val="num" w:pos="720"/>
+        </w:tabs>
+        <w:ind w:left="720" w:hanging="360"/>
+      </w:pPr>
+      <w:rPr>
+        <w:rFonts w:ascii="Symbol" w:hAnsi="Symbol" w:hint="default"/>
+        <w:sz w:val="20"/>
+      </w:rPr>
+    </w:lvl>
+    <w:lvl w:ilvl="1" w:tentative="1">
+      <w:start w:val="1"/>
+      <w:numFmt w:val="bullet"/>
+      <w:lvlText w:val="o"/>
+      <w:lvlJc w:val="left"/>
+      <w:pPr>
+        <w:tabs>
+          <w:tab w:val="num" w:pos="1440"/>
+        </w:tabs>
+        <w:ind w:left="1440" w:hanging="360"/>
+      </w:pPr>
+      <w:rPr>
+        <w:rFonts w:ascii="Courier New" w:hAnsi="Courier New" w:hint="default"/>
+        <w:sz w:val="20"/>
+      </w:rPr>
+    </w:lvl>
+    <w:lvl w:ilvl="2" w:tentative="1">
+      <w:start w:val="1"/>
+      <w:numFmt w:val="bullet"/>
+      <w:lvlText w:val=""/>
+      <w:lvlJc w:val="left"/>
+      <w:pPr>
+        <w:tabs>
+          <w:tab w:val="num" w:pos="2160"/>
+        </w:tabs>
+        <w:ind w:left="2160" w:hanging="360"/>
+      </w:pPr>
+      <w:rPr>
+        <w:rFonts w:ascii="Wingdings" w:hAnsi="Wingdings" w:hint="default"/>
+        <w:sz w:val="20"/>
+      </w:rPr>
+    </w:lvl>
+    <w:lvl w:ilvl="3" w:tentative="1">
+      <w:start w:val="1"/>
+      <w:numFmt w:val="bullet"/>
+      <w:lvlText w:val=""/>
+      <w:lvlJc w:val="left"/>
+      <w:pPr>
+        <w:tabs>
+          <w:tab w:val="num" w:pos="2880"/>
+        </w:tabs>
+        <w:ind w:left="2880" w:hanging="360"/>
+      </w:pPr>
+      <w:rPr>
+        <w:rFonts w:ascii="Wingdings" w:hAnsi="Wingdings" w:hint="default"/>
+        <w:sz w:val="20"/>
+      </w:rPr>
+    </w:lvl>
+    <w:lvl w:ilvl="4" w:tentative="1">
+      <w:start w:val="1"/>
+      <w:numFmt w:val="bullet"/>
+      <w:lvlText w:val=""/>
+      <w:lvlJc w:val="left"/>
+      <w:pPr>
+        <w:tabs>
+          <w:tab w:val="num" w:pos="3600"/>
+        </w:tabs>
+        <w:ind w:left="3600" w:hanging="360"/>
+      </w:pPr>
+      <w:rPr>
+        <w:rFonts w:ascii="Wingdings" w:hAnsi="Wingdings" w:hint="default"/>
+        <w:sz w:val="20"/>
+      </w:rPr>
+    </w:lvl>
+    <w:lvl w:ilvl="5" w:tentative="1">
+      <w:start w:val="1"/>
+      <w:numFmt w:val="bullet"/>
+      <w:lvlText w:val=""/>
+      <w:lvlJc w:val="left"/>
+      <w:pPr>
+        <w:tabs>
+          <w:tab w:val="num" w:pos="4320"/>
+        </w:tabs>
+        <w:ind w:left="4320" w:hanging="360"/>
+      </w:pPr>
+      <w:rPr>
+        <w:rFonts w:ascii="Wingdings" w:hAnsi="Wingdings" w:hint="default"/>
+        <w:sz w:val="20"/>
+      </w:rPr>
+    </w:lvl>
+    <w:lvl w:ilvl="6" w:tentative="1">
+      <w:start w:val="1"/>
+      <w:numFmt w:val="bullet"/>
+      <w:lvlText w:val=""/>
+      <w:lvlJc w:val="left"/>
+      <w:pPr>
+        <w:tabs>
+          <w:tab w:val="num" w:pos="5040"/>
+        </w:tabs>
+        <w:ind w:left="5040" w:hanging="360"/>
+      </w:pPr>
+      <w:rPr>
+        <w:rFonts w:ascii="Wingdings" w:hAnsi="Wingdings" w:hint="default"/>
+        <w:sz w:val="20"/>
+      </w:rPr>
+    </w:lvl>
+    <w:lvl w:ilvl="7" w:tentative="1">
+      <w:start w:val="1"/>
+      <w:numFmt w:val="bullet"/>
+      <w:lvlText w:val=""/>
+      <w:lvlJc w:val="left"/>
+      <w:pPr>
+        <w:tabs>
+          <w:tab w:val="num" w:pos="5760"/>
+        </w:tabs>
+        <w:ind w:left="5760" w:hanging="360"/>
+      </w:pPr>
+      <w:rPr>
+        <w:rFonts w:ascii="Wingdings" w:hAnsi="Wingdings" w:hint="default"/>
+        <w:sz w:val="20"/>
+      </w:rPr>
+    </w:lvl>
+    <w:lvl w:ilvl="8" w:tentative="1">
+      <w:start w:val="1"/>
+      <w:numFmt w:val="bullet"/>
+      <w:lvlText w:val=""/>
+      <w:lvlJc w:val="left"/>
+      <w:pPr>
+        <w:tabs>
+          <w:tab w:val="num" w:pos="6480"/>
+        </w:tabs>
+        <w:ind w:left="6480" w:hanging="360"/>
+      </w:pPr>
+      <w:rPr>
+        <w:rFonts w:ascii="Wingdings" w:hAnsi="Wingdings" w:hint="default"/>
+        <w:sz w:val="20"/>
+      </w:rPr>
+    </w:lvl>
+  </w:abstractNum>
+  <w:abstractNum w:abstractNumId="32" w15:restartNumberingAfterBreak="0">
     <w:nsid w:val="735A1122"/>
     <w:multiLevelType w:val="multilevel"/>
     <w:tmpl w:val="0D2CAFDE"/>
@@ -5336,64 +8190,103 @@
     </w:lvl>
   </w:abstractNum>
   <w:num w:numId="1" w16cid:durableId="778569234">
-    <w:abstractNumId w:val="6"/>
+    <w:abstractNumId w:val="12"/>
   </w:num>
   <w:num w:numId="2" w16cid:durableId="1423532378">
-    <w:abstractNumId w:val="2"/>
+    <w:abstractNumId w:val="5"/>
   </w:num>
   <w:num w:numId="3" w16cid:durableId="221839767">
-    <w:abstractNumId w:val="4"/>
+    <w:abstractNumId w:val="7"/>
   </w:num>
   <w:num w:numId="4" w16cid:durableId="1231116137">
-    <w:abstractNumId w:val="5"/>
+    <w:abstractNumId w:val="10"/>
   </w:num>
   <w:num w:numId="5" w16cid:durableId="1675525124">
-    <w:abstractNumId w:val="3"/>
+    <w:abstractNumId w:val="6"/>
   </w:num>
   <w:num w:numId="6" w16cid:durableId="925188581">
     <w:abstractNumId w:val="0"/>
   </w:num>
   <w:num w:numId="7" w16cid:durableId="291981816">
-    <w:abstractNumId w:val="11"/>
+    <w:abstractNumId w:val="17"/>
   </w:num>
   <w:num w:numId="8" w16cid:durableId="1910995474">
-    <w:abstractNumId w:val="15"/>
+    <w:abstractNumId w:val="27"/>
   </w:num>
   <w:num w:numId="9" w16cid:durableId="1069890803">
-    <w:abstractNumId w:val="17"/>
+    <w:abstractNumId w:val="29"/>
   </w:num>
   <w:num w:numId="10" w16cid:durableId="1230918237">
     <w:abstractNumId w:val="1"/>
   </w:num>
   <w:num w:numId="11" w16cid:durableId="656690015">
+    <w:abstractNumId w:val="32"/>
+  </w:num>
+  <w:num w:numId="12" w16cid:durableId="669798759">
     <w:abstractNumId w:val="19"/>
   </w:num>
-  <w:num w:numId="12" w16cid:durableId="669798759">
+  <w:num w:numId="13" w16cid:durableId="260260256">
+    <w:abstractNumId w:val="15"/>
+  </w:num>
+  <w:num w:numId="14" w16cid:durableId="1699618768">
+    <w:abstractNumId w:val="28"/>
+  </w:num>
+  <w:num w:numId="15" w16cid:durableId="1549757401">
+    <w:abstractNumId w:val="16"/>
+  </w:num>
+  <w:num w:numId="16" w16cid:durableId="1684551741">
+    <w:abstractNumId w:val="14"/>
+  </w:num>
+  <w:num w:numId="17" w16cid:durableId="1217200246">
+    <w:abstractNumId w:val="24"/>
+  </w:num>
+  <w:num w:numId="18" w16cid:durableId="1050109962">
+    <w:abstractNumId w:val="30"/>
+  </w:num>
+  <w:num w:numId="19" w16cid:durableId="234169610">
     <w:abstractNumId w:val="13"/>
   </w:num>
-  <w:num w:numId="13" w16cid:durableId="260260256">
+  <w:num w:numId="20" w16cid:durableId="1279024935">
+    <w:abstractNumId w:val="18"/>
+  </w:num>
+  <w:num w:numId="21" w16cid:durableId="236526160">
+    <w:abstractNumId w:val="26"/>
+  </w:num>
+  <w:num w:numId="22" w16cid:durableId="1932811233">
     <w:abstractNumId w:val="9"/>
   </w:num>
-  <w:num w:numId="14" w16cid:durableId="1699618768">
-    <w:abstractNumId w:val="16"/>
+  <w:num w:numId="23" w16cid:durableId="1057320982">
+    <w:abstractNumId w:val="11"/>
   </w:num>
-  <w:num w:numId="15" w16cid:durableId="1549757401">
-    <w:abstractNumId w:val="10"/>
+  <w:num w:numId="24" w16cid:durableId="124467962">
+    <w:abstractNumId w:val="21"/>
   </w:num>
-  <w:num w:numId="16" w16cid:durableId="1684551741">
+  <w:num w:numId="25" w16cid:durableId="158234343">
+    <w:abstractNumId w:val="25"/>
+  </w:num>
+  <w:num w:numId="26" w16cid:durableId="974917354">
+    <w:abstractNumId w:val="22"/>
+  </w:num>
+  <w:num w:numId="27" w16cid:durableId="391270745">
+    <w:abstractNumId w:val="23"/>
+  </w:num>
+  <w:num w:numId="28" w16cid:durableId="1929730094">
+    <w:abstractNumId w:val="2"/>
+  </w:num>
+  <w:num w:numId="29" w16cid:durableId="1911377875">
     <w:abstractNumId w:val="8"/>
   </w:num>
-  <w:num w:numId="17" w16cid:durableId="1217200246">
-    <w:abstractNumId w:val="14"/>
+  <w:num w:numId="30" w16cid:durableId="579603322">
+    <w:abstractNumId w:val="4"/>
   </w:num>
-  <w:num w:numId="18" w16cid:durableId="1050109962">
-    <w:abstractNumId w:val="18"/>
+  <w:num w:numId="31" w16cid:durableId="1076320658">
+    <w:abstractNumId w:val="31"/>
   </w:num>
-  <w:num w:numId="19" w16cid:durableId="234169610">
-    <w:abstractNumId w:val="7"/>
+  <w:num w:numId="32" w16cid:durableId="493687650">
+    <w:abstractNumId w:val="3"/>
   </w:num>
-  <w:num w:numId="20" w16cid:durableId="1279024935">
-    <w:abstractNumId w:val="12"/>
+  <w:num w:numId="33" w16cid:durableId="1074010600">
+    <w:abstractNumId w:val="20"/>
   </w:num>
 </w:numbering>
 </file>
@@ -6001,7 +8894,6 @@
   <w:style w:type="character" w:default="1" w:styleId="Policepardfaut">
     <w:name w:val="Default Paragraph Font"/>
     <w:uiPriority w:val="1"/>
-    <w:semiHidden/>
     <w:unhideWhenUsed/>
   </w:style>
   <w:style w:type="table" w:default="1" w:styleId="TableauNormal">
